--- a/docs/jp/design/06_基本設計書_登録と証拠保全.docx
+++ b/docs/jp/design/06_基本設計書_登録と証拠保全.docx
@@ -310,7 +310,7 @@
         <w:rPr>
           <w:rFonts w:ascii="Yu Gothic" w:eastAsia="Yu Gothic" w:hAnsi="Yu Gothic"/>
         </w:rPr>
-        <w:t xml:space="preserve">受ける決定は次の表のとおりである（設計計画書 第2版の決定・要調査・未決、および項目割りで見つけた抜け）。</w:t>
+        <w:t xml:space="preserve">受ける決定は次の表のとおりである（設計計画書 第2版の決定・要調査・未決、および項目割りで見つけた抜け）。設計計画書の決定・要調査・未決の文は第13章 1.2「設計計画書の決定から概要設計書・基本設計への対応」と概要設計書の行き先表による（本章には写さず、番号と項目割りの抜けだけを載せる）。</w:t>
       </w:r>
     </w:p>
     <w:tbl>
@@ -326,9 +326,9 @@
         </w:tblBorders>
       </w:tblPr>
       <w:tblGrid>
-        <w:gridCol w:w="930"/>
-        <w:gridCol w:w="1220"/>
-        <w:gridCol w:w="7488"/>
+        <w:gridCol w:w="861"/>
+        <w:gridCol w:w="2803"/>
+        <w:gridCol w:w="5974"/>
       </w:tblGrid>
       <w:tr>
         <w:trPr>
@@ -337,7 +337,7 @@
         </w:trPr>
         <w:tc>
           <w:tcPr>
-            <w:tcW w:type="dxa" w:w="930"/>
+            <w:tcW w:type="dxa" w:w="861"/>
             <w:tcBorders>
               <w:top w:val="single" w:color="A6B8D0" w:sz="4"/>
               <w:left w:val="single" w:color="A6B8D0" w:sz="4"/>
@@ -372,7 +372,7 @@
         </w:tc>
         <w:tc>
           <w:tcPr>
-            <w:tcW w:type="dxa" w:w="1220"/>
+            <w:tcW w:type="dxa" w:w="2803"/>
             <w:tcBorders>
               <w:top w:val="single" w:color="A6B8D0" w:sz="4"/>
               <w:left w:val="single" w:color="A6B8D0" w:sz="4"/>
@@ -407,7 +407,7 @@
         </w:tc>
         <w:tc>
           <w:tcPr>
-            <w:tcW w:type="dxa" w:w="7488"/>
+            <w:tcW w:type="dxa" w:w="5974"/>
             <w:tcBorders>
               <w:top w:val="single" w:color="A6B8D0" w:sz="4"/>
               <w:left w:val="single" w:color="A6B8D0" w:sz="4"/>
@@ -448,103 +448,103 @@
         </w:trPr>
         <w:tc>
           <w:tcPr>
-            <w:tcW w:type="dxa" w:w="930"/>
-            <w:tcBorders>
-              <w:top w:val="single" w:color="A6B8D0" w:sz="4"/>
-              <w:left w:val="single" w:color="A6B8D0" w:sz="4"/>
-              <w:bottom w:val="single" w:color="A6B8D0" w:sz="4"/>
-              <w:right w:val="single" w:color="A6B8D0" w:sz="4"/>
-            </w:tcBorders>
-            <w:tcMar>
-              <w:top w:type="dxa" w:w="50"/>
-              <w:left w:type="dxa" w:w="90"/>
-              <w:bottom w:type="dxa" w:w="50"/>
-              <w:right w:type="dxa" w:w="90"/>
-            </w:tcMar>
-          </w:tcPr>
-          <w:p>
-            <w:pPr>
-              <w:keepNext/>
-              <w:keepLines/>
-              <w:spacing w:after="0" w:before="0" w:line="280"/>
-            </w:pPr>
-            <w:r>
-              <w:rPr>
-                <w:rFonts w:ascii="Yu Gothic" w:eastAsia="Yu Gothic" w:hAnsi="Yu Gothic"/>
-                <w:b w:val="false"/>
-                <w:bCs w:val="false"/>
-                <w:sz w:val="18"/>
-                <w:szCs w:val="18"/>
-              </w:rPr>
-              <w:t xml:space="preserve">D-9-2</w:t>
-            </w:r>
-          </w:p>
-        </w:tc>
-        <w:tc>
-          <w:tcPr>
-            <w:tcW w:type="dxa" w:w="1220"/>
-            <w:tcBorders>
-              <w:top w:val="single" w:color="A6B8D0" w:sz="4"/>
-              <w:left w:val="single" w:color="A6B8D0" w:sz="4"/>
-              <w:bottom w:val="single" w:color="A6B8D0" w:sz="4"/>
-              <w:right w:val="single" w:color="A6B8D0" w:sz="4"/>
-            </w:tcBorders>
-            <w:tcMar>
-              <w:top w:type="dxa" w:w="50"/>
-              <w:left w:type="dxa" w:w="90"/>
-              <w:bottom w:type="dxa" w:w="50"/>
-              <w:right w:type="dxa" w:w="90"/>
-            </w:tcMar>
-          </w:tcPr>
-          <w:p>
-            <w:pPr>
-              <w:keepNext/>
-              <w:keepLines/>
-              <w:spacing w:after="0" w:before="0" w:line="280"/>
-            </w:pPr>
-            <w:r>
-              <w:rPr>
-                <w:rFonts w:ascii="Yu Gothic" w:eastAsia="Yu Gothic" w:hAnsi="Yu Gothic"/>
-                <w:b w:val="false"/>
-                <w:bCs w:val="false"/>
-                <w:sz w:val="18"/>
-                <w:szCs w:val="18"/>
-              </w:rPr>
-              <w:t xml:space="preserve">決定</w:t>
-            </w:r>
-          </w:p>
-        </w:tc>
-        <w:tc>
-          <w:tcPr>
-            <w:tcW w:type="dxa" w:w="7488"/>
-            <w:tcBorders>
-              <w:top w:val="single" w:color="A6B8D0" w:sz="4"/>
-              <w:left w:val="single" w:color="A6B8D0" w:sz="4"/>
-              <w:bottom w:val="single" w:color="A6B8D0" w:sz="4"/>
-              <w:right w:val="single" w:color="A6B8D0" w:sz="4"/>
-            </w:tcBorders>
-            <w:tcMar>
-              <w:top w:type="dxa" w:w="50"/>
-              <w:left w:type="dxa" w:w="90"/>
-              <w:bottom w:type="dxa" w:w="50"/>
-              <w:right w:type="dxa" w:w="90"/>
-            </w:tcMar>
-          </w:tcPr>
-          <w:p>
-            <w:pPr>
-              <w:keepNext/>
-              <w:keepLines/>
-              <w:spacing w:after="0" w:before="0" w:line="280"/>
-            </w:pPr>
-            <w:r>
-              <w:rPr>
-                <w:rFonts w:ascii="Yu Gothic" w:eastAsia="Yu Gothic" w:hAnsi="Yu Gothic"/>
-                <w:b w:val="false"/>
-                <w:bCs w:val="false"/>
-                <w:sz w:val="18"/>
-                <w:szCs w:val="18"/>
-              </w:rPr>
-              <w:t xml:space="preserve">販売時に選んだ許可範囲を、転載が何に抵触しているかを判断する基準とする</w:t>
+            <w:tcW w:type="dxa" w:w="861"/>
+            <w:tcBorders>
+              <w:top w:val="single" w:color="A6B8D0" w:sz="4"/>
+              <w:left w:val="single" w:color="A6B8D0" w:sz="4"/>
+              <w:bottom w:val="single" w:color="A6B8D0" w:sz="4"/>
+              <w:right w:val="single" w:color="A6B8D0" w:sz="4"/>
+            </w:tcBorders>
+            <w:tcMar>
+              <w:top w:type="dxa" w:w="50"/>
+              <w:left w:type="dxa" w:w="90"/>
+              <w:bottom w:type="dxa" w:w="50"/>
+              <w:right w:type="dxa" w:w="90"/>
+            </w:tcMar>
+          </w:tcPr>
+          <w:p>
+            <w:pPr>
+              <w:keepNext/>
+              <w:keepLines/>
+              <w:spacing w:after="0" w:before="0" w:line="280"/>
+            </w:pPr>
+            <w:r>
+              <w:rPr>
+                <w:rFonts w:ascii="Yu Gothic" w:eastAsia="Yu Gothic" w:hAnsi="Yu Gothic"/>
+                <w:b w:val="false"/>
+                <w:bCs w:val="false"/>
+                <w:sz w:val="18"/>
+                <w:szCs w:val="18"/>
+              </w:rPr>
+              <w:t xml:space="preserve">A-4</w:t>
+            </w:r>
+          </w:p>
+        </w:tc>
+        <w:tc>
+          <w:tcPr>
+            <w:tcW w:type="dxa" w:w="2803"/>
+            <w:tcBorders>
+              <w:top w:val="single" w:color="A6B8D0" w:sz="4"/>
+              <w:left w:val="single" w:color="A6B8D0" w:sz="4"/>
+              <w:bottom w:val="single" w:color="A6B8D0" w:sz="4"/>
+              <w:right w:val="single" w:color="A6B8D0" w:sz="4"/>
+            </w:tcBorders>
+            <w:tcMar>
+              <w:top w:type="dxa" w:w="50"/>
+              <w:left w:type="dxa" w:w="90"/>
+              <w:bottom w:type="dxa" w:w="50"/>
+              <w:right w:type="dxa" w:w="90"/>
+            </w:tcMar>
+          </w:tcPr>
+          <w:p>
+            <w:pPr>
+              <w:keepNext/>
+              <w:keepLines/>
+              <w:spacing w:after="0" w:before="0" w:line="280"/>
+            </w:pPr>
+            <w:r>
+              <w:rPr>
+                <w:rFonts w:ascii="Yu Gothic" w:eastAsia="Yu Gothic" w:hAnsi="Yu Gothic"/>
+                <w:b w:val="false"/>
+                <w:bCs w:val="false"/>
+                <w:sz w:val="18"/>
+                <w:szCs w:val="18"/>
+              </w:rPr>
+              <w:t xml:space="preserve">項目割りで見つけた抜け</w:t>
+            </w:r>
+          </w:p>
+        </w:tc>
+        <w:tc>
+          <w:tcPr>
+            <w:tcW w:type="dxa" w:w="5974"/>
+            <w:tcBorders>
+              <w:top w:val="single" w:color="A6B8D0" w:sz="4"/>
+              <w:left w:val="single" w:color="A6B8D0" w:sz="4"/>
+              <w:bottom w:val="single" w:color="A6B8D0" w:sz="4"/>
+              <w:right w:val="single" w:color="A6B8D0" w:sz="4"/>
+            </w:tcBorders>
+            <w:tcMar>
+              <w:top w:type="dxa" w:w="50"/>
+              <w:left w:type="dxa" w:w="90"/>
+              <w:bottom w:type="dxa" w:w="50"/>
+              <w:right w:type="dxa" w:w="90"/>
+            </w:tcMar>
+          </w:tcPr>
+          <w:p>
+            <w:pPr>
+              <w:keepNext/>
+              <w:keepLines/>
+              <w:spacing w:after="0" w:before="0" w:line="280"/>
+            </w:pPr>
+            <w:r>
+              <w:rPr>
+                <w:rFonts w:ascii="Yu Gothic" w:eastAsia="Yu Gothic" w:hAnsi="Yu Gothic"/>
+                <w:b w:val="false"/>
+                <w:bCs w:val="false"/>
+                <w:sz w:val="18"/>
+                <w:szCs w:val="18"/>
+              </w:rPr>
+              <w:t xml:space="preserve">誤った登録の訂正、および装われた真の権利者の救済</w:t>
             </w:r>
           </w:p>
         </w:tc>
@@ -556,103 +556,103 @@
         </w:trPr>
         <w:tc>
           <w:tcPr>
-            <w:tcW w:type="dxa" w:w="930"/>
-            <w:tcBorders>
-              <w:top w:val="single" w:color="A6B8D0" w:sz="4"/>
-              <w:left w:val="single" w:color="A6B8D0" w:sz="4"/>
-              <w:bottom w:val="single" w:color="A6B8D0" w:sz="4"/>
-              <w:right w:val="single" w:color="A6B8D0" w:sz="4"/>
-            </w:tcBorders>
-            <w:tcMar>
-              <w:top w:type="dxa" w:w="50"/>
-              <w:left w:type="dxa" w:w="90"/>
-              <w:bottom w:type="dxa" w:w="50"/>
-              <w:right w:type="dxa" w:w="90"/>
-            </w:tcMar>
-          </w:tcPr>
-          <w:p>
-            <w:pPr>
-              <w:keepNext/>
-              <w:keepLines/>
-              <w:spacing w:after="0" w:before="0" w:line="280"/>
-            </w:pPr>
-            <w:r>
-              <w:rPr>
-                <w:rFonts w:ascii="Yu Gothic" w:eastAsia="Yu Gothic" w:hAnsi="Yu Gothic"/>
-                <w:b w:val="false"/>
-                <w:bCs w:val="false"/>
-                <w:sz w:val="18"/>
-                <w:szCs w:val="18"/>
-              </w:rPr>
-              <w:t xml:space="preserve">D-10-1</w:t>
-            </w:r>
-          </w:p>
-        </w:tc>
-        <w:tc>
-          <w:tcPr>
-            <w:tcW w:type="dxa" w:w="1220"/>
-            <w:tcBorders>
-              <w:top w:val="single" w:color="A6B8D0" w:sz="4"/>
-              <w:left w:val="single" w:color="A6B8D0" w:sz="4"/>
-              <w:bottom w:val="single" w:color="A6B8D0" w:sz="4"/>
-              <w:right w:val="single" w:color="A6B8D0" w:sz="4"/>
-            </w:tcBorders>
-            <w:tcMar>
-              <w:top w:type="dxa" w:w="50"/>
-              <w:left w:type="dxa" w:w="90"/>
-              <w:bottom w:type="dxa" w:w="50"/>
-              <w:right w:type="dxa" w:w="90"/>
-            </w:tcMar>
-          </w:tcPr>
-          <w:p>
-            <w:pPr>
-              <w:keepNext/>
-              <w:keepLines/>
-              <w:spacing w:after="0" w:before="0" w:line="280"/>
-            </w:pPr>
-            <w:r>
-              <w:rPr>
-                <w:rFonts w:ascii="Yu Gothic" w:eastAsia="Yu Gothic" w:hAnsi="Yu Gothic"/>
-                <w:b w:val="false"/>
-                <w:bCs w:val="false"/>
-                <w:sz w:val="18"/>
-                <w:szCs w:val="18"/>
-              </w:rPr>
-              <w:t xml:space="preserve">決定</w:t>
-            </w:r>
-          </w:p>
-        </w:tc>
-        <w:tc>
-          <w:tcPr>
-            <w:tcW w:type="dxa" w:w="7488"/>
-            <w:tcBorders>
-              <w:top w:val="single" w:color="A6B8D0" w:sz="4"/>
-              <w:left w:val="single" w:color="A6B8D0" w:sz="4"/>
-              <w:bottom w:val="single" w:color="A6B8D0" w:sz="4"/>
-              <w:right w:val="single" w:color="A6B8D0" w:sz="4"/>
-            </w:tcBorders>
-            <w:tcMar>
-              <w:top w:type="dxa" w:w="50"/>
-              <w:left w:type="dxa" w:w="90"/>
-              <w:bottom w:type="dxa" w:w="50"/>
-              <w:right w:type="dxa" w:w="90"/>
-            </w:tcMar>
-          </w:tcPr>
-          <w:p>
-            <w:pPr>
-              <w:keepNext/>
-              <w:keepLines/>
-              <w:spacing w:after="0" w:before="0" w:line="280"/>
-            </w:pPr>
-            <w:r>
-              <w:rPr>
-                <w:rFonts w:ascii="Yu Gothic" w:eastAsia="Yu Gothic" w:hAnsi="Yu Gothic"/>
-                <w:b w:val="false"/>
-                <w:bCs w:val="false"/>
-                <w:sz w:val="18"/>
-                <w:szCs w:val="18"/>
-              </w:rPr>
-              <w:t xml:space="preserve">利用者自身による転載の登録は、本書の範囲に含める</w:t>
+            <w:tcW w:type="dxa" w:w="861"/>
+            <w:tcBorders>
+              <w:top w:val="single" w:color="A6B8D0" w:sz="4"/>
+              <w:left w:val="single" w:color="A6B8D0" w:sz="4"/>
+              <w:bottom w:val="single" w:color="A6B8D0" w:sz="4"/>
+              <w:right w:val="single" w:color="A6B8D0" w:sz="4"/>
+            </w:tcBorders>
+            <w:tcMar>
+              <w:top w:type="dxa" w:w="50"/>
+              <w:left w:type="dxa" w:w="90"/>
+              <w:bottom w:type="dxa" w:w="50"/>
+              <w:right w:type="dxa" w:w="90"/>
+            </w:tcMar>
+          </w:tcPr>
+          <w:p>
+            <w:pPr>
+              <w:keepNext/>
+              <w:keepLines/>
+              <w:spacing w:after="0" w:before="0" w:line="280"/>
+            </w:pPr>
+            <w:r>
+              <w:rPr>
+                <w:rFonts w:ascii="Yu Gothic" w:eastAsia="Yu Gothic" w:hAnsi="Yu Gothic"/>
+                <w:b w:val="false"/>
+                <w:bCs w:val="false"/>
+                <w:sz w:val="18"/>
+                <w:szCs w:val="18"/>
+              </w:rPr>
+              <w:t xml:space="preserve">A-5</w:t>
+            </w:r>
+          </w:p>
+        </w:tc>
+        <w:tc>
+          <w:tcPr>
+            <w:tcW w:type="dxa" w:w="2803"/>
+            <w:tcBorders>
+              <w:top w:val="single" w:color="A6B8D0" w:sz="4"/>
+              <w:left w:val="single" w:color="A6B8D0" w:sz="4"/>
+              <w:bottom w:val="single" w:color="A6B8D0" w:sz="4"/>
+              <w:right w:val="single" w:color="A6B8D0" w:sz="4"/>
+            </w:tcBorders>
+            <w:tcMar>
+              <w:top w:type="dxa" w:w="50"/>
+              <w:left w:type="dxa" w:w="90"/>
+              <w:bottom w:type="dxa" w:w="50"/>
+              <w:right w:type="dxa" w:w="90"/>
+            </w:tcMar>
+          </w:tcPr>
+          <w:p>
+            <w:pPr>
+              <w:keepNext/>
+              <w:keepLines/>
+              <w:spacing w:after="0" w:before="0" w:line="280"/>
+            </w:pPr>
+            <w:r>
+              <w:rPr>
+                <w:rFonts w:ascii="Yu Gothic" w:eastAsia="Yu Gothic" w:hAnsi="Yu Gothic"/>
+                <w:b w:val="false"/>
+                <w:bCs w:val="false"/>
+                <w:sz w:val="18"/>
+                <w:szCs w:val="18"/>
+              </w:rPr>
+              <w:t xml:space="preserve">項目割りで見つけた抜け</w:t>
+            </w:r>
+          </w:p>
+        </w:tc>
+        <w:tc>
+          <w:tcPr>
+            <w:tcW w:type="dxa" w:w="5974"/>
+            <w:tcBorders>
+              <w:top w:val="single" w:color="A6B8D0" w:sz="4"/>
+              <w:left w:val="single" w:color="A6B8D0" w:sz="4"/>
+              <w:bottom w:val="single" w:color="A6B8D0" w:sz="4"/>
+              <w:right w:val="single" w:color="A6B8D0" w:sz="4"/>
+            </w:tcBorders>
+            <w:tcMar>
+              <w:top w:type="dxa" w:w="50"/>
+              <w:left w:type="dxa" w:w="90"/>
+              <w:bottom w:type="dxa" w:w="50"/>
+              <w:right w:type="dxa" w:w="90"/>
+            </w:tcMar>
+          </w:tcPr>
+          <w:p>
+            <w:pPr>
+              <w:keepNext/>
+              <w:keepLines/>
+              <w:spacing w:after="0" w:before="0" w:line="280"/>
+            </w:pPr>
+            <w:r>
+              <w:rPr>
+                <w:rFonts w:ascii="Yu Gothic" w:eastAsia="Yu Gothic" w:hAnsi="Yu Gothic"/>
+                <w:b w:val="false"/>
+                <w:bCs w:val="false"/>
+                <w:sz w:val="18"/>
+                <w:szCs w:val="18"/>
+              </w:rPr>
+              <w:t xml:space="preserve">状況確認の中身（自動で URL を見に行けば第2段との境界にかかる）</w:t>
             </w:r>
           </w:p>
         </w:tc>
@@ -664,1245 +664,57 @@
         </w:trPr>
         <w:tc>
           <w:tcPr>
-            <w:tcW w:type="dxa" w:w="930"/>
-            <w:tcBorders>
-              <w:top w:val="single" w:color="A6B8D0" w:sz="4"/>
-              <w:left w:val="single" w:color="A6B8D0" w:sz="4"/>
-              <w:bottom w:val="single" w:color="A6B8D0" w:sz="4"/>
-              <w:right w:val="single" w:color="A6B8D0" w:sz="4"/>
-            </w:tcBorders>
-            <w:tcMar>
-              <w:top w:type="dxa" w:w="50"/>
-              <w:left w:type="dxa" w:w="90"/>
-              <w:bottom w:type="dxa" w:w="50"/>
-              <w:right w:type="dxa" w:w="90"/>
-            </w:tcMar>
-          </w:tcPr>
-          <w:p>
-            <w:pPr>
-              <w:keepNext/>
-              <w:keepLines/>
-              <w:spacing w:after="0" w:before="0" w:line="280"/>
-            </w:pPr>
-            <w:r>
-              <w:rPr>
-                <w:rFonts w:ascii="Yu Gothic" w:eastAsia="Yu Gothic" w:hAnsi="Yu Gothic"/>
-                <w:b w:val="false"/>
-                <w:bCs w:val="false"/>
-                <w:sz w:val="18"/>
-                <w:szCs w:val="18"/>
-              </w:rPr>
-              <w:t xml:space="preserve">D-10-2</w:t>
-            </w:r>
-          </w:p>
-        </w:tc>
-        <w:tc>
-          <w:tcPr>
-            <w:tcW w:type="dxa" w:w="1220"/>
-            <w:tcBorders>
-              <w:top w:val="single" w:color="A6B8D0" w:sz="4"/>
-              <w:left w:val="single" w:color="A6B8D0" w:sz="4"/>
-              <w:bottom w:val="single" w:color="A6B8D0" w:sz="4"/>
-              <w:right w:val="single" w:color="A6B8D0" w:sz="4"/>
-            </w:tcBorders>
-            <w:tcMar>
-              <w:top w:type="dxa" w:w="50"/>
-              <w:left w:type="dxa" w:w="90"/>
-              <w:bottom w:type="dxa" w:w="50"/>
-              <w:right w:type="dxa" w:w="90"/>
-            </w:tcMar>
-          </w:tcPr>
-          <w:p>
-            <w:pPr>
-              <w:keepNext/>
-              <w:keepLines/>
-              <w:spacing w:after="0" w:before="0" w:line="280"/>
-            </w:pPr>
-            <w:r>
-              <w:rPr>
-                <w:rFonts w:ascii="Yu Gothic" w:eastAsia="Yu Gothic" w:hAnsi="Yu Gothic"/>
-                <w:b w:val="false"/>
-                <w:bCs w:val="false"/>
-                <w:sz w:val="18"/>
-                <w:szCs w:val="18"/>
-              </w:rPr>
-              <w:t xml:space="preserve">決定</w:t>
-            </w:r>
-          </w:p>
-        </w:tc>
-        <w:tc>
-          <w:tcPr>
-            <w:tcW w:type="dxa" w:w="7488"/>
-            <w:tcBorders>
-              <w:top w:val="single" w:color="A6B8D0" w:sz="4"/>
-              <w:left w:val="single" w:color="A6B8D0" w:sz="4"/>
-              <w:bottom w:val="single" w:color="A6B8D0" w:sz="4"/>
-              <w:right w:val="single" w:color="A6B8D0" w:sz="4"/>
-            </w:tcBorders>
-            <w:tcMar>
-              <w:top w:type="dxa" w:w="50"/>
-              <w:left w:type="dxa" w:w="90"/>
-              <w:bottom w:type="dxa" w:w="50"/>
-              <w:right w:type="dxa" w:w="90"/>
-            </w:tcMar>
-          </w:tcPr>
-          <w:p>
-            <w:pPr>
-              <w:keepNext/>
-              <w:keepLines/>
-              <w:spacing w:after="0" w:before="0" w:line="280"/>
-            </w:pPr>
-            <w:r>
-              <w:rPr>
-                <w:rFonts w:ascii="Yu Gothic" w:eastAsia="Yu Gothic" w:hAnsi="Yu Gothic"/>
-                <w:b w:val="false"/>
-                <w:bCs w:val="false"/>
-                <w:sz w:val="18"/>
-                <w:szCs w:val="18"/>
-              </w:rPr>
-              <w:t xml:space="preserve">登録はクライアントアプリからボタン1つで行い、同時に証拠を保全する</w:t>
-            </w:r>
-          </w:p>
-        </w:tc>
-      </w:tr>
-      <w:tr>
-        <w:trPr>
-          <w:cantSplit/>
-          <w:tblHeader w:val="off"/>
-        </w:trPr>
-        <w:tc>
-          <w:tcPr>
-            <w:tcW w:type="dxa" w:w="930"/>
-            <w:tcBorders>
-              <w:top w:val="single" w:color="A6B8D0" w:sz="4"/>
-              <w:left w:val="single" w:color="A6B8D0" w:sz="4"/>
-              <w:bottom w:val="single" w:color="A6B8D0" w:sz="4"/>
-              <w:right w:val="single" w:color="A6B8D0" w:sz="4"/>
-            </w:tcBorders>
-            <w:tcMar>
-              <w:top w:type="dxa" w:w="50"/>
-              <w:left w:type="dxa" w:w="90"/>
-              <w:bottom w:type="dxa" w:w="50"/>
-              <w:right w:type="dxa" w:w="90"/>
-            </w:tcMar>
-          </w:tcPr>
-          <w:p>
-            <w:pPr>
-              <w:keepNext/>
-              <w:keepLines/>
-              <w:spacing w:after="0" w:before="0" w:line="280"/>
-            </w:pPr>
-            <w:r>
-              <w:rPr>
-                <w:rFonts w:ascii="Yu Gothic" w:eastAsia="Yu Gothic" w:hAnsi="Yu Gothic"/>
-                <w:b w:val="false"/>
-                <w:bCs w:val="false"/>
-                <w:sz w:val="18"/>
-                <w:szCs w:val="18"/>
-              </w:rPr>
-              <w:t xml:space="preserve">D-10-3</w:t>
-            </w:r>
-          </w:p>
-        </w:tc>
-        <w:tc>
-          <w:tcPr>
-            <w:tcW w:type="dxa" w:w="1220"/>
-            <w:tcBorders>
-              <w:top w:val="single" w:color="A6B8D0" w:sz="4"/>
-              <w:left w:val="single" w:color="A6B8D0" w:sz="4"/>
-              <w:bottom w:val="single" w:color="A6B8D0" w:sz="4"/>
-              <w:right w:val="single" w:color="A6B8D0" w:sz="4"/>
-            </w:tcBorders>
-            <w:tcMar>
-              <w:top w:type="dxa" w:w="50"/>
-              <w:left w:type="dxa" w:w="90"/>
-              <w:bottom w:type="dxa" w:w="50"/>
-              <w:right w:type="dxa" w:w="90"/>
-            </w:tcMar>
-          </w:tcPr>
-          <w:p>
-            <w:pPr>
-              <w:keepNext/>
-              <w:keepLines/>
-              <w:spacing w:after="0" w:before="0" w:line="280"/>
-            </w:pPr>
-            <w:r>
-              <w:rPr>
-                <w:rFonts w:ascii="Yu Gothic" w:eastAsia="Yu Gothic" w:hAnsi="Yu Gothic"/>
-                <w:b w:val="false"/>
-                <w:bCs w:val="false"/>
-                <w:sz w:val="18"/>
-                <w:szCs w:val="18"/>
-              </w:rPr>
-              <w:t xml:space="preserve">決定</w:t>
-            </w:r>
-          </w:p>
-        </w:tc>
-        <w:tc>
-          <w:tcPr>
-            <w:tcW w:type="dxa" w:w="7488"/>
-            <w:tcBorders>
-              <w:top w:val="single" w:color="A6B8D0" w:sz="4"/>
-              <w:left w:val="single" w:color="A6B8D0" w:sz="4"/>
-              <w:bottom w:val="single" w:color="A6B8D0" w:sz="4"/>
-              <w:right w:val="single" w:color="A6B8D0" w:sz="4"/>
-            </w:tcBorders>
-            <w:tcMar>
-              <w:top w:type="dxa" w:w="50"/>
-              <w:left w:type="dxa" w:w="90"/>
-              <w:bottom w:type="dxa" w:w="50"/>
-              <w:right w:type="dxa" w:w="90"/>
-            </w:tcMar>
-          </w:tcPr>
-          <w:p>
-            <w:pPr>
-              <w:keepNext/>
-              <w:keepLines/>
-              <w:spacing w:after="0" w:before="0" w:line="280"/>
-            </w:pPr>
-            <w:r>
-              <w:rPr>
-                <w:rFonts w:ascii="Yu Gothic" w:eastAsia="Yu Gothic" w:hAnsi="Yu Gothic"/>
-                <w:b w:val="false"/>
-                <w:bCs w:val="false"/>
-                <w:sz w:val="18"/>
-                <w:szCs w:val="18"/>
-              </w:rPr>
-              <w:t xml:space="preserve">ログインを要するページは、利用者本人がログインして取得する</w:t>
-            </w:r>
-          </w:p>
-        </w:tc>
-      </w:tr>
-      <w:tr>
-        <w:trPr>
-          <w:cantSplit/>
-          <w:tblHeader w:val="off"/>
-        </w:trPr>
-        <w:tc>
-          <w:tcPr>
-            <w:tcW w:type="dxa" w:w="930"/>
-            <w:tcBorders>
-              <w:top w:val="single" w:color="A6B8D0" w:sz="4"/>
-              <w:left w:val="single" w:color="A6B8D0" w:sz="4"/>
-              <w:bottom w:val="single" w:color="A6B8D0" w:sz="4"/>
-              <w:right w:val="single" w:color="A6B8D0" w:sz="4"/>
-            </w:tcBorders>
-            <w:tcMar>
-              <w:top w:type="dxa" w:w="50"/>
-              <w:left w:type="dxa" w:w="90"/>
-              <w:bottom w:type="dxa" w:w="50"/>
-              <w:right w:type="dxa" w:w="90"/>
-            </w:tcMar>
-          </w:tcPr>
-          <w:p>
-            <w:pPr>
-              <w:keepNext/>
-              <w:keepLines/>
-              <w:spacing w:after="0" w:before="0" w:line="280"/>
-            </w:pPr>
-            <w:r>
-              <w:rPr>
-                <w:rFonts w:ascii="Yu Gothic" w:eastAsia="Yu Gothic" w:hAnsi="Yu Gothic"/>
-                <w:b w:val="false"/>
-                <w:bCs w:val="false"/>
-                <w:sz w:val="18"/>
-                <w:szCs w:val="18"/>
-              </w:rPr>
-              <w:t xml:space="preserve">D-10-4</w:t>
-            </w:r>
-          </w:p>
-        </w:tc>
-        <w:tc>
-          <w:tcPr>
-            <w:tcW w:type="dxa" w:w="1220"/>
-            <w:tcBorders>
-              <w:top w:val="single" w:color="A6B8D0" w:sz="4"/>
-              <w:left w:val="single" w:color="A6B8D0" w:sz="4"/>
-              <w:bottom w:val="single" w:color="A6B8D0" w:sz="4"/>
-              <w:right w:val="single" w:color="A6B8D0" w:sz="4"/>
-            </w:tcBorders>
-            <w:tcMar>
-              <w:top w:type="dxa" w:w="50"/>
-              <w:left w:type="dxa" w:w="90"/>
-              <w:bottom w:type="dxa" w:w="50"/>
-              <w:right w:type="dxa" w:w="90"/>
-            </w:tcMar>
-          </w:tcPr>
-          <w:p>
-            <w:pPr>
-              <w:keepNext/>
-              <w:keepLines/>
-              <w:spacing w:after="0" w:before="0" w:line="280"/>
-            </w:pPr>
-            <w:r>
-              <w:rPr>
-                <w:rFonts w:ascii="Yu Gothic" w:eastAsia="Yu Gothic" w:hAnsi="Yu Gothic"/>
-                <w:b w:val="false"/>
-                <w:bCs w:val="false"/>
-                <w:sz w:val="18"/>
-                <w:szCs w:val="18"/>
-              </w:rPr>
-              <w:t xml:space="preserve">決定</w:t>
-            </w:r>
-          </w:p>
-        </w:tc>
-        <w:tc>
-          <w:tcPr>
-            <w:tcW w:type="dxa" w:w="7488"/>
-            <w:tcBorders>
-              <w:top w:val="single" w:color="A6B8D0" w:sz="4"/>
-              <w:left w:val="single" w:color="A6B8D0" w:sz="4"/>
-              <w:bottom w:val="single" w:color="A6B8D0" w:sz="4"/>
-              <w:right w:val="single" w:color="A6B8D0" w:sz="4"/>
-            </w:tcBorders>
-            <w:tcMar>
-              <w:top w:type="dxa" w:w="50"/>
-              <w:left w:type="dxa" w:w="90"/>
-              <w:bottom w:type="dxa" w:w="50"/>
-              <w:right w:type="dxa" w:w="90"/>
-            </w:tcMar>
-          </w:tcPr>
-          <w:p>
-            <w:pPr>
-              <w:keepNext/>
-              <w:keepLines/>
-              <w:spacing w:after="0" w:before="0" w:line="280"/>
-            </w:pPr>
-            <w:r>
-              <w:rPr>
-                <w:rFonts w:ascii="Yu Gothic" w:eastAsia="Yu Gothic" w:hAnsi="Yu Gothic"/>
-                <w:b w:val="false"/>
-                <w:bCs w:val="false"/>
-                <w:sz w:val="18"/>
-                <w:szCs w:val="18"/>
-              </w:rPr>
-              <w:t xml:space="preserve">取っておくべき証拠を示す入力欄を設ける</w:t>
-            </w:r>
-          </w:p>
-        </w:tc>
-      </w:tr>
-      <w:tr>
-        <w:trPr>
-          <w:cantSplit/>
-          <w:tblHeader w:val="off"/>
-        </w:trPr>
-        <w:tc>
-          <w:tcPr>
-            <w:tcW w:type="dxa" w:w="930"/>
-            <w:tcBorders>
-              <w:top w:val="single" w:color="A6B8D0" w:sz="4"/>
-              <w:left w:val="single" w:color="A6B8D0" w:sz="4"/>
-              <w:bottom w:val="single" w:color="A6B8D0" w:sz="4"/>
-              <w:right w:val="single" w:color="A6B8D0" w:sz="4"/>
-            </w:tcBorders>
-            <w:tcMar>
-              <w:top w:type="dxa" w:w="50"/>
-              <w:left w:type="dxa" w:w="90"/>
-              <w:bottom w:type="dxa" w:w="50"/>
-              <w:right w:type="dxa" w:w="90"/>
-            </w:tcMar>
-          </w:tcPr>
-          <w:p>
-            <w:pPr>
-              <w:keepNext/>
-              <w:keepLines/>
-              <w:spacing w:after="0" w:before="0" w:line="280"/>
-            </w:pPr>
-            <w:r>
-              <w:rPr>
-                <w:rFonts w:ascii="Yu Gothic" w:eastAsia="Yu Gothic" w:hAnsi="Yu Gothic"/>
-                <w:b w:val="false"/>
-                <w:bCs w:val="false"/>
-                <w:sz w:val="18"/>
-                <w:szCs w:val="18"/>
-              </w:rPr>
-              <w:t xml:space="preserve">D-10-5</w:t>
-            </w:r>
-          </w:p>
-        </w:tc>
-        <w:tc>
-          <w:tcPr>
-            <w:tcW w:type="dxa" w:w="1220"/>
-            <w:tcBorders>
-              <w:top w:val="single" w:color="A6B8D0" w:sz="4"/>
-              <w:left w:val="single" w:color="A6B8D0" w:sz="4"/>
-              <w:bottom w:val="single" w:color="A6B8D0" w:sz="4"/>
-              <w:right w:val="single" w:color="A6B8D0" w:sz="4"/>
-            </w:tcBorders>
-            <w:tcMar>
-              <w:top w:type="dxa" w:w="50"/>
-              <w:left w:type="dxa" w:w="90"/>
-              <w:bottom w:type="dxa" w:w="50"/>
-              <w:right w:type="dxa" w:w="90"/>
-            </w:tcMar>
-          </w:tcPr>
-          <w:p>
-            <w:pPr>
-              <w:keepNext/>
-              <w:keepLines/>
-              <w:spacing w:after="0" w:before="0" w:line="280"/>
-            </w:pPr>
-            <w:r>
-              <w:rPr>
-                <w:rFonts w:ascii="Yu Gothic" w:eastAsia="Yu Gothic" w:hAnsi="Yu Gothic"/>
-                <w:b w:val="false"/>
-                <w:bCs w:val="false"/>
-                <w:sz w:val="18"/>
-                <w:szCs w:val="18"/>
-              </w:rPr>
-              <w:t xml:space="preserve">決定</w:t>
-            </w:r>
-          </w:p>
-        </w:tc>
-        <w:tc>
-          <w:tcPr>
-            <w:tcW w:type="dxa" w:w="7488"/>
-            <w:tcBorders>
-              <w:top w:val="single" w:color="A6B8D0" w:sz="4"/>
-              <w:left w:val="single" w:color="A6B8D0" w:sz="4"/>
-              <w:bottom w:val="single" w:color="A6B8D0" w:sz="4"/>
-              <w:right w:val="single" w:color="A6B8D0" w:sz="4"/>
-            </w:tcBorders>
-            <w:tcMar>
-              <w:top w:type="dxa" w:w="50"/>
-              <w:left w:type="dxa" w:w="90"/>
-              <w:bottom w:type="dxa" w:w="50"/>
-              <w:right w:type="dxa" w:w="90"/>
-            </w:tcMar>
-          </w:tcPr>
-          <w:p>
-            <w:pPr>
-              <w:keepNext/>
-              <w:keepLines/>
-              <w:spacing w:after="0" w:before="0" w:line="280"/>
-            </w:pPr>
-            <w:r>
-              <w:rPr>
-                <w:rFonts w:ascii="Yu Gothic" w:eastAsia="Yu Gothic" w:hAnsi="Yu Gothic"/>
-                <w:b w:val="false"/>
-                <w:bCs w:val="false"/>
-                <w:sz w:val="18"/>
-                <w:szCs w:val="18"/>
-              </w:rPr>
-              <w:t xml:space="preserve">取得する具体的な項目は設計書で定める</w:t>
-            </w:r>
-          </w:p>
-        </w:tc>
-      </w:tr>
-      <w:tr>
-        <w:trPr>
-          <w:cantSplit/>
-          <w:tblHeader w:val="off"/>
-        </w:trPr>
-        <w:tc>
-          <w:tcPr>
-            <w:tcW w:type="dxa" w:w="930"/>
-            <w:tcBorders>
-              <w:top w:val="single" w:color="A6B8D0" w:sz="4"/>
-              <w:left w:val="single" w:color="A6B8D0" w:sz="4"/>
-              <w:bottom w:val="single" w:color="A6B8D0" w:sz="4"/>
-              <w:right w:val="single" w:color="A6B8D0" w:sz="4"/>
-            </w:tcBorders>
-            <w:tcMar>
-              <w:top w:type="dxa" w:w="50"/>
-              <w:left w:type="dxa" w:w="90"/>
-              <w:bottom w:type="dxa" w:w="50"/>
-              <w:right w:type="dxa" w:w="90"/>
-            </w:tcMar>
-          </w:tcPr>
-          <w:p>
-            <w:pPr>
-              <w:keepNext/>
-              <w:keepLines/>
-              <w:spacing w:after="0" w:before="0" w:line="280"/>
-            </w:pPr>
-            <w:r>
-              <w:rPr>
-                <w:rFonts w:ascii="Yu Gothic" w:eastAsia="Yu Gothic" w:hAnsi="Yu Gothic"/>
-                <w:b w:val="false"/>
-                <w:bCs w:val="false"/>
-                <w:sz w:val="18"/>
-                <w:szCs w:val="18"/>
-              </w:rPr>
-              <w:t xml:space="preserve">D-10-6</w:t>
-            </w:r>
-          </w:p>
-        </w:tc>
-        <w:tc>
-          <w:tcPr>
-            <w:tcW w:type="dxa" w:w="1220"/>
-            <w:tcBorders>
-              <w:top w:val="single" w:color="A6B8D0" w:sz="4"/>
-              <w:left w:val="single" w:color="A6B8D0" w:sz="4"/>
-              <w:bottom w:val="single" w:color="A6B8D0" w:sz="4"/>
-              <w:right w:val="single" w:color="A6B8D0" w:sz="4"/>
-            </w:tcBorders>
-            <w:tcMar>
-              <w:top w:type="dxa" w:w="50"/>
-              <w:left w:type="dxa" w:w="90"/>
-              <w:bottom w:type="dxa" w:w="50"/>
-              <w:right w:type="dxa" w:w="90"/>
-            </w:tcMar>
-          </w:tcPr>
-          <w:p>
-            <w:pPr>
-              <w:keepNext/>
-              <w:keepLines/>
-              <w:spacing w:after="0" w:before="0" w:line="280"/>
-            </w:pPr>
-            <w:r>
-              <w:rPr>
-                <w:rFonts w:ascii="Yu Gothic" w:eastAsia="Yu Gothic" w:hAnsi="Yu Gothic"/>
-                <w:b w:val="false"/>
-                <w:bCs w:val="false"/>
-                <w:sz w:val="18"/>
-                <w:szCs w:val="18"/>
-              </w:rPr>
-              <w:t xml:space="preserve">決定</w:t>
-            </w:r>
-          </w:p>
-        </w:tc>
-        <w:tc>
-          <w:tcPr>
-            <w:tcW w:type="dxa" w:w="7488"/>
-            <w:tcBorders>
-              <w:top w:val="single" w:color="A6B8D0" w:sz="4"/>
-              <w:left w:val="single" w:color="A6B8D0" w:sz="4"/>
-              <w:bottom w:val="single" w:color="A6B8D0" w:sz="4"/>
-              <w:right w:val="single" w:color="A6B8D0" w:sz="4"/>
-            </w:tcBorders>
-            <w:tcMar>
-              <w:top w:type="dxa" w:w="50"/>
-              <w:left w:type="dxa" w:w="90"/>
-              <w:bottom w:type="dxa" w:w="50"/>
-              <w:right w:type="dxa" w:w="90"/>
-            </w:tcMar>
-          </w:tcPr>
-          <w:p>
-            <w:pPr>
-              <w:keepNext/>
-              <w:keepLines/>
-              <w:spacing w:after="0" w:before="0" w:line="280"/>
-            </w:pPr>
-            <w:r>
-              <w:rPr>
-                <w:rFonts w:ascii="Yu Gothic" w:eastAsia="Yu Gothic" w:hAnsi="Yu Gothic"/>
-                <w:b w:val="false"/>
-                <w:bCs w:val="false"/>
-                <w:sz w:val="18"/>
-                <w:szCs w:val="18"/>
-              </w:rPr>
-              <w:t xml:space="preserve">照合の判断および登録の責務は、登録した利用者本人が負う</w:t>
-            </w:r>
-          </w:p>
-        </w:tc>
-      </w:tr>
-      <w:tr>
-        <w:trPr>
-          <w:cantSplit/>
-          <w:tblHeader w:val="off"/>
-        </w:trPr>
-        <w:tc>
-          <w:tcPr>
-            <w:tcW w:type="dxa" w:w="930"/>
-            <w:tcBorders>
-              <w:top w:val="single" w:color="A6B8D0" w:sz="4"/>
-              <w:left w:val="single" w:color="A6B8D0" w:sz="4"/>
-              <w:bottom w:val="single" w:color="A6B8D0" w:sz="4"/>
-              <w:right w:val="single" w:color="A6B8D0" w:sz="4"/>
-            </w:tcBorders>
-            <w:tcMar>
-              <w:top w:type="dxa" w:w="50"/>
-              <w:left w:type="dxa" w:w="90"/>
-              <w:bottom w:type="dxa" w:w="50"/>
-              <w:right w:type="dxa" w:w="90"/>
-            </w:tcMar>
-          </w:tcPr>
-          <w:p>
-            <w:pPr>
-              <w:keepNext/>
-              <w:keepLines/>
-              <w:spacing w:after="0" w:before="0" w:line="280"/>
-            </w:pPr>
-            <w:r>
-              <w:rPr>
-                <w:rFonts w:ascii="Yu Gothic" w:eastAsia="Yu Gothic" w:hAnsi="Yu Gothic"/>
-                <w:b w:val="false"/>
-                <w:bCs w:val="false"/>
-                <w:sz w:val="18"/>
-                <w:szCs w:val="18"/>
-              </w:rPr>
-              <w:t xml:space="preserve">D-10-7</w:t>
-            </w:r>
-          </w:p>
-        </w:tc>
-        <w:tc>
-          <w:tcPr>
-            <w:tcW w:type="dxa" w:w="1220"/>
-            <w:tcBorders>
-              <w:top w:val="single" w:color="A6B8D0" w:sz="4"/>
-              <w:left w:val="single" w:color="A6B8D0" w:sz="4"/>
-              <w:bottom w:val="single" w:color="A6B8D0" w:sz="4"/>
-              <w:right w:val="single" w:color="A6B8D0" w:sz="4"/>
-            </w:tcBorders>
-            <w:tcMar>
-              <w:top w:type="dxa" w:w="50"/>
-              <w:left w:type="dxa" w:w="90"/>
-              <w:bottom w:type="dxa" w:w="50"/>
-              <w:right w:type="dxa" w:w="90"/>
-            </w:tcMar>
-          </w:tcPr>
-          <w:p>
-            <w:pPr>
-              <w:keepNext/>
-              <w:keepLines/>
-              <w:spacing w:after="0" w:before="0" w:line="280"/>
-            </w:pPr>
-            <w:r>
-              <w:rPr>
-                <w:rFonts w:ascii="Yu Gothic" w:eastAsia="Yu Gothic" w:hAnsi="Yu Gothic"/>
-                <w:b w:val="false"/>
-                <w:bCs w:val="false"/>
-                <w:sz w:val="18"/>
-                <w:szCs w:val="18"/>
-              </w:rPr>
-              <w:t xml:space="preserve">決定</w:t>
-            </w:r>
-          </w:p>
-        </w:tc>
-        <w:tc>
-          <w:tcPr>
-            <w:tcW w:type="dxa" w:w="7488"/>
-            <w:tcBorders>
-              <w:top w:val="single" w:color="A6B8D0" w:sz="4"/>
-              <w:left w:val="single" w:color="A6B8D0" w:sz="4"/>
-              <w:bottom w:val="single" w:color="A6B8D0" w:sz="4"/>
-              <w:right w:val="single" w:color="A6B8D0" w:sz="4"/>
-            </w:tcBorders>
-            <w:tcMar>
-              <w:top w:type="dxa" w:w="50"/>
-              <w:left w:type="dxa" w:w="90"/>
-              <w:bottom w:type="dxa" w:w="50"/>
-              <w:right w:type="dxa" w:w="90"/>
-            </w:tcMar>
-          </w:tcPr>
-          <w:p>
-            <w:pPr>
-              <w:keepNext/>
-              <w:keepLines/>
-              <w:spacing w:after="0" w:before="0" w:line="280"/>
-            </w:pPr>
-            <w:r>
-              <w:rPr>
-                <w:rFonts w:ascii="Yu Gothic" w:eastAsia="Yu Gothic" w:hAnsi="Yu Gothic"/>
-                <w:b w:val="false"/>
-                <w:bCs w:val="false"/>
-                <w:sz w:val="18"/>
-                <w:szCs w:val="18"/>
-              </w:rPr>
-              <w:t xml:space="preserve">証拠は利用者の端末に保存し、公開しない。本システムは証拠を収集しない</w:t>
-            </w:r>
-          </w:p>
-        </w:tc>
-      </w:tr>
-      <w:tr>
-        <w:trPr>
-          <w:cantSplit/>
-          <w:tblHeader w:val="off"/>
-        </w:trPr>
-        <w:tc>
-          <w:tcPr>
-            <w:tcW w:type="dxa" w:w="930"/>
-            <w:tcBorders>
-              <w:top w:val="single" w:color="A6B8D0" w:sz="4"/>
-              <w:left w:val="single" w:color="A6B8D0" w:sz="4"/>
-              <w:bottom w:val="single" w:color="A6B8D0" w:sz="4"/>
-              <w:right w:val="single" w:color="A6B8D0" w:sz="4"/>
-            </w:tcBorders>
-            <w:tcMar>
-              <w:top w:type="dxa" w:w="50"/>
-              <w:left w:type="dxa" w:w="90"/>
-              <w:bottom w:type="dxa" w:w="50"/>
-              <w:right w:type="dxa" w:w="90"/>
-            </w:tcMar>
-          </w:tcPr>
-          <w:p>
-            <w:pPr>
-              <w:keepNext/>
-              <w:keepLines/>
-              <w:spacing w:after="0" w:before="0" w:line="280"/>
-            </w:pPr>
-            <w:r>
-              <w:rPr>
-                <w:rFonts w:ascii="Yu Gothic" w:eastAsia="Yu Gothic" w:hAnsi="Yu Gothic"/>
-                <w:b w:val="false"/>
-                <w:bCs w:val="false"/>
-                <w:sz w:val="18"/>
-                <w:szCs w:val="18"/>
-              </w:rPr>
-              <w:t xml:space="preserve">D-10-8</w:t>
-            </w:r>
-          </w:p>
-        </w:tc>
-        <w:tc>
-          <w:tcPr>
-            <w:tcW w:type="dxa" w:w="1220"/>
-            <w:tcBorders>
-              <w:top w:val="single" w:color="A6B8D0" w:sz="4"/>
-              <w:left w:val="single" w:color="A6B8D0" w:sz="4"/>
-              <w:bottom w:val="single" w:color="A6B8D0" w:sz="4"/>
-              <w:right w:val="single" w:color="A6B8D0" w:sz="4"/>
-            </w:tcBorders>
-            <w:tcMar>
-              <w:top w:type="dxa" w:w="50"/>
-              <w:left w:type="dxa" w:w="90"/>
-              <w:bottom w:type="dxa" w:w="50"/>
-              <w:right w:type="dxa" w:w="90"/>
-            </w:tcMar>
-          </w:tcPr>
-          <w:p>
-            <w:pPr>
-              <w:keepNext/>
-              <w:keepLines/>
-              <w:spacing w:after="0" w:before="0" w:line="280"/>
-            </w:pPr>
-            <w:r>
-              <w:rPr>
-                <w:rFonts w:ascii="Yu Gothic" w:eastAsia="Yu Gothic" w:hAnsi="Yu Gothic"/>
-                <w:b w:val="false"/>
-                <w:bCs w:val="false"/>
-                <w:sz w:val="18"/>
-                <w:szCs w:val="18"/>
-              </w:rPr>
-              <w:t xml:space="preserve">決定</w:t>
-            </w:r>
-          </w:p>
-        </w:tc>
-        <w:tc>
-          <w:tcPr>
-            <w:tcW w:type="dxa" w:w="7488"/>
-            <w:tcBorders>
-              <w:top w:val="single" w:color="A6B8D0" w:sz="4"/>
-              <w:left w:val="single" w:color="A6B8D0" w:sz="4"/>
-              <w:bottom w:val="single" w:color="A6B8D0" w:sz="4"/>
-              <w:right w:val="single" w:color="A6B8D0" w:sz="4"/>
-            </w:tcBorders>
-            <w:tcMar>
-              <w:top w:type="dxa" w:w="50"/>
-              <w:left w:type="dxa" w:w="90"/>
-              <w:bottom w:type="dxa" w:w="50"/>
-              <w:right w:type="dxa" w:w="90"/>
-            </w:tcMar>
-          </w:tcPr>
-          <w:p>
-            <w:pPr>
-              <w:keepNext/>
-              <w:keepLines/>
-              <w:spacing w:after="0" w:before="0" w:line="280"/>
-            </w:pPr>
-            <w:r>
-              <w:rPr>
-                <w:rFonts w:ascii="Yu Gothic" w:eastAsia="Yu Gothic" w:hAnsi="Yu Gothic"/>
-                <w:b w:val="false"/>
-                <w:bCs w:val="false"/>
-                <w:sz w:val="18"/>
-                <w:szCs w:val="18"/>
-              </w:rPr>
-              <w:t xml:space="preserve">登録した転載の状況を、クライアントアプリで常に見られるものとする</w:t>
-            </w:r>
-          </w:p>
-        </w:tc>
-      </w:tr>
-      <w:tr>
-        <w:trPr>
-          <w:cantSplit/>
-          <w:tblHeader w:val="off"/>
-        </w:trPr>
-        <w:tc>
-          <w:tcPr>
-            <w:tcW w:type="dxa" w:w="930"/>
-            <w:tcBorders>
-              <w:top w:val="single" w:color="A6B8D0" w:sz="4"/>
-              <w:left w:val="single" w:color="A6B8D0" w:sz="4"/>
-              <w:bottom w:val="single" w:color="A6B8D0" w:sz="4"/>
-              <w:right w:val="single" w:color="A6B8D0" w:sz="4"/>
-            </w:tcBorders>
-            <w:tcMar>
-              <w:top w:type="dxa" w:w="50"/>
-              <w:left w:type="dxa" w:w="90"/>
-              <w:bottom w:type="dxa" w:w="50"/>
-              <w:right w:type="dxa" w:w="90"/>
-            </w:tcMar>
-          </w:tcPr>
-          <w:p>
-            <w:pPr>
-              <w:keepNext/>
-              <w:keepLines/>
-              <w:spacing w:after="0" w:before="0" w:line="280"/>
-            </w:pPr>
-            <w:r>
-              <w:rPr>
-                <w:rFonts w:ascii="Yu Gothic" w:eastAsia="Yu Gothic" w:hAnsi="Yu Gothic"/>
-                <w:b w:val="false"/>
-                <w:bCs w:val="false"/>
-                <w:sz w:val="18"/>
-                <w:szCs w:val="18"/>
-              </w:rPr>
-              <w:t xml:space="preserve">D-10-9</w:t>
-            </w:r>
-          </w:p>
-        </w:tc>
-        <w:tc>
-          <w:tcPr>
-            <w:tcW w:type="dxa" w:w="1220"/>
-            <w:tcBorders>
-              <w:top w:val="single" w:color="A6B8D0" w:sz="4"/>
-              <w:left w:val="single" w:color="A6B8D0" w:sz="4"/>
-              <w:bottom w:val="single" w:color="A6B8D0" w:sz="4"/>
-              <w:right w:val="single" w:color="A6B8D0" w:sz="4"/>
-            </w:tcBorders>
-            <w:tcMar>
-              <w:top w:type="dxa" w:w="50"/>
-              <w:left w:type="dxa" w:w="90"/>
-              <w:bottom w:type="dxa" w:w="50"/>
-              <w:right w:type="dxa" w:w="90"/>
-            </w:tcMar>
-          </w:tcPr>
-          <w:p>
-            <w:pPr>
-              <w:keepNext/>
-              <w:keepLines/>
-              <w:spacing w:after="0" w:before="0" w:line="280"/>
-            </w:pPr>
-            <w:r>
-              <w:rPr>
-                <w:rFonts w:ascii="Yu Gothic" w:eastAsia="Yu Gothic" w:hAnsi="Yu Gothic"/>
-                <w:b w:val="false"/>
-                <w:bCs w:val="false"/>
-                <w:sz w:val="18"/>
-                <w:szCs w:val="18"/>
-              </w:rPr>
-              <w:t xml:space="preserve">決定</w:t>
-            </w:r>
-          </w:p>
-        </w:tc>
-        <w:tc>
-          <w:tcPr>
-            <w:tcW w:type="dxa" w:w="7488"/>
-            <w:tcBorders>
-              <w:top w:val="single" w:color="A6B8D0" w:sz="4"/>
-              <w:left w:val="single" w:color="A6B8D0" w:sz="4"/>
-              <w:bottom w:val="single" w:color="A6B8D0" w:sz="4"/>
-              <w:right w:val="single" w:color="A6B8D0" w:sz="4"/>
-            </w:tcBorders>
-            <w:tcMar>
-              <w:top w:type="dxa" w:w="50"/>
-              <w:left w:type="dxa" w:w="90"/>
-              <w:bottom w:type="dxa" w:w="50"/>
-              <w:right w:type="dxa" w:w="90"/>
-            </w:tcMar>
-          </w:tcPr>
-          <w:p>
-            <w:pPr>
-              <w:keepNext/>
-              <w:keepLines/>
-              <w:spacing w:after="0" w:before="0" w:line="280"/>
-            </w:pPr>
-            <w:r>
-              <w:rPr>
-                <w:rFonts w:ascii="Yu Gothic" w:eastAsia="Yu Gothic" w:hAnsi="Yu Gothic"/>
-                <w:b w:val="false"/>
-                <w:bCs w:val="false"/>
-                <w:sz w:val="18"/>
-                <w:szCs w:val="18"/>
-              </w:rPr>
-              <w:t xml:space="preserve">登録した転載の情報は利用者の端末に一覧としてまとめ、とり得る手段の選択肢を示す。利用者の間の共有は行わない（第2段で扱う）</w:t>
-            </w:r>
-          </w:p>
-        </w:tc>
-      </w:tr>
-      <w:tr>
-        <w:trPr>
-          <w:cantSplit/>
-          <w:tblHeader w:val="off"/>
-        </w:trPr>
-        <w:tc>
-          <w:tcPr>
-            <w:tcW w:type="dxa" w:w="930"/>
-            <w:tcBorders>
-              <w:top w:val="single" w:color="A6B8D0" w:sz="4"/>
-              <w:left w:val="single" w:color="A6B8D0" w:sz="4"/>
-              <w:bottom w:val="single" w:color="A6B8D0" w:sz="4"/>
-              <w:right w:val="single" w:color="A6B8D0" w:sz="4"/>
-            </w:tcBorders>
-            <w:tcMar>
-              <w:top w:type="dxa" w:w="50"/>
-              <w:left w:type="dxa" w:w="90"/>
-              <w:bottom w:type="dxa" w:w="50"/>
-              <w:right w:type="dxa" w:w="90"/>
-            </w:tcMar>
-          </w:tcPr>
-          <w:p>
-            <w:pPr>
-              <w:keepNext/>
-              <w:keepLines/>
-              <w:spacing w:after="0" w:before="0" w:line="280"/>
-            </w:pPr>
-            <w:r>
-              <w:rPr>
-                <w:rFonts w:ascii="Yu Gothic" w:eastAsia="Yu Gothic" w:hAnsi="Yu Gothic"/>
-                <w:b w:val="false"/>
-                <w:bCs w:val="false"/>
-                <w:sz w:val="18"/>
-                <w:szCs w:val="18"/>
-              </w:rPr>
-              <w:t xml:space="preserve">D-13-2</w:t>
-            </w:r>
-          </w:p>
-        </w:tc>
-        <w:tc>
-          <w:tcPr>
-            <w:tcW w:type="dxa" w:w="1220"/>
-            <w:tcBorders>
-              <w:top w:val="single" w:color="A6B8D0" w:sz="4"/>
-              <w:left w:val="single" w:color="A6B8D0" w:sz="4"/>
-              <w:bottom w:val="single" w:color="A6B8D0" w:sz="4"/>
-              <w:right w:val="single" w:color="A6B8D0" w:sz="4"/>
-            </w:tcBorders>
-            <w:tcMar>
-              <w:top w:type="dxa" w:w="50"/>
-              <w:left w:type="dxa" w:w="90"/>
-              <w:bottom w:type="dxa" w:w="50"/>
-              <w:right w:type="dxa" w:w="90"/>
-            </w:tcMar>
-          </w:tcPr>
-          <w:p>
-            <w:pPr>
-              <w:keepNext/>
-              <w:keepLines/>
-              <w:spacing w:after="0" w:before="0" w:line="280"/>
-            </w:pPr>
-            <w:r>
-              <w:rPr>
-                <w:rFonts w:ascii="Yu Gothic" w:eastAsia="Yu Gothic" w:hAnsi="Yu Gothic"/>
-                <w:b w:val="false"/>
-                <w:bCs w:val="false"/>
-                <w:sz w:val="18"/>
-                <w:szCs w:val="18"/>
-              </w:rPr>
-              <w:t xml:space="preserve">決定</w:t>
-            </w:r>
-          </w:p>
-        </w:tc>
-        <w:tc>
-          <w:tcPr>
-            <w:tcW w:type="dxa" w:w="7488"/>
-            <w:tcBorders>
-              <w:top w:val="single" w:color="A6B8D0" w:sz="4"/>
-              <w:left w:val="single" w:color="A6B8D0" w:sz="4"/>
-              <w:bottom w:val="single" w:color="A6B8D0" w:sz="4"/>
-              <w:right w:val="single" w:color="A6B8D0" w:sz="4"/>
-            </w:tcBorders>
-            <w:tcMar>
-              <w:top w:type="dxa" w:w="50"/>
-              <w:left w:type="dxa" w:w="90"/>
-              <w:bottom w:type="dxa" w:w="50"/>
-              <w:right w:type="dxa" w:w="90"/>
-            </w:tcMar>
-          </w:tcPr>
-          <w:p>
-            <w:pPr>
-              <w:keepNext/>
-              <w:keepLines/>
-              <w:spacing w:after="0" w:before="0" w:line="280"/>
-            </w:pPr>
-            <w:r>
-              <w:rPr>
-                <w:rFonts w:ascii="Yu Gothic" w:eastAsia="Yu Gothic" w:hAnsi="Yu Gothic"/>
-                <w:b w:val="false"/>
-                <w:bCs w:val="false"/>
-                <w:sz w:val="18"/>
-                <w:szCs w:val="18"/>
-              </w:rPr>
-              <w:t xml:space="preserve">登録の仕組みは、後に自動検出からの登録を受け付けられる余地を残して設計する</w:t>
-            </w:r>
-          </w:p>
-        </w:tc>
-      </w:tr>
-      <w:tr>
-        <w:trPr>
-          <w:cantSplit/>
-          <w:tblHeader w:val="off"/>
-        </w:trPr>
-        <w:tc>
-          <w:tcPr>
-            <w:tcW w:type="dxa" w:w="930"/>
-            <w:tcBorders>
-              <w:top w:val="single" w:color="A6B8D0" w:sz="4"/>
-              <w:left w:val="single" w:color="A6B8D0" w:sz="4"/>
-              <w:bottom w:val="single" w:color="A6B8D0" w:sz="4"/>
-              <w:right w:val="single" w:color="A6B8D0" w:sz="4"/>
-            </w:tcBorders>
-            <w:tcMar>
-              <w:top w:type="dxa" w:w="50"/>
-              <w:left w:type="dxa" w:w="90"/>
-              <w:bottom w:type="dxa" w:w="50"/>
-              <w:right w:type="dxa" w:w="90"/>
-            </w:tcMar>
-          </w:tcPr>
-          <w:p>
-            <w:pPr>
-              <w:keepNext/>
-              <w:keepLines/>
-              <w:spacing w:after="0" w:before="0" w:line="280"/>
-            </w:pPr>
-            <w:r>
-              <w:rPr>
-                <w:rFonts w:ascii="Yu Gothic" w:eastAsia="Yu Gothic" w:hAnsi="Yu Gothic"/>
-                <w:b w:val="false"/>
-                <w:bCs w:val="false"/>
-                <w:sz w:val="18"/>
-                <w:szCs w:val="18"/>
-              </w:rPr>
-              <w:t xml:space="preserve">D-9-7</w:t>
-            </w:r>
-          </w:p>
-        </w:tc>
-        <w:tc>
-          <w:tcPr>
-            <w:tcW w:type="dxa" w:w="1220"/>
-            <w:tcBorders>
-              <w:top w:val="single" w:color="A6B8D0" w:sz="4"/>
-              <w:left w:val="single" w:color="A6B8D0" w:sz="4"/>
-              <w:bottom w:val="single" w:color="A6B8D0" w:sz="4"/>
-              <w:right w:val="single" w:color="A6B8D0" w:sz="4"/>
-            </w:tcBorders>
-            <w:tcMar>
-              <w:top w:type="dxa" w:w="50"/>
-              <w:left w:type="dxa" w:w="90"/>
-              <w:bottom w:type="dxa" w:w="50"/>
-              <w:right w:type="dxa" w:w="90"/>
-            </w:tcMar>
-          </w:tcPr>
-          <w:p>
-            <w:pPr>
-              <w:keepNext/>
-              <w:keepLines/>
-              <w:spacing w:after="0" w:before="0" w:line="280"/>
-            </w:pPr>
-            <w:r>
-              <w:rPr>
-                <w:rFonts w:ascii="Yu Gothic" w:eastAsia="Yu Gothic" w:hAnsi="Yu Gothic"/>
-                <w:b w:val="false"/>
-                <w:bCs w:val="false"/>
-                <w:sz w:val="18"/>
-                <w:szCs w:val="18"/>
-              </w:rPr>
-              <w:t xml:space="preserve">決定</w:t>
-            </w:r>
-          </w:p>
-        </w:tc>
-        <w:tc>
-          <w:tcPr>
-            <w:tcW w:type="dxa" w:w="7488"/>
-            <w:tcBorders>
-              <w:top w:val="single" w:color="A6B8D0" w:sz="4"/>
-              <w:left w:val="single" w:color="A6B8D0" w:sz="4"/>
-              <w:bottom w:val="single" w:color="A6B8D0" w:sz="4"/>
-              <w:right w:val="single" w:color="A6B8D0" w:sz="4"/>
-            </w:tcBorders>
-            <w:tcMar>
-              <w:top w:type="dxa" w:w="50"/>
-              <w:left w:type="dxa" w:w="90"/>
-              <w:bottom w:type="dxa" w:w="50"/>
-              <w:right w:type="dxa" w:w="90"/>
-            </w:tcMar>
-          </w:tcPr>
-          <w:p>
-            <w:pPr>
-              <w:keepNext/>
-              <w:keepLines/>
-              <w:spacing w:after="0" w:before="0" w:line="280"/>
-            </w:pPr>
-            <w:r>
-              <w:rPr>
-                <w:rFonts w:ascii="Yu Gothic" w:eastAsia="Yu Gothic" w:hAnsi="Yu Gothic"/>
-                <w:b w:val="false"/>
-                <w:bCs w:val="false"/>
-                <w:sz w:val="18"/>
-                <w:szCs w:val="18"/>
-              </w:rPr>
-              <w:t xml:space="preserve">サーバーの所在は調査により判明するものとし、判明しない場合は断念する</w:t>
-            </w:r>
-          </w:p>
-        </w:tc>
-      </w:tr>
-      <w:tr>
-        <w:trPr>
-          <w:cantSplit/>
-          <w:tblHeader w:val="off"/>
-        </w:trPr>
-        <w:tc>
-          <w:tcPr>
-            <w:tcW w:type="dxa" w:w="930"/>
-            <w:tcBorders>
-              <w:top w:val="single" w:color="A6B8D0" w:sz="4"/>
-              <w:left w:val="single" w:color="A6B8D0" w:sz="4"/>
-              <w:bottom w:val="single" w:color="A6B8D0" w:sz="4"/>
-              <w:right w:val="single" w:color="A6B8D0" w:sz="4"/>
-            </w:tcBorders>
-            <w:tcMar>
-              <w:top w:type="dxa" w:w="50"/>
-              <w:left w:type="dxa" w:w="90"/>
-              <w:bottom w:type="dxa" w:w="50"/>
-              <w:right w:type="dxa" w:w="90"/>
-            </w:tcMar>
-          </w:tcPr>
-          <w:p>
-            <w:pPr>
-              <w:keepNext/>
-              <w:keepLines/>
-              <w:spacing w:after="0" w:before="0" w:line="280"/>
-            </w:pPr>
-            <w:r>
-              <w:rPr>
-                <w:rFonts w:ascii="Yu Gothic" w:eastAsia="Yu Gothic" w:hAnsi="Yu Gothic"/>
-                <w:b w:val="false"/>
-                <w:bCs w:val="false"/>
-                <w:sz w:val="18"/>
-                <w:szCs w:val="18"/>
-              </w:rPr>
-              <w:t xml:space="preserve">O-06</w:t>
-            </w:r>
-          </w:p>
-        </w:tc>
-        <w:tc>
-          <w:tcPr>
-            <w:tcW w:type="dxa" w:w="1220"/>
-            <w:tcBorders>
-              <w:top w:val="single" w:color="A6B8D0" w:sz="4"/>
-              <w:left w:val="single" w:color="A6B8D0" w:sz="4"/>
-              <w:bottom w:val="single" w:color="A6B8D0" w:sz="4"/>
-              <w:right w:val="single" w:color="A6B8D0" w:sz="4"/>
-            </w:tcBorders>
-            <w:tcMar>
-              <w:top w:type="dxa" w:w="50"/>
-              <w:left w:type="dxa" w:w="90"/>
-              <w:bottom w:type="dxa" w:w="50"/>
-              <w:right w:type="dxa" w:w="90"/>
-            </w:tcMar>
-          </w:tcPr>
-          <w:p>
-            <w:pPr>
-              <w:keepNext/>
-              <w:keepLines/>
-              <w:spacing w:after="0" w:before="0" w:line="280"/>
-            </w:pPr>
-            <w:r>
-              <w:rPr>
-                <w:rFonts w:ascii="Yu Gothic" w:eastAsia="Yu Gothic" w:hAnsi="Yu Gothic"/>
-                <w:b w:val="false"/>
-                <w:bCs w:val="false"/>
-                <w:sz w:val="18"/>
-                <w:szCs w:val="18"/>
-              </w:rPr>
-              <w:t xml:space="preserve">第2版で削除</w:t>
-            </w:r>
-          </w:p>
-        </w:tc>
-        <w:tc>
-          <w:tcPr>
-            <w:tcW w:type="dxa" w:w="7488"/>
-            <w:tcBorders>
-              <w:top w:val="single" w:color="A6B8D0" w:sz="4"/>
-              <w:left w:val="single" w:color="A6B8D0" w:sz="4"/>
-              <w:bottom w:val="single" w:color="A6B8D0" w:sz="4"/>
-              <w:right w:val="single" w:color="A6B8D0" w:sz="4"/>
-            </w:tcBorders>
-            <w:tcMar>
-              <w:top w:type="dxa" w:w="50"/>
-              <w:left w:type="dxa" w:w="90"/>
-              <w:bottom w:type="dxa" w:w="50"/>
-              <w:right w:type="dxa" w:w="90"/>
-            </w:tcMar>
-          </w:tcPr>
-          <w:p>
-            <w:pPr>
-              <w:keepNext/>
-              <w:keepLines/>
-              <w:spacing w:after="0" w:before="0" w:line="280"/>
-            </w:pPr>
-            <w:r>
-              <w:rPr>
-                <w:rFonts w:ascii="Yu Gothic" w:eastAsia="Yu Gothic" w:hAnsi="Yu Gothic"/>
-                <w:b w:val="false"/>
-                <w:bCs w:val="false"/>
-                <w:sz w:val="18"/>
-                <w:szCs w:val="18"/>
-              </w:rPr>
-              <w:t xml:space="preserve">転載サイトの情報の共有（利用者の間で共有しない。D-10-9「登録した転載の情報は利用者の端末に一覧としてまとめ、とり得る手段の選択肢を示す。利用者の間の共有は行わない（第2段で扱う）」）</w:t>
-            </w:r>
-          </w:p>
-        </w:tc>
-      </w:tr>
-      <w:tr>
-        <w:trPr>
-          <w:cantSplit/>
-          <w:tblHeader w:val="off"/>
-        </w:trPr>
-        <w:tc>
-          <w:tcPr>
-            <w:tcW w:type="dxa" w:w="930"/>
-            <w:tcBorders>
-              <w:top w:val="single" w:color="A6B8D0" w:sz="4"/>
-              <w:left w:val="single" w:color="A6B8D0" w:sz="4"/>
-              <w:bottom w:val="single" w:color="A6B8D0" w:sz="4"/>
-              <w:right w:val="single" w:color="A6B8D0" w:sz="4"/>
-            </w:tcBorders>
-            <w:tcMar>
-              <w:top w:type="dxa" w:w="50"/>
-              <w:left w:type="dxa" w:w="90"/>
-              <w:bottom w:type="dxa" w:w="50"/>
-              <w:right w:type="dxa" w:w="90"/>
-            </w:tcMar>
-          </w:tcPr>
-          <w:p>
-            <w:pPr>
-              <w:keepNext/>
-              <w:keepLines/>
-              <w:spacing w:after="0" w:before="0" w:line="280"/>
-            </w:pPr>
-            <w:r>
-              <w:rPr>
-                <w:rFonts w:ascii="Yu Gothic" w:eastAsia="Yu Gothic" w:hAnsi="Yu Gothic"/>
-                <w:b w:val="false"/>
-                <w:bCs w:val="false"/>
-                <w:sz w:val="18"/>
-                <w:szCs w:val="18"/>
-              </w:rPr>
-              <w:t xml:space="preserve">A-4</w:t>
-            </w:r>
-          </w:p>
-        </w:tc>
-        <w:tc>
-          <w:tcPr>
-            <w:tcW w:type="dxa" w:w="1220"/>
-            <w:tcBorders>
-              <w:top w:val="single" w:color="A6B8D0" w:sz="4"/>
-              <w:left w:val="single" w:color="A6B8D0" w:sz="4"/>
-              <w:bottom w:val="single" w:color="A6B8D0" w:sz="4"/>
-              <w:right w:val="single" w:color="A6B8D0" w:sz="4"/>
-            </w:tcBorders>
-            <w:tcMar>
-              <w:top w:type="dxa" w:w="50"/>
-              <w:left w:type="dxa" w:w="90"/>
-              <w:bottom w:type="dxa" w:w="50"/>
-              <w:right w:type="dxa" w:w="90"/>
-            </w:tcMar>
-          </w:tcPr>
-          <w:p>
-            <w:pPr>
-              <w:keepNext/>
+            <w:tcW w:type="dxa" w:w="861"/>
+            <w:tcBorders>
+              <w:top w:val="single" w:color="A6B8D0" w:sz="4"/>
+              <w:left w:val="single" w:color="A6B8D0" w:sz="4"/>
+              <w:bottom w:val="single" w:color="A6B8D0" w:sz="4"/>
+              <w:right w:val="single" w:color="A6B8D0" w:sz="4"/>
+            </w:tcBorders>
+            <w:tcMar>
+              <w:top w:type="dxa" w:w="50"/>
+              <w:left w:type="dxa" w:w="90"/>
+              <w:bottom w:type="dxa" w:w="50"/>
+              <w:right w:type="dxa" w:w="90"/>
+            </w:tcMar>
+          </w:tcPr>
+          <w:p>
+            <w:pPr>
+              <w:keepNext w:val="false"/>
+              <w:keepLines/>
+              <w:spacing w:after="0" w:before="0" w:line="280"/>
+            </w:pPr>
+            <w:r>
+              <w:rPr>
+                <w:rFonts w:ascii="Yu Gothic" w:eastAsia="Yu Gothic" w:hAnsi="Yu Gothic"/>
+                <w:b w:val="false"/>
+                <w:bCs w:val="false"/>
+                <w:sz w:val="18"/>
+                <w:szCs w:val="18"/>
+              </w:rPr>
+              <w:t xml:space="preserve">A-20</w:t>
+            </w:r>
+          </w:p>
+        </w:tc>
+        <w:tc>
+          <w:tcPr>
+            <w:tcW w:type="dxa" w:w="2803"/>
+            <w:tcBorders>
+              <w:top w:val="single" w:color="A6B8D0" w:sz="4"/>
+              <w:left w:val="single" w:color="A6B8D0" w:sz="4"/>
+              <w:bottom w:val="single" w:color="A6B8D0" w:sz="4"/>
+              <w:right w:val="single" w:color="A6B8D0" w:sz="4"/>
+            </w:tcBorders>
+            <w:tcMar>
+              <w:top w:type="dxa" w:w="50"/>
+              <w:left w:type="dxa" w:w="90"/>
+              <w:bottom w:type="dxa" w:w="50"/>
+              <w:right w:type="dxa" w:w="90"/>
+            </w:tcMar>
+          </w:tcPr>
+          <w:p>
+            <w:pPr>
+              <w:keepNext w:val="false"/>
               <w:keepLines/>
               <w:spacing w:after="0" w:before="0" w:line="280"/>
             </w:pPr>
@@ -1920,223 +732,7 @@
         </w:tc>
         <w:tc>
           <w:tcPr>
-            <w:tcW w:type="dxa" w:w="7488"/>
-            <w:tcBorders>
-              <w:top w:val="single" w:color="A6B8D0" w:sz="4"/>
-              <w:left w:val="single" w:color="A6B8D0" w:sz="4"/>
-              <w:bottom w:val="single" w:color="A6B8D0" w:sz="4"/>
-              <w:right w:val="single" w:color="A6B8D0" w:sz="4"/>
-            </w:tcBorders>
-            <w:tcMar>
-              <w:top w:type="dxa" w:w="50"/>
-              <w:left w:type="dxa" w:w="90"/>
-              <w:bottom w:type="dxa" w:w="50"/>
-              <w:right w:type="dxa" w:w="90"/>
-            </w:tcMar>
-          </w:tcPr>
-          <w:p>
-            <w:pPr>
-              <w:keepNext/>
-              <w:keepLines/>
-              <w:spacing w:after="0" w:before="0" w:line="280"/>
-            </w:pPr>
-            <w:r>
-              <w:rPr>
-                <w:rFonts w:ascii="Yu Gothic" w:eastAsia="Yu Gothic" w:hAnsi="Yu Gothic"/>
-                <w:b w:val="false"/>
-                <w:bCs w:val="false"/>
-                <w:sz w:val="18"/>
-                <w:szCs w:val="18"/>
-              </w:rPr>
-              <w:t xml:space="preserve">誤った登録の訂正、および装われた真の権利者の救済</w:t>
-            </w:r>
-          </w:p>
-        </w:tc>
-      </w:tr>
-      <w:tr>
-        <w:trPr>
-          <w:cantSplit/>
-          <w:tblHeader w:val="off"/>
-        </w:trPr>
-        <w:tc>
-          <w:tcPr>
-            <w:tcW w:type="dxa" w:w="930"/>
-            <w:tcBorders>
-              <w:top w:val="single" w:color="A6B8D0" w:sz="4"/>
-              <w:left w:val="single" w:color="A6B8D0" w:sz="4"/>
-              <w:bottom w:val="single" w:color="A6B8D0" w:sz="4"/>
-              <w:right w:val="single" w:color="A6B8D0" w:sz="4"/>
-            </w:tcBorders>
-            <w:tcMar>
-              <w:top w:type="dxa" w:w="50"/>
-              <w:left w:type="dxa" w:w="90"/>
-              <w:bottom w:type="dxa" w:w="50"/>
-              <w:right w:type="dxa" w:w="90"/>
-            </w:tcMar>
-          </w:tcPr>
-          <w:p>
-            <w:pPr>
-              <w:keepNext/>
-              <w:keepLines/>
-              <w:spacing w:after="0" w:before="0" w:line="280"/>
-            </w:pPr>
-            <w:r>
-              <w:rPr>
-                <w:rFonts w:ascii="Yu Gothic" w:eastAsia="Yu Gothic" w:hAnsi="Yu Gothic"/>
-                <w:b w:val="false"/>
-                <w:bCs w:val="false"/>
-                <w:sz w:val="18"/>
-                <w:szCs w:val="18"/>
-              </w:rPr>
-              <w:t xml:space="preserve">A-5</w:t>
-            </w:r>
-          </w:p>
-        </w:tc>
-        <w:tc>
-          <w:tcPr>
-            <w:tcW w:type="dxa" w:w="1220"/>
-            <w:tcBorders>
-              <w:top w:val="single" w:color="A6B8D0" w:sz="4"/>
-              <w:left w:val="single" w:color="A6B8D0" w:sz="4"/>
-              <w:bottom w:val="single" w:color="A6B8D0" w:sz="4"/>
-              <w:right w:val="single" w:color="A6B8D0" w:sz="4"/>
-            </w:tcBorders>
-            <w:tcMar>
-              <w:top w:type="dxa" w:w="50"/>
-              <w:left w:type="dxa" w:w="90"/>
-              <w:bottom w:type="dxa" w:w="50"/>
-              <w:right w:type="dxa" w:w="90"/>
-            </w:tcMar>
-          </w:tcPr>
-          <w:p>
-            <w:pPr>
-              <w:keepNext/>
-              <w:keepLines/>
-              <w:spacing w:after="0" w:before="0" w:line="280"/>
-            </w:pPr>
-            <w:r>
-              <w:rPr>
-                <w:rFonts w:ascii="Yu Gothic" w:eastAsia="Yu Gothic" w:hAnsi="Yu Gothic"/>
-                <w:b w:val="false"/>
-                <w:bCs w:val="false"/>
-                <w:sz w:val="18"/>
-                <w:szCs w:val="18"/>
-              </w:rPr>
-              <w:t xml:space="preserve">項目割りで見つけた抜け</w:t>
-            </w:r>
-          </w:p>
-        </w:tc>
-        <w:tc>
-          <w:tcPr>
-            <w:tcW w:type="dxa" w:w="7488"/>
-            <w:tcBorders>
-              <w:top w:val="single" w:color="A6B8D0" w:sz="4"/>
-              <w:left w:val="single" w:color="A6B8D0" w:sz="4"/>
-              <w:bottom w:val="single" w:color="A6B8D0" w:sz="4"/>
-              <w:right w:val="single" w:color="A6B8D0" w:sz="4"/>
-            </w:tcBorders>
-            <w:tcMar>
-              <w:top w:type="dxa" w:w="50"/>
-              <w:left w:type="dxa" w:w="90"/>
-              <w:bottom w:type="dxa" w:w="50"/>
-              <w:right w:type="dxa" w:w="90"/>
-            </w:tcMar>
-          </w:tcPr>
-          <w:p>
-            <w:pPr>
-              <w:keepNext/>
-              <w:keepLines/>
-              <w:spacing w:after="0" w:before="0" w:line="280"/>
-            </w:pPr>
-            <w:r>
-              <w:rPr>
-                <w:rFonts w:ascii="Yu Gothic" w:eastAsia="Yu Gothic" w:hAnsi="Yu Gothic"/>
-                <w:b w:val="false"/>
-                <w:bCs w:val="false"/>
-                <w:sz w:val="18"/>
-                <w:szCs w:val="18"/>
-              </w:rPr>
-              <w:t xml:space="preserve">状況確認の中身（自動で URL を見に行けば第2段との境界にかかる）</w:t>
-            </w:r>
-          </w:p>
-        </w:tc>
-      </w:tr>
-      <w:tr>
-        <w:trPr>
-          <w:cantSplit/>
-          <w:tblHeader w:val="off"/>
-        </w:trPr>
-        <w:tc>
-          <w:tcPr>
-            <w:tcW w:type="dxa" w:w="930"/>
-            <w:tcBorders>
-              <w:top w:val="single" w:color="A6B8D0" w:sz="4"/>
-              <w:left w:val="single" w:color="A6B8D0" w:sz="4"/>
-              <w:bottom w:val="single" w:color="A6B8D0" w:sz="4"/>
-              <w:right w:val="single" w:color="A6B8D0" w:sz="4"/>
-            </w:tcBorders>
-            <w:tcMar>
-              <w:top w:type="dxa" w:w="50"/>
-              <w:left w:type="dxa" w:w="90"/>
-              <w:bottom w:type="dxa" w:w="50"/>
-              <w:right w:type="dxa" w:w="90"/>
-            </w:tcMar>
-          </w:tcPr>
-          <w:p>
-            <w:pPr>
-              <w:keepNext w:val="false"/>
-              <w:keepLines/>
-              <w:spacing w:after="0" w:before="0" w:line="280"/>
-            </w:pPr>
-            <w:r>
-              <w:rPr>
-                <w:rFonts w:ascii="Yu Gothic" w:eastAsia="Yu Gothic" w:hAnsi="Yu Gothic"/>
-                <w:b w:val="false"/>
-                <w:bCs w:val="false"/>
-                <w:sz w:val="18"/>
-                <w:szCs w:val="18"/>
-              </w:rPr>
-              <w:t xml:space="preserve">A-20</w:t>
-            </w:r>
-          </w:p>
-        </w:tc>
-        <w:tc>
-          <w:tcPr>
-            <w:tcW w:type="dxa" w:w="1220"/>
-            <w:tcBorders>
-              <w:top w:val="single" w:color="A6B8D0" w:sz="4"/>
-              <w:left w:val="single" w:color="A6B8D0" w:sz="4"/>
-              <w:bottom w:val="single" w:color="A6B8D0" w:sz="4"/>
-              <w:right w:val="single" w:color="A6B8D0" w:sz="4"/>
-            </w:tcBorders>
-            <w:tcMar>
-              <w:top w:type="dxa" w:w="50"/>
-              <w:left w:type="dxa" w:w="90"/>
-              <w:bottom w:type="dxa" w:w="50"/>
-              <w:right w:type="dxa" w:w="90"/>
-            </w:tcMar>
-          </w:tcPr>
-          <w:p>
-            <w:pPr>
-              <w:keepNext w:val="false"/>
-              <w:keepLines/>
-              <w:spacing w:after="0" w:before="0" w:line="280"/>
-            </w:pPr>
-            <w:r>
-              <w:rPr>
-                <w:rFonts w:ascii="Yu Gothic" w:eastAsia="Yu Gothic" w:hAnsi="Yu Gothic"/>
-                <w:b w:val="false"/>
-                <w:bCs w:val="false"/>
-                <w:sz w:val="18"/>
-                <w:szCs w:val="18"/>
-              </w:rPr>
-              <w:t xml:space="preserve">項目割りで見つけた抜け</w:t>
-            </w:r>
-          </w:p>
-        </w:tc>
-        <w:tc>
-          <w:tcPr>
-            <w:tcW w:type="dxa" w:w="7488"/>
+            <w:tcW w:type="dxa" w:w="5974"/>
             <w:tcBorders>
               <w:top w:val="single" w:color="A6B8D0" w:sz="4"/>
               <w:left w:val="single" w:color="A6B8D0" w:sz="4"/>
@@ -4105,9 +2701,9 @@
         </w:tblBorders>
       </w:tblPr>
       <w:tblGrid>
-        <w:gridCol w:w="430"/>
-        <w:gridCol w:w="4362"/>
-        <w:gridCol w:w="4846"/>
+        <w:gridCol w:w="873"/>
+        <w:gridCol w:w="4124"/>
+        <w:gridCol w:w="4641"/>
       </w:tblGrid>
       <w:tr>
         <w:trPr>
@@ -4116,7 +2712,7 @@
         </w:trPr>
         <w:tc>
           <w:tcPr>
-            <w:tcW w:type="dxa" w:w="430"/>
+            <w:tcW w:type="dxa" w:w="873"/>
             <w:tcBorders>
               <w:top w:val="single" w:color="A6B8D0" w:sz="4"/>
               <w:left w:val="single" w:color="A6B8D0" w:sz="4"/>
@@ -4151,7 +2747,7 @@
         </w:tc>
         <w:tc>
           <w:tcPr>
-            <w:tcW w:type="dxa" w:w="4362"/>
+            <w:tcW w:type="dxa" w:w="4124"/>
             <w:tcBorders>
               <w:top w:val="single" w:color="A6B8D0" w:sz="4"/>
               <w:left w:val="single" w:color="A6B8D0" w:sz="4"/>
@@ -4186,7 +2782,7 @@
         </w:tc>
         <w:tc>
           <w:tcPr>
-            <w:tcW w:type="dxa" w:w="4846"/>
+            <w:tcW w:type="dxa" w:w="4641"/>
             <w:tcBorders>
               <w:top w:val="single" w:color="A6B8D0" w:sz="4"/>
               <w:left w:val="single" w:color="A6B8D0" w:sz="4"/>
@@ -4227,7 +2823,7 @@
         </w:trPr>
         <w:tc>
           <w:tcPr>
-            <w:tcW w:type="dxa" w:w="430"/>
+            <w:tcW w:type="dxa" w:w="873"/>
             <w:tcBorders>
               <w:top w:val="single" w:color="A6B8D0" w:sz="4"/>
               <w:left w:val="single" w:color="A6B8D0" w:sz="4"/>
@@ -4261,7 +2857,7 @@
         </w:tc>
         <w:tc>
           <w:tcPr>
-            <w:tcW w:type="dxa" w:w="4362"/>
+            <w:tcW w:type="dxa" w:w="4124"/>
             <w:tcBorders>
               <w:top w:val="single" w:color="A6B8D0" w:sz="4"/>
               <w:left w:val="single" w:color="A6B8D0" w:sz="4"/>
@@ -4295,35 +2891,35 @@
         </w:tc>
         <w:tc>
           <w:tcPr>
-            <w:tcW w:type="dxa" w:w="4846"/>
-            <w:tcBorders>
-              <w:top w:val="single" w:color="A6B8D0" w:sz="4"/>
-              <w:left w:val="single" w:color="A6B8D0" w:sz="4"/>
-              <w:bottom w:val="single" w:color="A6B8D0" w:sz="4"/>
-              <w:right w:val="single" w:color="A6B8D0" w:sz="4"/>
-            </w:tcBorders>
-            <w:tcMar>
-              <w:top w:type="dxa" w:w="50"/>
-              <w:left w:type="dxa" w:w="90"/>
-              <w:bottom w:type="dxa" w:w="50"/>
-              <w:right w:type="dxa" w:w="90"/>
-            </w:tcMar>
-          </w:tcPr>
-          <w:p>
-            <w:pPr>
-              <w:keepNext/>
-              <w:keepLines/>
-              <w:spacing w:after="0" w:before="0" w:line="280"/>
-            </w:pPr>
-            <w:r>
-              <w:rPr>
-                <w:rFonts w:ascii="Yu Gothic" w:eastAsia="Yu Gothic" w:hAnsi="Yu Gothic"/>
-                <w:b w:val="false"/>
-                <w:bCs w:val="false"/>
-                <w:sz w:val="18"/>
-                <w:szCs w:val="18"/>
-              </w:rPr>
-              <w:t xml:space="preserve">URL を正規化し、プラットフォームを判定する（判定の一覧は参照情報の窓口の一覧（第7章 2.1「初版の窓口の一覧（参照情報の初期の中身）」）と同じ。それ以外は一般のサイト）。自分の端末の一覧に同じドメイン・URL があれば知らせる</w:t>
+            <w:tcW w:type="dxa" w:w="4641"/>
+            <w:tcBorders>
+              <w:top w:val="single" w:color="A6B8D0" w:sz="4"/>
+              <w:left w:val="single" w:color="A6B8D0" w:sz="4"/>
+              <w:bottom w:val="single" w:color="A6B8D0" w:sz="4"/>
+              <w:right w:val="single" w:color="A6B8D0" w:sz="4"/>
+            </w:tcBorders>
+            <w:tcMar>
+              <w:top w:type="dxa" w:w="50"/>
+              <w:left w:type="dxa" w:w="90"/>
+              <w:bottom w:type="dxa" w:w="50"/>
+              <w:right w:type="dxa" w:w="90"/>
+            </w:tcMar>
+          </w:tcPr>
+          <w:p>
+            <w:pPr>
+              <w:keepNext/>
+              <w:keepLines/>
+              <w:spacing w:after="0" w:before="0" w:line="280"/>
+            </w:pPr>
+            <w:r>
+              <w:rPr>
+                <w:rFonts w:ascii="Yu Gothic" w:eastAsia="Yu Gothic" w:hAnsi="Yu Gothic"/>
+                <w:b w:val="false"/>
+                <w:bCs w:val="false"/>
+                <w:sz w:val="18"/>
+                <w:szCs w:val="18"/>
+              </w:rPr>
+              <w:t xml:space="preserve">URL を正規化し、プラットフォームを判定する（第1章 10.10「URL と QR の形」。入力のままの URL も記録に残す）。判定は参照情報の窓口の一覧（第7章 2.1「初版の窓口の一覧（参照情報の初期の中身）」）と対応する。自分の端末の一覧に同じドメイン・URL があれば知らせる</w:t>
             </w:r>
           </w:p>
         </w:tc>
@@ -4335,7 +2931,7 @@
         </w:trPr>
         <w:tc>
           <w:tcPr>
-            <w:tcW w:type="dxa" w:w="430"/>
+            <w:tcW w:type="dxa" w:w="873"/>
             <w:tcBorders>
               <w:top w:val="single" w:color="A6B8D0" w:sz="4"/>
               <w:left w:val="single" w:color="A6B8D0" w:sz="4"/>
@@ -4369,7 +2965,7 @@
         </w:tc>
         <w:tc>
           <w:tcPr>
-            <w:tcW w:type="dxa" w:w="4362"/>
+            <w:tcW w:type="dxa" w:w="4124"/>
             <w:tcBorders>
               <w:top w:val="single" w:color="A6B8D0" w:sz="4"/>
               <w:left w:val="single" w:color="A6B8D0" w:sz="4"/>
@@ -4403,35 +2999,35 @@
         </w:tc>
         <w:tc>
           <w:tcPr>
-            <w:tcW w:type="dxa" w:w="4846"/>
-            <w:tcBorders>
-              <w:top w:val="single" w:color="A6B8D0" w:sz="4"/>
-              <w:left w:val="single" w:color="A6B8D0" w:sz="4"/>
-              <w:bottom w:val="single" w:color="A6B8D0" w:sz="4"/>
-              <w:right w:val="single" w:color="A6B8D0" w:sz="4"/>
-            </w:tcBorders>
-            <w:tcMar>
-              <w:top w:type="dxa" w:w="50"/>
-              <w:left w:type="dxa" w:w="90"/>
-              <w:bottom w:type="dxa" w:w="50"/>
-              <w:right w:type="dxa" w:w="90"/>
-            </w:tcMar>
-          </w:tcPr>
-          <w:p>
-            <w:pPr>
-              <w:keepNext/>
-              <w:keepLines/>
-              <w:spacing w:after="0" w:before="0" w:line="280"/>
-            </w:pPr>
-            <w:r>
-              <w:rPr>
-                <w:rFonts w:ascii="Yu Gothic" w:eastAsia="Yu Gothic" w:hAnsi="Yu Gothic"/>
-                <w:b w:val="false"/>
-                <w:bCs w:val="false"/>
-                <w:sz w:val="18"/>
-                <w:szCs w:val="18"/>
-              </w:rPr>
-              <w:t xml:space="preserve">画像を取り込み、透かしの読み出しと PDQ を計算し、自分の作品データと照合（4）</w:t>
+            <w:tcW w:type="dxa" w:w="4641"/>
+            <w:tcBorders>
+              <w:top w:val="single" w:color="A6B8D0" w:sz="4"/>
+              <w:left w:val="single" w:color="A6B8D0" w:sz="4"/>
+              <w:bottom w:val="single" w:color="A6B8D0" w:sz="4"/>
+              <w:right w:val="single" w:color="A6B8D0" w:sz="4"/>
+            </w:tcBorders>
+            <w:tcMar>
+              <w:top w:type="dxa" w:w="50"/>
+              <w:left w:type="dxa" w:w="90"/>
+              <w:bottom w:type="dxa" w:w="50"/>
+              <w:right w:type="dxa" w:w="90"/>
+            </w:tcMar>
+          </w:tcPr>
+          <w:p>
+            <w:pPr>
+              <w:keepNext/>
+              <w:keepLines/>
+              <w:spacing w:after="0" w:before="0" w:line="280"/>
+            </w:pPr>
+            <w:r>
+              <w:rPr>
+                <w:rFonts w:ascii="Yu Gothic" w:eastAsia="Yu Gothic" w:hAnsi="Yu Gothic"/>
+                <w:b w:val="false"/>
+                <w:bCs w:val="false"/>
+                <w:sz w:val="18"/>
+                <w:szCs w:val="18"/>
+              </w:rPr>
+              <w:t xml:space="preserve">ファイルは直ちに取り込み、透かしの読み出しと PDQ を計算し、自分の作品データと照合（4）。URL の場合は記録だけし、取得は段6（段4 の知らせと選択を受けた後）で行う</w:t>
             </w:r>
           </w:p>
         </w:tc>
@@ -4443,7 +3039,7 @@
         </w:trPr>
         <w:tc>
           <w:tcPr>
-            <w:tcW w:type="dxa" w:w="430"/>
+            <w:tcW w:type="dxa" w:w="873"/>
             <w:tcBorders>
               <w:top w:val="single" w:color="A6B8D0" w:sz="4"/>
               <w:left w:val="single" w:color="A6B8D0" w:sz="4"/>
@@ -4477,69 +3073,69 @@
         </w:tc>
         <w:tc>
           <w:tcPr>
-            <w:tcW w:type="dxa" w:w="4362"/>
-            <w:tcBorders>
-              <w:top w:val="single" w:color="A6B8D0" w:sz="4"/>
-              <w:left w:val="single" w:color="A6B8D0" w:sz="4"/>
-              <w:bottom w:val="single" w:color="A6B8D0" w:sz="4"/>
-              <w:right w:val="single" w:color="A6B8D0" w:sz="4"/>
-            </w:tcBorders>
-            <w:tcMar>
-              <w:top w:type="dxa" w:w="50"/>
-              <w:left w:type="dxa" w:w="90"/>
-              <w:bottom w:type="dxa" w:w="50"/>
-              <w:right w:type="dxa" w:w="90"/>
-            </w:tcMar>
-          </w:tcPr>
-          <w:p>
-            <w:pPr>
-              <w:keepNext/>
-              <w:keepLines/>
-              <w:spacing w:after="0" w:before="0" w:line="280"/>
-            </w:pPr>
-            <w:r>
-              <w:rPr>
-                <w:rFonts w:ascii="Yu Gothic" w:eastAsia="Yu Gothic" w:hAnsi="Yu Gothic"/>
-                <w:b w:val="false"/>
-                <w:bCs w:val="false"/>
-                <w:sz w:val="18"/>
-                <w:szCs w:val="18"/>
-              </w:rPr>
-              <w:t xml:space="preserve">自分のブラウザでページの画面を撮り、その画像を入れる（ログインが要るページは必須。それ以外は推奨）</w:t>
-            </w:r>
-          </w:p>
-        </w:tc>
-        <w:tc>
-          <w:tcPr>
-            <w:tcW w:type="dxa" w:w="4846"/>
-            <w:tcBorders>
-              <w:top w:val="single" w:color="A6B8D0" w:sz="4"/>
-              <w:left w:val="single" w:color="A6B8D0" w:sz="4"/>
-              <w:bottom w:val="single" w:color="A6B8D0" w:sz="4"/>
-              <w:right w:val="single" w:color="A6B8D0" w:sz="4"/>
-            </w:tcBorders>
-            <w:tcMar>
-              <w:top w:type="dxa" w:w="50"/>
-              <w:left w:type="dxa" w:w="90"/>
-              <w:bottom w:type="dxa" w:w="50"/>
-              <w:right w:type="dxa" w:w="90"/>
-            </w:tcMar>
-          </w:tcPr>
-          <w:p>
-            <w:pPr>
-              <w:keepNext/>
-              <w:keepLines/>
-              <w:spacing w:after="0" w:before="0" w:line="280"/>
-            </w:pPr>
-            <w:r>
-              <w:rPr>
-                <w:rFonts w:ascii="Yu Gothic" w:eastAsia="Yu Gothic" w:hAnsi="Yu Gothic"/>
-                <w:b w:val="false"/>
-                <w:bCs w:val="false"/>
-                <w:sz w:val="18"/>
-                <w:szCs w:val="18"/>
-              </w:rPr>
-              <w:t xml:space="preserve">画面の画像のハッシュを計算</w:t>
+            <w:tcW w:type="dxa" w:w="4124"/>
+            <w:tcBorders>
+              <w:top w:val="single" w:color="A6B8D0" w:sz="4"/>
+              <w:left w:val="single" w:color="A6B8D0" w:sz="4"/>
+              <w:bottom w:val="single" w:color="A6B8D0" w:sz="4"/>
+              <w:right w:val="single" w:color="A6B8D0" w:sz="4"/>
+            </w:tcBorders>
+            <w:tcMar>
+              <w:top w:type="dxa" w:w="50"/>
+              <w:left w:type="dxa" w:w="90"/>
+              <w:bottom w:type="dxa" w:w="50"/>
+              <w:right w:type="dxa" w:w="90"/>
+            </w:tcMar>
+          </w:tcPr>
+          <w:p>
+            <w:pPr>
+              <w:keepNext/>
+              <w:keepLines/>
+              <w:spacing w:after="0" w:before="0" w:line="280"/>
+            </w:pPr>
+            <w:r>
+              <w:rPr>
+                <w:rFonts w:ascii="Yu Gothic" w:eastAsia="Yu Gothic" w:hAnsi="Yu Gothic"/>
+                <w:b w:val="false"/>
+                <w:bCs w:val="false"/>
+                <w:sz w:val="18"/>
+                <w:szCs w:val="18"/>
+              </w:rPr>
+              <w:t xml:space="preserve">自分のブラウザでページの画面を撮り、その画像を入れる（ログインが要るページは必須。それ以外は推奨）。ブラウザの拡張「証拠を残す」（2.2.2）で作ったファイルを入れれば、この段と段4を1度で満たす</w:t>
+            </w:r>
+          </w:p>
+        </w:tc>
+        <w:tc>
+          <w:tcPr>
+            <w:tcW w:type="dxa" w:w="4641"/>
+            <w:tcBorders>
+              <w:top w:val="single" w:color="A6B8D0" w:sz="4"/>
+              <w:left w:val="single" w:color="A6B8D0" w:sz="4"/>
+              <w:bottom w:val="single" w:color="A6B8D0" w:sz="4"/>
+              <w:right w:val="single" w:color="A6B8D0" w:sz="4"/>
+            </w:tcBorders>
+            <w:tcMar>
+              <w:top w:type="dxa" w:w="50"/>
+              <w:left w:type="dxa" w:w="90"/>
+              <w:bottom w:type="dxa" w:w="50"/>
+              <w:right w:type="dxa" w:w="90"/>
+            </w:tcMar>
+          </w:tcPr>
+          <w:p>
+            <w:pPr>
+              <w:keepNext/>
+              <w:keepLines/>
+              <w:spacing w:after="0" w:before="0" w:line="280"/>
+            </w:pPr>
+            <w:r>
+              <w:rPr>
+                <w:rFonts w:ascii="Yu Gothic" w:eastAsia="Yu Gothic" w:hAnsi="Yu Gothic"/>
+                <w:b w:val="false"/>
+                <w:bCs w:val="false"/>
+                <w:sz w:val="18"/>
+                <w:szCs w:val="18"/>
+              </w:rPr>
+              <w:t xml:space="preserve">画面の画像のハッシュを計算。拡張のファイルは中の各ハッシュを確かめて取り込む</w:t>
             </w:r>
           </w:p>
         </w:tc>
@@ -4551,7 +3147,7 @@
         </w:trPr>
         <w:tc>
           <w:tcPr>
-            <w:tcW w:type="dxa" w:w="430"/>
+            <w:tcW w:type="dxa" w:w="873"/>
             <w:tcBorders>
               <w:top w:val="single" w:color="A6B8D0" w:sz="4"/>
               <w:left w:val="single" w:color="A6B8D0" w:sz="4"/>
@@ -4585,7 +3181,7 @@
         </w:tc>
         <w:tc>
           <w:tcPr>
-            <w:tcW w:type="dxa" w:w="4362"/>
+            <w:tcW w:type="dxa" w:w="4124"/>
             <w:tcBorders>
               <w:top w:val="single" w:color="A6B8D0" w:sz="4"/>
               <w:left w:val="single" w:color="A6B8D0" w:sz="4"/>
@@ -4619,7 +3215,7 @@
         </w:tc>
         <w:tc>
           <w:tcPr>
-            <w:tcW w:type="dxa" w:w="4846"/>
+            <w:tcW w:type="dxa" w:w="4641"/>
             <w:tcBorders>
               <w:top w:val="single" w:color="A6B8D0" w:sz="4"/>
               <w:left w:val="single" w:color="A6B8D0" w:sz="4"/>
@@ -4659,7 +3255,7 @@
         </w:trPr>
         <w:tc>
           <w:tcPr>
-            <w:tcW w:type="dxa" w:w="430"/>
+            <w:tcW w:type="dxa" w:w="873"/>
             <w:tcBorders>
               <w:top w:val="single" w:color="A6B8D0" w:sz="4"/>
               <w:left w:val="single" w:color="A6B8D0" w:sz="4"/>
@@ -4693,7 +3289,7 @@
         </w:tc>
         <w:tc>
           <w:tcPr>
-            <w:tcW w:type="dxa" w:w="4362"/>
+            <w:tcW w:type="dxa" w:w="4124"/>
             <w:tcBorders>
               <w:top w:val="single" w:color="A6B8D0" w:sz="4"/>
               <w:left w:val="single" w:color="A6B8D0" w:sz="4"/>
@@ -4727,7 +3323,7 @@
         </w:tc>
         <w:tc>
           <w:tcPr>
-            <w:tcW w:type="dxa" w:w="4846"/>
+            <w:tcW w:type="dxa" w:w="4641"/>
             <w:tcBorders>
               <w:top w:val="single" w:color="A6B8D0" w:sz="4"/>
               <w:left w:val="single" w:color="A6B8D0" w:sz="4"/>
@@ -4767,7 +3363,135 @@
         </w:trPr>
         <w:tc>
           <w:tcPr>
-            <w:tcW w:type="dxa" w:w="430"/>
+            <w:tcW w:type="dxa" w:w="873"/>
+            <w:tcBorders>
+              <w:top w:val="single" w:color="A6B8D0" w:sz="4"/>
+              <w:left w:val="single" w:color="A6B8D0" w:sz="4"/>
+              <w:bottom w:val="single" w:color="A6B8D0" w:sz="4"/>
+              <w:right w:val="single" w:color="A6B8D0" w:sz="4"/>
+            </w:tcBorders>
+            <w:tcMar>
+              <w:top w:type="dxa" w:w="50"/>
+              <w:left w:type="dxa" w:w="90"/>
+              <w:bottom w:type="dxa" w:w="50"/>
+              <w:right w:type="dxa" w:w="90"/>
+            </w:tcMar>
+          </w:tcPr>
+          <w:p>
+            <w:pPr>
+              <w:keepNext/>
+              <w:keepLines/>
+              <w:spacing w:after="0" w:before="0" w:line="280"/>
+            </w:pPr>
+            <w:r>
+              <w:rPr>
+                <w:rFonts w:ascii="Yu Gothic" w:eastAsia="Yu Gothic" w:hAnsi="Yu Gothic"/>
+                <w:b w:val="false"/>
+                <w:bCs w:val="false"/>
+                <w:sz w:val="18"/>
+                <w:szCs w:val="18"/>
+              </w:rPr>
+              <w:t xml:space="preserve">6</w:t>
+            </w:r>
+          </w:p>
+        </w:tc>
+        <w:tc>
+          <w:tcPr>
+            <w:tcW w:type="dxa" w:w="4124"/>
+            <w:tcBorders>
+              <w:top w:val="single" w:color="A6B8D0" w:sz="4"/>
+              <w:left w:val="single" w:color="A6B8D0" w:sz="4"/>
+              <w:bottom w:val="single" w:color="A6B8D0" w:sz="4"/>
+              <w:right w:val="single" w:color="A6B8D0" w:sz="4"/>
+            </w:tcBorders>
+            <w:tcMar>
+              <w:top w:type="dxa" w:w="50"/>
+              <w:left w:type="dxa" w:w="90"/>
+              <w:bottom w:type="dxa" w:w="50"/>
+              <w:right w:type="dxa" w:w="90"/>
+            </w:tcMar>
+          </w:tcPr>
+          <w:p>
+            <w:pPr>
+              <w:keepNext/>
+              <w:keepLines/>
+              <w:spacing w:after="0" w:before="0" w:line="280"/>
+            </w:pPr>
+            <w:r>
+              <w:rPr>
+                <w:rFonts w:ascii="Yu Gothic" w:eastAsia="Yu Gothic" w:hAnsi="Yu Gothic"/>
+                <w:b w:val="false"/>
+                <w:bCs w:val="false"/>
+                <w:sz w:val="18"/>
+                <w:szCs w:val="18"/>
+              </w:rPr>
+              <w:t xml:space="preserve">「登録する」を押す（ボタン1つ）</w:t>
+            </w:r>
+          </w:p>
+        </w:tc>
+        <w:tc>
+          <w:tcPr>
+            <w:tcW w:type="dxa" w:w="4641"/>
+            <w:tcBorders>
+              <w:top w:val="single" w:color="A6B8D0" w:sz="4"/>
+              <w:left w:val="single" w:color="A6B8D0" w:sz="4"/>
+              <w:bottom w:val="single" w:color="A6B8D0" w:sz="4"/>
+              <w:right w:val="single" w:color="A6B8D0" w:sz="4"/>
+            </w:tcBorders>
+            <w:tcMar>
+              <w:top w:type="dxa" w:w="50"/>
+              <w:left w:type="dxa" w:w="90"/>
+              <w:bottom w:type="dxa" w:w="50"/>
+              <w:right w:type="dxa" w:w="90"/>
+            </w:tcMar>
+          </w:tcPr>
+          <w:p>
+            <w:pPr>
+              <w:keepNext/>
+              <w:keepLines/>
+              <w:spacing w:after="0" w:before="0" w:line="280"/>
+            </w:pPr>
+            <w:r>
+              <w:rPr>
+                <w:rFonts w:ascii="Yu Gothic" w:eastAsia="Yu Gothic" w:hAnsi="Yu Gothic"/>
+                <w:b w:val="false"/>
+                <w:bCs w:val="false"/>
+                <w:sz w:val="18"/>
+                <w:szCs w:val="18"/>
+              </w:rPr>
+              <w:t xml:space="preserve">証拠の保全（3）、次に事件記録の作成と記録の電子署名、次に端末に保存、次に時刻証明（接続がなければ後で付ける。時刻証明の応答は事件記録に書き足さず、別の追記の記録 </w:t>
+            </w:r>
+            <w:r>
+              <w:rPr>
+                <w:rFonts w:ascii="Consolas" w:eastAsia="Yu Gothic" w:hAnsi="Consolas"/>
+                <w:b w:val="false"/>
+                <w:bCs w:val="false"/>
+                <w:sz w:val="18"/>
+                <w:szCs w:val="18"/>
+              </w:rPr>
+              <w:t xml:space="preserve">status/&lt;端末の番号&gt;.jsonl</w:t>
+            </w:r>
+            <w:r>
+              <w:rPr>
+                <w:rFonts w:ascii="Yu Gothic" w:eastAsia="Yu Gothic" w:hAnsi="Yu Gothic"/>
+                <w:b w:val="false"/>
+                <w:bCs w:val="false"/>
+                <w:sz w:val="18"/>
+                <w:szCs w:val="18"/>
+              </w:rPr>
+              <w:t xml:space="preserve"> として加える。3.2）（第1章 7「実行時の場面」）</w:t>
+            </w:r>
+          </w:p>
+        </w:tc>
+      </w:tr>
+      <w:tr>
+        <w:trPr>
+          <w:cantSplit/>
+          <w:tblHeader w:val="off"/>
+        </w:trPr>
+        <w:tc>
+          <w:tcPr>
+            <w:tcW w:type="dxa" w:w="873"/>
             <w:tcBorders>
               <w:top w:val="single" w:color="A6B8D0" w:sz="4"/>
               <w:left w:val="single" w:color="A6B8D0" w:sz="4"/>
@@ -4795,13 +3519,13 @@
                 <w:sz w:val="18"/>
                 <w:szCs w:val="18"/>
               </w:rPr>
-              <w:t xml:space="preserve">6</w:t>
-            </w:r>
-          </w:p>
-        </w:tc>
-        <w:tc>
-          <w:tcPr>
-            <w:tcW w:type="dxa" w:w="4362"/>
+              <w:t xml:space="preserve">（前）</w:t>
+            </w:r>
+          </w:p>
+        </w:tc>
+        <w:tc>
+          <w:tcPr>
+            <w:tcW w:type="dxa" w:w="4124"/>
             <w:tcBorders>
               <w:top w:val="single" w:color="A6B8D0" w:sz="4"/>
               <w:left w:val="single" w:color="A6B8D0" w:sz="4"/>
@@ -4829,13 +3553,73 @@
                 <w:sz w:val="18"/>
                 <w:szCs w:val="18"/>
               </w:rPr>
-              <w:t xml:space="preserve">「登録する」を押す（ボタン1つ）</w:t>
-            </w:r>
-          </w:p>
-        </w:tc>
-        <w:tc>
-          <w:tcPr>
-            <w:tcW w:type="dxa" w:w="4846"/>
+              <w:t xml:space="preserve">転載を手で探す時は、G-12「作品」の「画像検索で探す」から Google レンズ（</w:t>
+            </w:r>
+            <w:r>
+              <w:rPr>
+                <w:rFonts w:ascii="Consolas" w:eastAsia="Yu Gothic" w:hAnsi="Consolas"/>
+                <w:b w:val="false"/>
+                <w:bCs w:val="false"/>
+                <w:sz w:val="18"/>
+                <w:szCs w:val="18"/>
+              </w:rPr>
+              <w:t xml:space="preserve">lens.google.com</w:t>
+            </w:r>
+            <w:r>
+              <w:rPr>
+                <w:rFonts w:ascii="Yu Gothic" w:eastAsia="Yu Gothic" w:hAnsi="Yu Gothic"/>
+                <w:b w:val="false"/>
+                <w:bCs w:val="false"/>
+                <w:sz w:val="18"/>
+                <w:szCs w:val="18"/>
+              </w:rPr>
+              <w:t xml:space="preserve">。</w:t>
+            </w:r>
+            <w:r>
+              <w:rPr>
+                <w:rFonts w:ascii="Consolas" w:eastAsia="Yu Gothic" w:hAnsi="Consolas"/>
+                <w:b w:val="false"/>
+                <w:bCs w:val="false"/>
+                <w:sz w:val="18"/>
+                <w:szCs w:val="18"/>
+              </w:rPr>
+              <w:t xml:space="preserve">uploadbyurl</w:t>
+            </w:r>
+            <w:r>
+              <w:rPr>
+                <w:rFonts w:ascii="Yu Gothic" w:eastAsia="Yu Gothic" w:hAnsi="Yu Gothic"/>
+                <w:b w:val="false"/>
+                <w:bCs w:val="false"/>
+                <w:sz w:val="18"/>
+                <w:szCs w:val="18"/>
+              </w:rPr>
+              <w:t xml:space="preserve"> は公開の URL を要するため使わない）と TinEye（</w:t>
+            </w:r>
+            <w:r>
+              <w:rPr>
+                <w:rFonts w:ascii="Consolas" w:eastAsia="Yu Gothic" w:hAnsi="Consolas"/>
+                <w:b w:val="false"/>
+                <w:bCs w:val="false"/>
+                <w:sz w:val="18"/>
+                <w:szCs w:val="18"/>
+              </w:rPr>
+              <w:t xml:space="preserve">tineye.com/search</w:t>
+            </w:r>
+            <w:r>
+              <w:rPr>
+                <w:rFonts w:ascii="Yu Gothic" w:eastAsia="Yu Gothic" w:hAnsi="Yu Gothic"/>
+                <w:b w:val="false"/>
+                <w:bCs w:val="false"/>
+                <w:sz w:val="18"/>
+                <w:szCs w:val="18"/>
+              </w:rPr>
+              <w:t xml:space="preserve">）の頁を既定のブラウザで開き、書き出しの写しを利用者が頁に上げる</w:t>
+            </w:r>
+          </w:p>
+        </w:tc>
+        <w:tc>
+          <w:tcPr>
+            <w:tcW w:type="dxa" w:w="4641"/>
             <w:tcBorders>
               <w:top w:val="single" w:color="A6B8D0" w:sz="4"/>
               <w:left w:val="single" w:color="A6B8D0" w:sz="4"/>
@@ -4863,27 +3647,7 @@
                 <w:sz w:val="18"/>
                 <w:szCs w:val="18"/>
               </w:rPr>
-              <w:t xml:space="preserve">証拠の保全（3）、次に事件記録の作成と記録の電子署名、次に端末に保存、次に時刻証明（接続がなければ後で付ける。時刻証明の応答は事件記録に書き足さず、別の追記の記録 </w:t>
-            </w:r>
-            <w:r>
-              <w:rPr>
-                <w:rFonts w:ascii="Consolas" w:eastAsia="Yu Gothic" w:hAnsi="Consolas"/>
-                <w:b w:val="false"/>
-                <w:bCs w:val="false"/>
-                <w:sz w:val="18"/>
-                <w:szCs w:val="18"/>
-              </w:rPr>
-              <w:t xml:space="preserve">status/&lt;連番&gt;.json</w:t>
-            </w:r>
-            <w:r>
-              <w:rPr>
-                <w:rFonts w:ascii="Yu Gothic" w:eastAsia="Yu Gothic" w:hAnsi="Yu Gothic"/>
-                <w:b w:val="false"/>
-                <w:bCs w:val="false"/>
-                <w:sz w:val="18"/>
-                <w:szCs w:val="18"/>
-              </w:rPr>
-              <w:t xml:space="preserve"> として加える。3.2）（第1章 7「実行時の場面」）</w:t>
+              <w:t xml:space="preserve">アプリは写真を送らず、頁を開いて書き出しの場所を示すだけ。自動の巡回はしない（第2段）（2026-10-01 NRSD の要求）</w:t>
             </w:r>
           </w:p>
         </w:tc>
@@ -4909,7 +3673,19 @@
         <w:rPr>
           <w:rFonts w:ascii="Yu Gothic" w:eastAsia="Yu Gothic" w:hAnsi="Yu Gothic"/>
         </w:rPr>
-        <w:t xml:space="preserve">ボタン1つ（R-6-1-1「ボタン1つで登録できる」）：URL と段6だけで登録でき、そのとき転載ページの記録（段4）も既定で取る。設計計画書 10.2 は「登録と同時に証拠が保全されます。利用者は、何が証拠として必要であるかを知っている必要はありません」とし、10.3 は「いつ、どこで公開されていたか（②）」の記録を登録の時点で残すことを求めるため、ページの記録を利用者の操作に頼らない。段2・段3・段5 は任意の追加であり、省いた場合は証拠が少なくなる旨を表示する。</w:t>
+        <w:t xml:space="preserve">段6の処理（証拠の保全、事件記録の作成と記録の電子署名、端末への保存、時刻証明）は、段ごとに済んだ印を </w:t>
+      </w:r>
+      <w:r>
+        <w:rPr>
+          <w:rFonts w:ascii="Consolas" w:eastAsia="Yu Gothic" w:hAnsi="Consolas"/>
+        </w:rPr>
+        <w:t xml:space="preserve">state/</w:t>
+      </w:r>
+      <w:r>
+        <w:rPr>
+          <w:rFonts w:ascii="Yu Gothic" w:eastAsia="Yu Gothic" w:hAnsi="Yu Gothic"/>
+        </w:rPr>
+        <w:t xml:space="preserve">（第8章 2.1「配置」）に置き、途中で止まった時は次の起動で記録した段から続ける（第1章 7.8「異常終了の後の起動」）。</w:t>
       </w:r>
     </w:p>
     <w:p>
@@ -4927,7 +3703,43 @@
         <w:rPr>
           <w:rFonts w:ascii="Yu Gothic" w:eastAsia="Yu Gothic" w:hAnsi="Yu Gothic"/>
         </w:rPr>
+        <w:t xml:space="preserve">ボタン1つ（R-6-1-1）：URL と段6だけで登録でき、そのとき転載ページの記録（段4）も既定で取る。設計計画書 10.2 は「登録と同時に証拠が保全されます。利用者は、何が証拠として必要であるかを知っている必要はありません」とし、10.3 は「いつ、どこで公開されていたか（②）」の記録を登録の時点で残すことを求めるため、ページの記録を利用者の操作に頼らない。段2・段3・段5 は任意の追加であり、省いた場合は証拠が少なくなる旨を表示する。</w:t>
+      </w:r>
+    </w:p>
+    <w:p>
+      <w:pPr>
+        <w:pStyle w:val="ListParagraph"/>
+        <w:keepNext/>
+        <w:keepLines/>
+        <w:numPr>
+          <w:ilvl w:val="0"/>
+          <w:numId w:val="2"/>
+        </w:numPr>
+        <w:spacing w:after="20" w:before="20" w:line="300"/>
+      </w:pPr>
+      <w:r>
+        <w:rPr>
+          <w:rFonts w:ascii="Yu Gothic" w:eastAsia="Yu Gothic" w:hAnsi="Yu Gothic"/>
+        </w:rPr>
         <w:t xml:space="preserve">IP アドレスの兼ね合い：取得すると相手のサイトに利用者の IP アドレスが見える（第13章 H-26「転載ページの記録を取ると（登録の既定）、相手のサイトに利用者の IP アドレスが見える」）。既定で取り、見えることを登録の前に示し、その登録に限り外せるようにする。外した登録には「ページの記録なし（②が画面の画像のみ）」の印を付ける。</w:t>
+      </w:r>
+    </w:p>
+    <w:p>
+      <w:pPr>
+        <w:pStyle w:val="ListParagraph"/>
+        <w:keepNext/>
+        <w:keepLines/>
+        <w:numPr>
+          <w:ilvl w:val="0"/>
+          <w:numId w:val="2"/>
+        </w:numPr>
+        <w:spacing w:after="20" w:before="20" w:line="300"/>
+      </w:pPr>
+      <w:r>
+        <w:rPr>
+          <w:rFonts w:ascii="Yu Gothic" w:eastAsia="Yu Gothic" w:hAnsi="Yu Gothic"/>
+        </w:rPr>
+        <w:t xml:space="preserve">端末の中に記録（R-6-1-3）：事件記録は利用者の端末に置き、利用者の鍵で記録の電子署名を付ける。他の利用者の記録に影響しない。</w:t>
       </w:r>
     </w:p>
     <w:p>
@@ -4945,7 +3757,7 @@
         <w:rPr>
           <w:rFonts w:ascii="Yu Gothic" w:eastAsia="Yu Gothic" w:hAnsi="Yu Gothic"/>
         </w:rPr>
-        <w:t xml:space="preserve">端末の中に記録（R-6-1-3「登録は利用者の端末の中に記録され、他の利用者の記録に影響しない」）：事件記録は利用者の端末に置き、利用者の鍵で記録の電子署名を付ける。他の利用者の記録に影響しない。</w:t>
+        <w:t xml:space="preserve">脅威 T-13（情報の漏れ）：転載ページの取得で、相手のサイトに利用者の IP アドレスが見える。攻撃する者：転載サイトの運営者。狙う資産：利用者の所在。残る破れ：取得した場合は見える（第13章 H-26「転載ページの記録を取ると（登録の既定）、相手のサイトに利用者の IP アドレスが見える」）</w:t>
       </w:r>
     </w:p>
     <w:p>
@@ -4974,7 +3786,7 @@
         <w:rPr>
           <w:rFonts w:ascii="Yu Gothic" w:eastAsia="Yu Gothic" w:hAnsi="Yu Gothic"/>
         </w:rPr>
-        <w:t xml:space="preserve">HTTP GET（接続10秒、全体60秒で打ち切り、転送は5回まで、1つの応答（ページ、画像それぞれ）50MB まで。いずれも初期値。第1章 4.2「外部とのやり取り」の表と同じ）。応答の本文・ヘッダー・最終の URL・取得の時刻（UTC）・応答したサーバーの IP アドレスを保存する。</w:t>
+        <w:t xml:space="preserve">HTTP GET（時間切れ・大きさ・転送の上限は第1章 4.2「外部とのやり取り」の表による）。応答の本文・ヘッダー・最終の URL・取得の時刻（UTC）・応答したサーバーの IP アドレスを保存する。</w:t>
       </w:r>
     </w:p>
     <w:p>
@@ -5016,7 +3828,19 @@
         <w:rPr>
           <w:rFonts w:ascii="Yu Gothic" w:eastAsia="Yu Gothic" w:hAnsi="Yu Gothic"/>
         </w:rPr>
-        <w:t xml:space="preserve"> のうち大きいもの上位5件を同じ方法で取得する。JavaScript・CSS・フォントは取得しない。</w:t>
+        <w:t xml:space="preserve"> のうち大きいもの上位5件を同じ方法で取得する（HTML の解釈は html5ever。相対の URL は最終の URL で解決し、</w:t>
+      </w:r>
+      <w:r>
+        <w:rPr>
+          <w:rFonts w:ascii="Consolas" w:eastAsia="Yu Gothic" w:hAnsi="Consolas"/>
+        </w:rPr>
+        <w:t xml:space="preserve">srcset</w:t>
+      </w:r>
+      <w:r>
+        <w:rPr>
+          <w:rFonts w:ascii="Yu Gothic" w:eastAsia="Yu Gothic" w:hAnsi="Yu Gothic"/>
+        </w:rPr>
+        <w:t xml:space="preserve"> は記述子の最も大きい候補を採る）。JavaScript・CSS・フォントは取得しない。</w:t>
       </w:r>
     </w:p>
     <w:p>
@@ -5070,7 +3894,43 @@
         <w:rPr>
           <w:rFonts w:ascii="Yu Gothic" w:eastAsia="Yu Gothic" w:hAnsi="Yu Gothic"/>
         </w:rPr>
-        <w:t xml:space="preserve">要求の見出し（DD-6-8「取得の要求は本システムを名乗らない」）：User-Agent と Accept-Language は、アプリの画面の部品（WebView）が持つ値を使う。Cookie と Referer は送らない（利用者のブラウザのログインの状態を持ち込まない）。</w:t>
+        <w:t xml:space="preserve">要求の見出し（DD-6-8「取得の要求は本システムを名乗らない」）は第1章 4.2「外部とのやり取り」の転載ページの行による。</w:t>
+      </w:r>
+    </w:p>
+    <w:p>
+      <w:pPr>
+        <w:pStyle w:val="ListParagraph"/>
+        <w:keepNext/>
+        <w:keepLines/>
+        <w:numPr>
+          <w:ilvl w:val="0"/>
+          <w:numId w:val="2"/>
+        </w:numPr>
+        <w:spacing w:after="20" w:before="20" w:line="300"/>
+      </w:pPr>
+      <w:r>
+        <w:rPr>
+          <w:rFonts w:ascii="Yu Gothic" w:eastAsia="Yu Gothic" w:hAnsi="Yu Gothic"/>
+        </w:rPr>
+        <w:t xml:space="preserve">取得の前の知らせ（第1章 4.2「外部とのやり取り」）：相手のサイトに利用者の IP アドレスが見えることと、気になる場合は VPN を使えること（Berkeley Protocol 101段）を示す。本システムは VPN を用意しない。</w:t>
+      </w:r>
+    </w:p>
+    <w:p>
+      <w:pPr>
+        <w:pStyle w:val="ListParagraph"/>
+        <w:keepNext/>
+        <w:keepLines/>
+        <w:numPr>
+          <w:ilvl w:val="0"/>
+          <w:numId w:val="2"/>
+        </w:numPr>
+        <w:spacing w:after="20" w:before="20" w:line="300"/>
+      </w:pPr>
+      <w:r>
+        <w:rPr>
+          <w:rFonts w:ascii="Yu Gothic" w:eastAsia="Yu Gothic" w:hAnsi="Yu Gothic"/>
+        </w:rPr>
+        <w:t xml:space="preserve">脅威 T-9（権限の昇格）：転載ページの取得で悪性の中身に触れる。攻撃する者：悪性のサイト。狙う資産：利用者の端末。残る破れ：利用者自身のブラウザでの閲覧</w:t>
       </w:r>
     </w:p>
     <w:p>
@@ -5088,7 +3948,7 @@
         <w:rPr>
           <w:rFonts w:ascii="Yu Gothic" w:eastAsia="Yu Gothic" w:hAnsi="Yu Gothic"/>
         </w:rPr>
-        <w:t xml:space="preserve">取得の前の知らせ（第1章 4.2「外部とのやり取り」）：相手のサイトに利用者の IP アドレスが見えることと、気になる場合は VPN を使えること（Berkeley Protocol 101段）を示す。本システムは VPN を用意しない。</w:t>
+        <w:t xml:space="preserve">脅威 T-21（情報の漏れ）：転載ページの取得の要求から、証拠を集めていることが転載者に知られる。攻撃する者：転載ページの運営者。狙う資産：事件（証拠の保全）。残る破れ：IP アドレスは相手に見える（H-26「転載ページの記録を取ると（登録の既定）、相手のサイトに利用者の IP アドレスが見える」）</w:t>
       </w:r>
     </w:p>
     <w:p>
@@ -5099,7 +3959,7 @@
         <w:rPr>
           <w:rFonts w:ascii="Yu Gothic" w:eastAsia="Yu Gothic" w:hAnsi="Yu Gothic"/>
         </w:rPr>
-        <w:t xml:space="preserve">2.2.1 WARC での保存</w:t>
+        <w:t xml:space="preserve">2.2.1 WARC と WACZ での保存</w:t>
       </w:r>
     </w:p>
     <w:p>
@@ -5129,7 +3989,325 @@
         <w:rPr>
           <w:rFonts w:ascii="Yu Gothic" w:eastAsia="Yu Gothic" w:hAnsi="Yu Gothic"/>
         </w:rPr>
-        <w:t xml:space="preserve">）にまとめる。記録の種類は warcinfo（取得の道具とその版）、request（送った要求）、response（受けた応答）、metadata（取得の時刻、最終の URL、応答したサーバーの IP アドレス、TLS の証明書の主体と発行者）とする（ISO 28500 の記録の種類）。</w:t>
+        <w:t xml:space="preserve">。WARC/1.1）にまとめる。記録の種類は warcinfo（</w:t>
+      </w:r>
+      <w:r>
+        <w:rPr>
+          <w:rFonts w:ascii="Consolas" w:eastAsia="Yu Gothic" w:hAnsi="Consolas"/>
+        </w:rPr>
+        <w:t xml:space="preserve">software</w:t>
+      </w:r>
+      <w:r>
+        <w:rPr>
+          <w:rFonts w:ascii="Yu Gothic" w:eastAsia="Yu Gothic" w:hAnsi="Yu Gothic"/>
+        </w:rPr>
+        <w:t xml:space="preserve">、</w:t>
+      </w:r>
+      <w:r>
+        <w:rPr>
+          <w:rFonts w:ascii="Consolas" w:eastAsia="Yu Gothic" w:hAnsi="Consolas"/>
+        </w:rPr>
+        <w:t xml:space="preserve">format</w:t>
+      </w:r>
+      <w:r>
+        <w:rPr>
+          <w:rFonts w:ascii="Yu Gothic" w:eastAsia="Yu Gothic" w:hAnsi="Yu Gothic"/>
+        </w:rPr>
+        <w:t xml:space="preserve">、取得の道具とその版）、request（送った要求。転送があれば各段の要求）、response（受けた応答。転送の各段の応答と最終の応答）、metadata（取得の時刻、最終の URL、応答したサーバーの IP アドレス、TLS の証明書の主体と発行者）とし、各記録に </w:t>
+      </w:r>
+      <w:r>
+        <w:rPr>
+          <w:rFonts w:ascii="Consolas" w:eastAsia="Yu Gothic" w:hAnsi="Consolas"/>
+        </w:rPr>
+        <w:t xml:space="preserve">WARC-Record-ID</w:t>
+      </w:r>
+      <w:r>
+        <w:rPr>
+          <w:rFonts w:ascii="Yu Gothic" w:eastAsia="Yu Gothic" w:hAnsi="Yu Gothic"/>
+        </w:rPr>
+        <w:t xml:space="preserve">（</w:t>
+      </w:r>
+      <w:r>
+        <w:rPr>
+          <w:rFonts w:ascii="Consolas" w:eastAsia="Yu Gothic" w:hAnsi="Consolas"/>
+        </w:rPr>
+        <w:t xml:space="preserve">urn:uuid:</w:t>
+      </w:r>
+      <w:r>
+        <w:rPr>
+          <w:rFonts w:ascii="Yu Gothic" w:eastAsia="Yu Gothic" w:hAnsi="Yu Gothic"/>
+        </w:rPr>
+        <w:t xml:space="preserve">）、</w:t>
+      </w:r>
+      <w:r>
+        <w:rPr>
+          <w:rFonts w:ascii="Consolas" w:eastAsia="Yu Gothic" w:hAnsi="Consolas"/>
+        </w:rPr>
+        <w:t xml:space="preserve">WARC-Target-URI</w:t>
+      </w:r>
+      <w:r>
+        <w:rPr>
+          <w:rFonts w:ascii="Yu Gothic" w:eastAsia="Yu Gothic" w:hAnsi="Yu Gothic"/>
+        </w:rPr>
+        <w:t xml:space="preserve">、</w:t>
+      </w:r>
+      <w:r>
+        <w:rPr>
+          <w:rFonts w:ascii="Consolas" w:eastAsia="Yu Gothic" w:hAnsi="Consolas"/>
+        </w:rPr>
+        <w:t xml:space="preserve">WARC-Date</w:t>
+      </w:r>
+      <w:r>
+        <w:rPr>
+          <w:rFonts w:ascii="Yu Gothic" w:eastAsia="Yu Gothic" w:hAnsi="Yu Gothic"/>
+        </w:rPr>
+        <w:t xml:space="preserve">、</w:t>
+      </w:r>
+      <w:r>
+        <w:rPr>
+          <w:rFonts w:ascii="Consolas" w:eastAsia="Yu Gothic" w:hAnsi="Consolas"/>
+        </w:rPr>
+        <w:t xml:space="preserve">WARC-Block-Digest</w:t>
+      </w:r>
+      <w:r>
+        <w:rPr>
+          <w:rFonts w:ascii="Yu Gothic" w:eastAsia="Yu Gothic" w:hAnsi="Yu Gothic"/>
+        </w:rPr>
+        <w:t xml:space="preserve">（sha256）を持たせる（ISO 28500:2017 の記録の種類と必須の見出し）。拡張が作った DOM の写し（HTTP の応答ではない）は resource の記録として入れる。WACZ の </w:t>
+      </w:r>
+      <w:r>
+        <w:rPr>
+          <w:rFonts w:ascii="Consolas" w:eastAsia="Yu Gothic" w:hAnsi="Consolas"/>
+        </w:rPr>
+        <w:t xml:space="preserve">datapackage.json</w:t>
+      </w:r>
+      <w:r>
+        <w:rPr>
+          <w:rFonts w:ascii="Yu Gothic" w:eastAsia="Yu Gothic" w:hAnsi="Yu Gothic"/>
+        </w:rPr>
+        <w:t xml:space="preserve"> は </w:t>
+      </w:r>
+      <w:r>
+        <w:rPr>
+          <w:rFonts w:ascii="Consolas" w:eastAsia="Yu Gothic" w:hAnsi="Consolas"/>
+        </w:rPr>
+        <w:t xml:space="preserve">wacz_version</w:t>
+      </w:r>
+      <w:r>
+        <w:rPr>
+          <w:rFonts w:ascii="Yu Gothic" w:eastAsia="Yu Gothic" w:hAnsi="Yu Gothic"/>
+        </w:rPr>
+        <w:t xml:space="preserve"> 1.1.1、</w:t>
+      </w:r>
+      <w:r>
+        <w:rPr>
+          <w:rFonts w:ascii="Consolas" w:eastAsia="Yu Gothic" w:hAnsi="Consolas"/>
+        </w:rPr>
+        <w:t xml:space="preserve">created</w:t>
+      </w:r>
+      <w:r>
+        <w:rPr>
+          <w:rFonts w:ascii="Yu Gothic" w:eastAsia="Yu Gothic" w:hAnsi="Yu Gothic"/>
+        </w:rPr>
+        <w:t xml:space="preserve">、</w:t>
+      </w:r>
+      <w:r>
+        <w:rPr>
+          <w:rFonts w:ascii="Consolas" w:eastAsia="Yu Gothic" w:hAnsi="Consolas"/>
+        </w:rPr>
+        <w:t xml:space="preserve">software</w:t>
+      </w:r>
+      <w:r>
+        <w:rPr>
+          <w:rFonts w:ascii="Yu Gothic" w:eastAsia="Yu Gothic" w:hAnsi="Yu Gothic"/>
+        </w:rPr>
+        <w:t xml:space="preserve">、</w:t>
+      </w:r>
+      <w:r>
+        <w:rPr>
+          <w:rFonts w:ascii="Consolas" w:eastAsia="Yu Gothic" w:hAnsi="Consolas"/>
+        </w:rPr>
+        <w:t xml:space="preserve">resources</w:t>
+      </w:r>
+      <w:r>
+        <w:rPr>
+          <w:rFonts w:ascii="Yu Gothic" w:eastAsia="Yu Gothic" w:hAnsi="Yu Gothic"/>
+        </w:rPr>
+        <w:t xml:space="preserve">（各ファイルの sha256）を持つ。</w:t>
+      </w:r>
+    </w:p>
+    <w:p>
+      <w:pPr>
+        <w:pStyle w:val="ListParagraph"/>
+        <w:keepNext/>
+        <w:keepLines/>
+        <w:numPr>
+          <w:ilvl w:val="0"/>
+          <w:numId w:val="2"/>
+        </w:numPr>
+        <w:spacing w:after="20" w:before="20" w:line="300"/>
+      </w:pPr>
+      <w:r>
+        <w:rPr>
+          <w:rFonts w:ascii="Yu Gothic" w:eastAsia="Yu Gothic" w:hAnsi="Yu Gothic"/>
+        </w:rPr>
+        <w:t xml:space="preserve">WARC は WACZ（Webrecorder の Web Archive Collection Zipped。米国議会図書館の形式の登録 fdd000586。WARC、索引、</w:t>
+      </w:r>
+      <w:r>
+        <w:rPr>
+          <w:rFonts w:ascii="Consolas" w:eastAsia="Yu Gothic" w:hAnsi="Consolas"/>
+        </w:rPr>
+        <w:t xml:space="preserve">pages.jsonl</w:t>
+      </w:r>
+      <w:r>
+        <w:rPr>
+          <w:rFonts w:ascii="Yu Gothic" w:eastAsia="Yu Gothic" w:hAnsi="Yu Gothic"/>
+        </w:rPr>
+        <w:t xml:space="preserve">、画面の画像を1つの ZIP に）に包み、WACZ Signing and Verification 0.1.0 の形で </w:t>
+      </w:r>
+      <w:r>
+        <w:rPr>
+          <w:rFonts w:ascii="Consolas" w:eastAsia="Yu Gothic" w:hAnsi="Consolas"/>
+        </w:rPr>
+        <w:t xml:space="preserve">datapackage-digest.json</w:t>
+      </w:r>
+      <w:r>
+        <w:rPr>
+          <w:rFonts w:ascii="Yu Gothic" w:eastAsia="Yu Gothic" w:hAnsi="Yu Gothic"/>
+        </w:rPr>
+        <w:t xml:space="preserve"> に利用者の署名用の証明書による署名と RFC 3161 の時刻証明を入れる。Webrecorder（py-wacz、ReplayWeb.page）と Starling Lab の道具で誰でも検証できる。ブラウザの拡張（2.2.2）の出力も同じ WACZ とする（2026-10-01 NRSD の要求）。</w:t>
+      </w:r>
+    </w:p>
+    <w:p>
+      <w:pPr>
+        <w:pStyle w:val="ListParagraph"/>
+        <w:keepNext/>
+        <w:keepLines/>
+        <w:numPr>
+          <w:ilvl w:val="0"/>
+          <w:numId w:val="2"/>
+        </w:numPr>
+        <w:spacing w:after="20" w:before="20" w:line="300"/>
+      </w:pPr>
+      <w:r>
+        <w:rPr>
+          <w:rFonts w:ascii="Yu Gothic" w:eastAsia="Yu Gothic" w:hAnsi="Yu Gothic"/>
+        </w:rPr>
+        <w:t xml:space="preserve">拡張の出力の署名：拡張は鍵を持たないため、</w:t>
+      </w:r>
+      <w:r>
+        <w:rPr>
+          <w:rFonts w:ascii="Consolas" w:eastAsia="Yu Gothic" w:hAnsi="Consolas"/>
+        </w:rPr>
+        <w:t xml:space="preserve">datapackage-digest.json</w:t>
+      </w:r>
+      <w:r>
+        <w:rPr>
+          <w:rFonts w:ascii="Yu Gothic" w:eastAsia="Yu Gothic" w:hAnsi="Yu Gothic"/>
+        </w:rPr>
+        <w:t xml:space="preserve"> にハッシュだけを書く（WACZ Signing 0.1.0 の </w:t>
+      </w:r>
+      <w:r>
+        <w:rPr>
+          <w:rFonts w:ascii="Consolas" w:eastAsia="Yu Gothic" w:hAnsi="Consolas"/>
+        </w:rPr>
+        <w:t xml:space="preserve">signedData</w:t>
+      </w:r>
+      <w:r>
+        <w:rPr>
+          <w:rFonts w:ascii="Yu Gothic" w:eastAsia="Yu Gothic" w:hAnsi="Yu Gothic"/>
+        </w:rPr>
+        <w:t xml:space="preserve"> を空にする）。アプリは取り込みの時にハッシュを確かめ、利用者の署名用の証明書で anonymous signature（</w:t>
+      </w:r>
+      <w:r>
+        <w:rPr>
+          <w:rFonts w:ascii="Consolas" w:eastAsia="Yu Gothic" w:hAnsi="Consolas"/>
+        </w:rPr>
+        <w:t xml:space="preserve">hash</w:t>
+      </w:r>
+      <w:r>
+        <w:rPr>
+          <w:rFonts w:ascii="Yu Gothic" w:eastAsia="Yu Gothic" w:hAnsi="Yu Gothic"/>
+        </w:rPr>
+        <w:t xml:space="preserve">、</w:t>
+      </w:r>
+      <w:r>
+        <w:rPr>
+          <w:rFonts w:ascii="Consolas" w:eastAsia="Yu Gothic" w:hAnsi="Consolas"/>
+        </w:rPr>
+        <w:t xml:space="preserve">created</w:t>
+      </w:r>
+      <w:r>
+        <w:rPr>
+          <w:rFonts w:ascii="Yu Gothic" w:eastAsia="Yu Gothic" w:hAnsi="Yu Gothic"/>
+        </w:rPr>
+        <w:t xml:space="preserve">、</w:t>
+      </w:r>
+      <w:r>
+        <w:rPr>
+          <w:rFonts w:ascii="Consolas" w:eastAsia="Yu Gothic" w:hAnsi="Consolas"/>
+        </w:rPr>
+        <w:t xml:space="preserve">software</w:t>
+      </w:r>
+      <w:r>
+        <w:rPr>
+          <w:rFonts w:ascii="Yu Gothic" w:eastAsia="Yu Gothic" w:hAnsi="Yu Gothic"/>
+        </w:rPr>
+        <w:t xml:space="preserve">、</w:t>
+      </w:r>
+      <w:r>
+        <w:rPr>
+          <w:rFonts w:ascii="Consolas" w:eastAsia="Yu Gothic" w:hAnsi="Consolas"/>
+        </w:rPr>
+        <w:t xml:space="preserve">signature</w:t>
+      </w:r>
+      <w:r>
+        <w:rPr>
+          <w:rFonts w:ascii="Yu Gothic" w:eastAsia="Yu Gothic" w:hAnsi="Yu Gothic"/>
+        </w:rPr>
+        <w:t xml:space="preserve">、</w:t>
+      </w:r>
+      <w:r>
+        <w:rPr>
+          <w:rFonts w:ascii="Consolas" w:eastAsia="Yu Gothic" w:hAnsi="Consolas"/>
+        </w:rPr>
+        <w:t xml:space="preserve">publicKey</w:t>
+      </w:r>
+      <w:r>
+        <w:rPr>
+          <w:rFonts w:ascii="Yu Gothic" w:eastAsia="Yu Gothic" w:hAnsi="Yu Gothic"/>
+        </w:rPr>
+        <w:t xml:space="preserve">）を付け、RFC 3161 の時刻証明を </w:t>
+      </w:r>
+      <w:r>
+        <w:rPr>
+          <w:rFonts w:ascii="Consolas" w:eastAsia="Yu Gothic" w:hAnsi="Consolas"/>
+        </w:rPr>
+        <w:t xml:space="preserve">timeSignature</w:t>
+      </w:r>
+      <w:r>
+        <w:rPr>
+          <w:rFonts w:ascii="Yu Gothic" w:eastAsia="Yu Gothic" w:hAnsi="Yu Gothic"/>
+        </w:rPr>
+        <w:t xml:space="preserve"> に入れる。署名の意味は「アプリが受け取った時点でこの中身だった」。仕様の archiving tool による署名と同じ形。</w:t>
+      </w:r>
+    </w:p>
+    <w:p>
+      <w:pPr>
+        <w:pStyle w:val="ListParagraph"/>
+        <w:keepNext/>
+        <w:keepLines/>
+        <w:numPr>
+          <w:ilvl w:val="0"/>
+          <w:numId w:val="2"/>
+        </w:numPr>
+        <w:spacing w:after="20" w:before="20" w:line="300"/>
+      </w:pPr>
+      <w:r>
+        <w:rPr>
+          <w:rFonts w:ascii="Yu Gothic" w:eastAsia="Yu Gothic" w:hAnsi="Yu Gothic"/>
+        </w:rPr>
+        <w:t xml:space="preserve">RDAP の問い合わせの記録も同じ WARC に加える（5）。</w:t>
       </w:r>
     </w:p>
     <w:p>
@@ -5189,7 +4367,31 @@
         <w:rPr>
           <w:rFonts w:ascii="Yu Gothic" w:eastAsia="Yu Gothic" w:hAnsi="Yu Gothic"/>
         </w:rPr>
-        <w:t xml:space="preserve">  1. ブラウザの「ページ全体の画面の記録」の機能で撮る（Firefox は画面の記録の機能の「ページ全体を保存」、Chrome は開発者の道具の「フルサイズのスクリーンショット」）。</w:t>
+        <w:t xml:space="preserve">  1. ブラウザの「ページ全体の画面の記録」の機能で撮る（Firefox は画面の記録の機能の「ページ全体を保存」、Chrome は開発者の道具の「フルサイズのスクリーンショット」）。拡張はページ全体を、Firefox では </w:t>
+      </w:r>
+      <w:r>
+        <w:rPr>
+          <w:rFonts w:ascii="Consolas" w:eastAsia="Yu Gothic" w:hAnsi="Consolas"/>
+        </w:rPr>
+        <w:t xml:space="preserve">tabs.captureTab</w:t>
+      </w:r>
+      <w:r>
+        <w:rPr>
+          <w:rFonts w:ascii="Yu Gothic" w:eastAsia="Yu Gothic" w:hAnsi="Yu Gothic"/>
+        </w:rPr>
+        <w:t xml:space="preserve"> の全体、Chrome の系統では画面を送りながら継ぎ足す方法（GoFullPage 等の全画面の拡張と同じ。</w:t>
+      </w:r>
+      <w:r>
+        <w:rPr>
+          <w:rFonts w:ascii="Consolas" w:eastAsia="Yu Gothic" w:hAnsi="Consolas"/>
+        </w:rPr>
+        <w:t xml:space="preserve">debugger</w:t>
+      </w:r>
+      <w:r>
+        <w:rPr>
+          <w:rFonts w:ascii="Yu Gothic" w:eastAsia="Yu Gothic" w:hAnsi="Yu Gothic"/>
+        </w:rPr>
+        <w:t xml:space="preserve"> の権限は使わない）で撮る。</w:t>
       </w:r>
     </w:p>
     <w:p>
@@ -5216,6 +4418,24 @@
           <w:rFonts w:ascii="Yu Gothic" w:eastAsia="Yu Gothic" w:hAnsi="Yu Gothic"/>
         </w:rPr>
         <w:t xml:space="preserve">  3. ログインが要るページは、ログインした状態で撮る。</w:t>
+      </w:r>
+    </w:p>
+    <w:p>
+      <w:pPr>
+        <w:pStyle w:val="ListParagraph"/>
+        <w:keepNext/>
+        <w:keepLines/>
+        <w:numPr>
+          <w:ilvl w:val="0"/>
+          <w:numId w:val="2"/>
+        </w:numPr>
+        <w:spacing w:after="20" w:before="20" w:line="300"/>
+      </w:pPr>
+      <w:r>
+        <w:rPr>
+          <w:rFonts w:ascii="Yu Gothic" w:eastAsia="Yu Gothic" w:hAnsi="Yu Gothic"/>
+        </w:rPr>
+        <w:t xml:space="preserve">アプリは取り込んだ画面の画像の撮った日時を読む。ブラウザのページ全体の画面の記録は多くが PNG であり撮った日時を持たないため、その場合はファイルの更新の日時を使い、「ファイルの日時（撮った日時の記録ではない）」と区別して記録する。どちらかが登録の日時と大きく違う（24時間以上。初期値）場合は確かめを求める。日時が分からない場合は「日時なし」と記録する。</w:t>
       </w:r>
     </w:p>
     <w:p>
@@ -5233,7 +4453,265 @@
         <w:rPr>
           <w:rFonts w:ascii="Yu Gothic" w:eastAsia="Yu Gothic" w:hAnsi="Yu Gothic"/>
         </w:rPr>
-        <w:t xml:space="preserve">アプリは取り込んだ画面の画像の撮った日時を読む。ブラウザのページ全体の画面の記録は多くが PNG であり撮った日時を持たないため、その場合はファイルの更新の日時を使い、「ファイルの日時（撮った日時の記録ではない）」と区別して記録する。どちらかが登録の日時と大きく違う（24時間以上。初期値）場合は確かめを求める。日時が分からない場合は「日時なし」と記録する。</w:t>
+        <w:t xml:space="preserve">ブラウザの拡張「証拠を残す」（Chrome の系統と Firefox。公開の拡張の店に置き、ソースは公開リポジトリの </w:t>
+      </w:r>
+      <w:r>
+        <w:rPr>
+          <w:rFonts w:ascii="Consolas" w:eastAsia="Yu Gothic" w:hAnsi="Consolas"/>
+        </w:rPr>
+        <w:t xml:space="preserve">extension/</w:t>
+      </w:r>
+      <w:r>
+        <w:rPr>
+          <w:rFonts w:ascii="Yu Gothic" w:eastAsia="Yu Gothic" w:hAnsi="Yu Gothic"/>
+        </w:rPr>
+        <w:t xml:space="preserve">。第9章 2）：SingleFile と同じくボタン1つで、そのページの URL・日時・ページ全体の画面の画像・表示中の HTML と画像を、拡張の中で各ハッシュを付けて1つの WACZ のファイル（</w:t>
+      </w:r>
+      <w:r>
+        <w:rPr>
+          <w:rFonts w:ascii="Consolas" w:eastAsia="Yu Gothic" w:hAnsi="Consolas"/>
+        </w:rPr>
+        <w:t xml:space="preserve">.wacz</w:t>
+      </w:r>
+      <w:r>
+        <w:rPr>
+          <w:rFonts w:ascii="Yu Gothic" w:eastAsia="Yu Gothic" w:hAnsi="Yu Gothic"/>
+        </w:rPr>
+        <w:t xml:space="preserve">。2.2.1 と同じ形）にまとめ、ブラウザのダウンロードの API で保存し、その場所を OS に登録した URL の方式（</w:t>
+      </w:r>
+      <w:r>
+        <w:rPr>
+          <w:rFonts w:ascii="Consolas" w:eastAsia="Yu Gothic" w:hAnsi="Consolas"/>
+        </w:rPr>
+        <w:t xml:space="preserve">c2pa4cosplayer://import?path=…</w:t>
+      </w:r>
+      <w:r>
+        <w:rPr>
+          <w:rFonts w:ascii="Yu Gothic" w:eastAsia="Yu Gothic" w:hAnsi="Yu Gothic"/>
+        </w:rPr>
+        <w:t xml:space="preserve">）でアプリに渡す（アプリが起動していなければ OS が起動する。受け取る場所は利用者の Downloads か監視のフォルダーの下だけとし、それ以外の場所や </w:t>
+      </w:r>
+      <w:r>
+        <w:rPr>
+          <w:rFonts w:ascii="Consolas" w:eastAsia="Yu Gothic" w:hAnsi="Consolas"/>
+        </w:rPr>
+        <w:t xml:space="preserve">..</w:t>
+      </w:r>
+      <w:r>
+        <w:rPr>
+          <w:rFonts w:ascii="Yu Gothic" w:eastAsia="Yu Gothic" w:hAnsi="Yu Gothic"/>
+        </w:rPr>
+        <w:t xml:space="preserve"> を含む場所は取り込まず、利用者にファイルを選ばせる。渡らない時のために、利用者が選んだ保存のフォルダーの監視も持つ）。ログインが要るページも、利用者のブラウザのログインの状態のまま、本人の画面をそのまま残せる。取り込みの上限は ZIP の中のファイル200、展開後400MB（証拠1件の上限の内）、名前に </w:t>
+      </w:r>
+      <w:r>
+        <w:rPr>
+          <w:rFonts w:ascii="Consolas" w:eastAsia="Yu Gothic" w:hAnsi="Consolas"/>
+        </w:rPr>
+        <w:t xml:space="preserve">..</w:t>
+      </w:r>
+      <w:r>
+        <w:rPr>
+          <w:rFonts w:ascii="Yu Gothic" w:eastAsia="Yu Gothic" w:hAnsi="Yu Gothic"/>
+        </w:rPr>
+        <w:t xml:space="preserve"> を含まない。拡張は本システムの名前を名乗らず、サイトに何も送らない。拡張の manifest は MV3、権限は </w:t>
+      </w:r>
+      <w:r>
+        <w:rPr>
+          <w:rFonts w:ascii="Consolas" w:eastAsia="Yu Gothic" w:hAnsi="Consolas"/>
+        </w:rPr>
+        <w:t xml:space="preserve">activeTab</w:t>
+      </w:r>
+      <w:r>
+        <w:rPr>
+          <w:rFonts w:ascii="Yu Gothic" w:eastAsia="Yu Gothic" w:hAnsi="Yu Gothic"/>
+        </w:rPr>
+        <w:t xml:space="preserve">・</w:t>
+      </w:r>
+      <w:r>
+        <w:rPr>
+          <w:rFonts w:ascii="Consolas" w:eastAsia="Yu Gothic" w:hAnsi="Consolas"/>
+        </w:rPr>
+        <w:t xml:space="preserve">scripting</w:t>
+      </w:r>
+      <w:r>
+        <w:rPr>
+          <w:rFonts w:ascii="Yu Gothic" w:eastAsia="Yu Gothic" w:hAnsi="Yu Gothic"/>
+        </w:rPr>
+        <w:t xml:space="preserve">・</w:t>
+      </w:r>
+      <w:r>
+        <w:rPr>
+          <w:rFonts w:ascii="Consolas" w:eastAsia="Yu Gothic" w:hAnsi="Consolas"/>
+        </w:rPr>
+        <w:t xml:space="preserve">downloads</w:t>
+      </w:r>
+      <w:r>
+        <w:rPr>
+          <w:rFonts w:ascii="Yu Gothic" w:eastAsia="Yu Gothic" w:hAnsi="Yu Gothic"/>
+        </w:rPr>
+        <w:t xml:space="preserve"> だけ（</w:t>
+      </w:r>
+      <w:r>
+        <w:rPr>
+          <w:rFonts w:ascii="Consolas" w:eastAsia="Yu Gothic" w:hAnsi="Consolas"/>
+        </w:rPr>
+        <w:t xml:space="preserve">host_permissions</w:t>
+      </w:r>
+      <w:r>
+        <w:rPr>
+          <w:rFonts w:ascii="Yu Gothic" w:eastAsia="Yu Gothic" w:hAnsi="Yu Gothic"/>
+        </w:rPr>
+        <w:t xml:space="preserve"> と </w:t>
+      </w:r>
+      <w:r>
+        <w:rPr>
+          <w:rFonts w:ascii="Consolas" w:eastAsia="Yu Gothic" w:hAnsi="Consolas"/>
+        </w:rPr>
+        <w:t xml:space="preserve">storage</w:t>
+      </w:r>
+      <w:r>
+        <w:rPr>
+          <w:rFonts w:ascii="Yu Gothic" w:eastAsia="Yu Gothic" w:hAnsi="Yu Gothic"/>
+        </w:rPr>
+        <w:t xml:space="preserve"> は持たない。Firefox も同じ manifest）。拡張とアプリの互換は </w:t>
+      </w:r>
+      <w:r>
+        <w:rPr>
+          <w:rFonts w:ascii="Consolas" w:eastAsia="Yu Gothic" w:hAnsi="Consolas"/>
+        </w:rPr>
+        <w:t xml:space="preserve">dev/compat.yaml</w:t>
+      </w:r>
+      <w:r>
+        <w:rPr>
+          <w:rFonts w:ascii="Yu Gothic" w:eastAsia="Yu Gothic" w:hAnsi="Yu Gothic"/>
+        </w:rPr>
+        <w:t xml:space="preserve">（1行は拡張の版、受けるアプリの最低の版、</w:t>
+      </w:r>
+      <w:r>
+        <w:rPr>
+          <w:rFonts w:ascii="Consolas" w:eastAsia="Yu Gothic" w:hAnsi="Consolas"/>
+        </w:rPr>
+        <w:t xml:space="preserve">wacz_version</w:t>
+      </w:r>
+      <w:r>
+        <w:rPr>
+          <w:rFonts w:ascii="Yu Gothic" w:eastAsia="Yu Gothic" w:hAnsi="Yu Gothic"/>
+        </w:rPr>
+        <w:t xml:space="preserve">、</w:t>
+      </w:r>
+      <w:r>
+        <w:rPr>
+          <w:rFonts w:ascii="Consolas" w:eastAsia="Yu Gothic" w:hAnsi="Consolas"/>
+        </w:rPr>
+        <w:t xml:space="preserve">software</w:t>
+      </w:r>
+      <w:r>
+        <w:rPr>
+          <w:rFonts w:ascii="Yu Gothic" w:eastAsia="Yu Gothic" w:hAnsi="Yu Gothic"/>
+        </w:rPr>
+        <w:t xml:space="preserve"> の主の版）で持ち、アプリは取り込みの時にこの表で新しすぎる拡張の出力を断る。アプリの側の保存は Perma.cc と同じ WARC と PNG（2.2.1）。拡張が無い利用者には上の案内を残す（2026-09-30 NRSD の要求）。</w:t>
+      </w:r>
+    </w:p>
+    <w:p>
+      <w:pPr>
+        <w:pStyle w:val="ListParagraph"/>
+        <w:keepNext w:val="false"/>
+        <w:keepLines/>
+        <w:numPr>
+          <w:ilvl w:val="0"/>
+          <w:numId w:val="2"/>
+        </w:numPr>
+        <w:spacing w:after="20" w:before="20" w:line="300"/>
+      </w:pPr>
+      <w:r>
+        <w:rPr>
+          <w:rFonts w:ascii="Yu Gothic" w:eastAsia="Yu Gothic" w:hAnsi="Yu Gothic"/>
+        </w:rPr>
+        <w:t xml:space="preserve">拡張の版とアプリが起動していない時：拡張は </w:t>
+      </w:r>
+      <w:r>
+        <w:rPr>
+          <w:rFonts w:ascii="Consolas" w:eastAsia="Yu Gothic" w:hAnsi="Consolas"/>
+        </w:rPr>
+        <w:t xml:space="preserve">datapackage.json</w:t>
+      </w:r>
+      <w:r>
+        <w:rPr>
+          <w:rFonts w:ascii="Yu Gothic" w:eastAsia="Yu Gothic" w:hAnsi="Yu Gothic"/>
+        </w:rPr>
+        <w:t xml:space="preserve"> の </w:t>
+      </w:r>
+      <w:r>
+        <w:rPr>
+          <w:rFonts w:ascii="Consolas" w:eastAsia="Yu Gothic" w:hAnsi="Consolas"/>
+        </w:rPr>
+        <w:t xml:space="preserve">software</w:t>
+      </w:r>
+      <w:r>
+        <w:rPr>
+          <w:rFonts w:ascii="Yu Gothic" w:eastAsia="Yu Gothic" w:hAnsi="Yu Gothic"/>
+        </w:rPr>
+        <w:t xml:space="preserve"> に </w:t>
+      </w:r>
+      <w:r>
+        <w:rPr>
+          <w:rFonts w:ascii="Consolas" w:eastAsia="Yu Gothic" w:hAnsi="Consolas"/>
+        </w:rPr>
+        <w:t xml:space="preserve">nrsd-capture/&lt;版&gt;</w:t>
+      </w:r>
+      <w:r>
+        <w:rPr>
+          <w:rFonts w:ascii="Yu Gothic" w:eastAsia="Yu Gothic" w:hAnsi="Yu Gothic"/>
+        </w:rPr>
+        <w:t xml:space="preserve"> と </w:t>
+      </w:r>
+      <w:r>
+        <w:rPr>
+          <w:rFonts w:ascii="Consolas" w:eastAsia="Yu Gothic" w:hAnsi="Consolas"/>
+        </w:rPr>
+        <w:t xml:space="preserve">wacz_version</w:t>
+      </w:r>
+      <w:r>
+        <w:rPr>
+          <w:rFonts w:ascii="Yu Gothic" w:eastAsia="Yu Gothic" w:hAnsi="Yu Gothic"/>
+        </w:rPr>
+        <w:t xml:space="preserve"> を書く。アプリは自分が知る </w:t>
+      </w:r>
+      <w:r>
+        <w:rPr>
+          <w:rFonts w:ascii="Consolas" w:eastAsia="Yu Gothic" w:hAnsi="Consolas"/>
+        </w:rPr>
+        <w:t xml:space="preserve">wacz_version</w:t>
+      </w:r>
+      <w:r>
+        <w:rPr>
+          <w:rFonts w:ascii="Yu Gothic" w:eastAsia="Yu Gothic" w:hAnsi="Yu Gothic"/>
+        </w:rPr>
+        <w:t xml:space="preserve"> と拡張の主の版まで受け、新しければ「アプリを更新してください」（新しい記録の形式と同じ扱い）。URL の方式（deep-link）は OS がアプリを起動して渡す（tauri-plugin-deep-link。Linux の AppImage は起動時に </w:t>
+      </w:r>
+      <w:r>
+        <w:rPr>
+          <w:rFonts w:ascii="Consolas" w:eastAsia="Yu Gothic" w:hAnsi="Consolas"/>
+        </w:rPr>
+        <w:t xml:space="preserve">register()</w:t>
+      </w:r>
+      <w:r>
+        <w:rPr>
+          <w:rFonts w:ascii="Yu Gothic" w:eastAsia="Yu Gothic" w:hAnsi="Yu Gothic"/>
+        </w:rPr>
+        <w:t xml:space="preserve"> で登録）。保存のフォルダーの監視は起動中だけで、起動の時にそのフォルダーの未取り込みの </w:t>
+      </w:r>
+      <w:r>
+        <w:rPr>
+          <w:rFonts w:ascii="Consolas" w:eastAsia="Yu Gothic" w:hAnsi="Consolas"/>
+        </w:rPr>
+        <w:t xml:space="preserve">.wacz</w:t>
+      </w:r>
+      <w:r>
+        <w:rPr>
+          <w:rFonts w:ascii="Yu Gothic" w:eastAsia="Yu Gothic" w:hAnsi="Yu Gothic"/>
+        </w:rPr>
+        <w:t xml:space="preserve"> を拾う。</w:t>
       </w:r>
     </w:p>
     <w:p>
@@ -5831,8 +5309,8 @@
         </w:tblBorders>
       </w:tblPr>
       <w:tblGrid>
-        <w:gridCol w:w="1690"/>
-        <w:gridCol w:w="7948"/>
+        <w:gridCol w:w="1730"/>
+        <w:gridCol w:w="7908"/>
       </w:tblGrid>
       <w:tr>
         <w:trPr>
@@ -5841,7 +5319,7 @@
         </w:trPr>
         <w:tc>
           <w:tcPr>
-            <w:tcW w:type="dxa" w:w="1690"/>
+            <w:tcW w:type="dxa" w:w="1730"/>
             <w:tcBorders>
               <w:top w:val="single" w:color="A6B8D0" w:sz="4"/>
               <w:left w:val="single" w:color="A6B8D0" w:sz="4"/>
@@ -5876,7 +5354,7 @@
         </w:tc>
         <w:tc>
           <w:tcPr>
-            <w:tcW w:type="dxa" w:w="7948"/>
+            <w:tcW w:type="dxa" w:w="7908"/>
             <w:tcBorders>
               <w:top w:val="single" w:color="A6B8D0" w:sz="4"/>
               <w:left w:val="single" w:color="A6B8D0" w:sz="4"/>
@@ -5917,7 +5395,7 @@
         </w:trPr>
         <w:tc>
           <w:tcPr>
-            <w:tcW w:type="dxa" w:w="1690"/>
+            <w:tcW w:type="dxa" w:w="1730"/>
             <w:tcBorders>
               <w:top w:val="single" w:color="A6B8D0" w:sz="4"/>
               <w:left w:val="single" w:color="A6B8D0" w:sz="4"/>
@@ -5951,7 +5429,7 @@
         </w:tc>
         <w:tc>
           <w:tcPr>
-            <w:tcW w:type="dxa" w:w="7948"/>
+            <w:tcW w:type="dxa" w:w="7908"/>
             <w:tcBorders>
               <w:top w:val="single" w:color="A6B8D0" w:sz="4"/>
               <w:left w:val="single" w:color="A6B8D0" w:sz="4"/>
@@ -5991,7 +5469,7 @@
         </w:trPr>
         <w:tc>
           <w:tcPr>
-            <w:tcW w:type="dxa" w:w="1690"/>
+            <w:tcW w:type="dxa" w:w="1730"/>
             <w:tcBorders>
               <w:top w:val="single" w:color="A6B8D0" w:sz="4"/>
               <w:left w:val="single" w:color="A6B8D0" w:sz="4"/>
@@ -6025,7 +5503,7 @@
         </w:tc>
         <w:tc>
           <w:tcPr>
-            <w:tcW w:type="dxa" w:w="7948"/>
+            <w:tcW w:type="dxa" w:w="7908"/>
             <w:tcBorders>
               <w:top w:val="single" w:color="A6B8D0" w:sz="4"/>
               <w:left w:val="single" w:color="A6B8D0" w:sz="4"/>
@@ -6065,7 +5543,7 @@
         </w:trPr>
         <w:tc>
           <w:tcPr>
-            <w:tcW w:type="dxa" w:w="1690"/>
+            <w:tcW w:type="dxa" w:w="1730"/>
             <w:tcBorders>
               <w:top w:val="single" w:color="A6B8D0" w:sz="4"/>
               <w:left w:val="single" w:color="A6B8D0" w:sz="4"/>
@@ -6099,7 +5577,7 @@
         </w:tc>
         <w:tc>
           <w:tcPr>
-            <w:tcW w:type="dxa" w:w="7948"/>
+            <w:tcW w:type="dxa" w:w="7908"/>
             <w:tcBorders>
               <w:top w:val="single" w:color="A6B8D0" w:sz="4"/>
               <w:left w:val="single" w:color="A6B8D0" w:sz="4"/>
@@ -6157,7 +5635,7 @@
                 <w:sz w:val="18"/>
                 <w:szCs w:val="18"/>
               </w:rPr>
-              <w:t xml:space="preserve"> は第2段のために予約（R-6-1-4「第2段からの登録を受け付けられる余地がある」）</w:t>
+              <w:t xml:space="preserve"> は第2段のために予約（R-6-1-4）</w:t>
             </w:r>
           </w:p>
         </w:tc>
@@ -6169,69 +5647,69 @@
         </w:trPr>
         <w:tc>
           <w:tcPr>
-            <w:tcW w:type="dxa" w:w="1690"/>
-            <w:tcBorders>
-              <w:top w:val="single" w:color="A6B8D0" w:sz="4"/>
-              <w:left w:val="single" w:color="A6B8D0" w:sz="4"/>
-              <w:bottom w:val="single" w:color="A6B8D0" w:sz="4"/>
-              <w:right w:val="single" w:color="A6B8D0" w:sz="4"/>
-            </w:tcBorders>
-            <w:tcMar>
-              <w:top w:type="dxa" w:w="50"/>
-              <w:left w:type="dxa" w:w="90"/>
-              <w:bottom w:type="dxa" w:w="50"/>
-              <w:right w:type="dxa" w:w="90"/>
-            </w:tcMar>
-          </w:tcPr>
-          <w:p>
-            <w:pPr>
-              <w:keepNext/>
-              <w:keepLines/>
-              <w:spacing w:after="0" w:before="0" w:line="280"/>
-            </w:pPr>
-            <w:r>
-              <w:rPr>
-                <w:rFonts w:ascii="Yu Gothic" w:eastAsia="Yu Gothic" w:hAnsi="Yu Gothic"/>
-                <w:b w:val="false"/>
-                <w:bCs w:val="false"/>
-                <w:sz w:val="18"/>
-                <w:szCs w:val="18"/>
-              </w:rPr>
-              <w:t xml:space="preserve">url、final_url、platform</w:t>
-            </w:r>
-          </w:p>
-        </w:tc>
-        <w:tc>
-          <w:tcPr>
-            <w:tcW w:type="dxa" w:w="7948"/>
-            <w:tcBorders>
-              <w:top w:val="single" w:color="A6B8D0" w:sz="4"/>
-              <w:left w:val="single" w:color="A6B8D0" w:sz="4"/>
-              <w:bottom w:val="single" w:color="A6B8D0" w:sz="4"/>
-              <w:right w:val="single" w:color="A6B8D0" w:sz="4"/>
-            </w:tcBorders>
-            <w:tcMar>
-              <w:top w:type="dxa" w:w="50"/>
-              <w:left w:type="dxa" w:w="90"/>
-              <w:bottom w:type="dxa" w:w="50"/>
-              <w:right w:type="dxa" w:w="90"/>
-            </w:tcMar>
-          </w:tcPr>
-          <w:p>
-            <w:pPr>
-              <w:keepNext/>
-              <w:keepLines/>
-              <w:spacing w:after="0" w:before="0" w:line="280"/>
-            </w:pPr>
-            <w:r>
-              <w:rPr>
-                <w:rFonts w:ascii="Yu Gothic" w:eastAsia="Yu Gothic" w:hAnsi="Yu Gothic"/>
-                <w:b w:val="false"/>
-                <w:bCs w:val="false"/>
-                <w:sz w:val="18"/>
-                <w:szCs w:val="18"/>
-              </w:rPr>
-              <w:t xml:space="preserve">転載ページ</w:t>
+            <w:tcW w:type="dxa" w:w="1730"/>
+            <w:tcBorders>
+              <w:top w:val="single" w:color="A6B8D0" w:sz="4"/>
+              <w:left w:val="single" w:color="A6B8D0" w:sz="4"/>
+              <w:bottom w:val="single" w:color="A6B8D0" w:sz="4"/>
+              <w:right w:val="single" w:color="A6B8D0" w:sz="4"/>
+            </w:tcBorders>
+            <w:tcMar>
+              <w:top w:type="dxa" w:w="50"/>
+              <w:left w:type="dxa" w:w="90"/>
+              <w:bottom w:type="dxa" w:w="50"/>
+              <w:right w:type="dxa" w:w="90"/>
+            </w:tcMar>
+          </w:tcPr>
+          <w:p>
+            <w:pPr>
+              <w:keepNext/>
+              <w:keepLines/>
+              <w:spacing w:after="0" w:before="0" w:line="280"/>
+            </w:pPr>
+            <w:r>
+              <w:rPr>
+                <w:rFonts w:ascii="Yu Gothic" w:eastAsia="Yu Gothic" w:hAnsi="Yu Gothic"/>
+                <w:b w:val="false"/>
+                <w:bCs w:val="false"/>
+                <w:sz w:val="18"/>
+                <w:szCs w:val="18"/>
+              </w:rPr>
+              <w:t xml:space="preserve">url、url_normalized、final_url、platform</w:t>
+            </w:r>
+          </w:p>
+        </w:tc>
+        <w:tc>
+          <w:tcPr>
+            <w:tcW w:type="dxa" w:w="7908"/>
+            <w:tcBorders>
+              <w:top w:val="single" w:color="A6B8D0" w:sz="4"/>
+              <w:left w:val="single" w:color="A6B8D0" w:sz="4"/>
+              <w:bottom w:val="single" w:color="A6B8D0" w:sz="4"/>
+              <w:right w:val="single" w:color="A6B8D0" w:sz="4"/>
+            </w:tcBorders>
+            <w:tcMar>
+              <w:top w:type="dxa" w:w="50"/>
+              <w:left w:type="dxa" w:w="90"/>
+              <w:bottom w:type="dxa" w:w="50"/>
+              <w:right w:type="dxa" w:w="90"/>
+            </w:tcMar>
+          </w:tcPr>
+          <w:p>
+            <w:pPr>
+              <w:keepNext/>
+              <w:keepLines/>
+              <w:spacing w:after="0" w:before="0" w:line="280"/>
+            </w:pPr>
+            <w:r>
+              <w:rPr>
+                <w:rFonts w:ascii="Yu Gothic" w:eastAsia="Yu Gothic" w:hAnsi="Yu Gothic"/>
+                <w:b w:val="false"/>
+                <w:bCs w:val="false"/>
+                <w:sz w:val="18"/>
+                <w:szCs w:val="18"/>
+              </w:rPr>
+              <w:t xml:space="preserve">転載ページ（入力のまま、正規の形、最終の URL）</w:t>
             </w:r>
           </w:p>
         </w:tc>
@@ -6243,7 +5721,7 @@
         </w:trPr>
         <w:tc>
           <w:tcPr>
-            <w:tcW w:type="dxa" w:w="1690"/>
+            <w:tcW w:type="dxa" w:w="1730"/>
             <w:tcBorders>
               <w:top w:val="single" w:color="A6B8D0" w:sz="4"/>
               <w:left w:val="single" w:color="A6B8D0" w:sz="4"/>
@@ -6277,7 +5755,7 @@
         </w:tc>
         <w:tc>
           <w:tcPr>
-            <w:tcW w:type="dxa" w:w="7948"/>
+            <w:tcW w:type="dxa" w:w="7908"/>
             <w:tcBorders>
               <w:top w:val="single" w:color="A6B8D0" w:sz="4"/>
               <w:left w:val="single" w:color="A6B8D0" w:sz="4"/>
@@ -6317,7 +5795,7 @@
         </w:trPr>
         <w:tc>
           <w:tcPr>
-            <w:tcW w:type="dxa" w:w="1690"/>
+            <w:tcW w:type="dxa" w:w="1730"/>
             <w:tcBorders>
               <w:top w:val="single" w:color="A6B8D0" w:sz="4"/>
               <w:left w:val="single" w:color="A6B8D0" w:sz="4"/>
@@ -6351,35 +5829,55 @@
         </w:tc>
         <w:tc>
           <w:tcPr>
-            <w:tcW w:type="dxa" w:w="7948"/>
-            <w:tcBorders>
-              <w:top w:val="single" w:color="A6B8D0" w:sz="4"/>
-              <w:left w:val="single" w:color="A6B8D0" w:sz="4"/>
-              <w:bottom w:val="single" w:color="A6B8D0" w:sz="4"/>
-              <w:right w:val="single" w:color="A6B8D0" w:sz="4"/>
-            </w:tcBorders>
-            <w:tcMar>
-              <w:top w:type="dxa" w:w="50"/>
-              <w:left w:type="dxa" w:w="90"/>
-              <w:bottom w:type="dxa" w:w="50"/>
-              <w:right w:type="dxa" w:w="90"/>
-            </w:tcMar>
-          </w:tcPr>
-          <w:p>
-            <w:pPr>
-              <w:keepNext/>
-              <w:keepLines/>
-              <w:spacing w:after="0" w:before="0" w:line="280"/>
-            </w:pPr>
-            <w:r>
-              <w:rPr>
-                <w:rFonts w:ascii="Yu Gothic" w:eastAsia="Yu Gothic" w:hAnsi="Yu Gothic"/>
-                <w:b w:val="false"/>
-                <w:bCs w:val="false"/>
-                <w:sz w:val="18"/>
-                <w:szCs w:val="18"/>
-              </w:rPr>
-              <w:t xml:space="preserve">証拠のファイルの一覧（名前、種類、SHA-256、大きさ、取得の方法（利用者の提供／アプリの取得）、取得の時刻）</w:t>
+            <w:tcW w:type="dxa" w:w="7908"/>
+            <w:tcBorders>
+              <w:top w:val="single" w:color="A6B8D0" w:sz="4"/>
+              <w:left w:val="single" w:color="A6B8D0" w:sz="4"/>
+              <w:bottom w:val="single" w:color="A6B8D0" w:sz="4"/>
+              <w:right w:val="single" w:color="A6B8D0" w:sz="4"/>
+            </w:tcBorders>
+            <w:tcMar>
+              <w:top w:type="dxa" w:w="50"/>
+              <w:left w:type="dxa" w:w="90"/>
+              <w:bottom w:type="dxa" w:w="50"/>
+              <w:right w:type="dxa" w:w="90"/>
+            </w:tcMar>
+          </w:tcPr>
+          <w:p>
+            <w:pPr>
+              <w:keepNext/>
+              <w:keepLines/>
+              <w:spacing w:after="0" w:before="0" w:line="280"/>
+            </w:pPr>
+            <w:r>
+              <w:rPr>
+                <w:rFonts w:ascii="Yu Gothic" w:eastAsia="Yu Gothic" w:hAnsi="Yu Gothic"/>
+                <w:b w:val="false"/>
+                <w:bCs w:val="false"/>
+                <w:sz w:val="18"/>
+                <w:szCs w:val="18"/>
+              </w:rPr>
+              <w:t xml:space="preserve">証拠のファイルの一覧（元の名前、種類、SHA-256、大きさ、取得の方法（利用者の提供／アプリの取得）、取得の時刻）。ファイルは </w:t>
+            </w:r>
+            <w:r>
+              <w:rPr>
+                <w:rFonts w:ascii="Consolas" w:eastAsia="Yu Gothic" w:hAnsi="Consolas"/>
+                <w:b w:val="false"/>
+                <w:bCs w:val="false"/>
+                <w:sz w:val="18"/>
+                <w:szCs w:val="18"/>
+              </w:rPr>
+              <w:t xml:space="preserve">evidence/</w:t>
+            </w:r>
+            <w:r>
+              <w:rPr>
+                <w:rFonts w:ascii="Yu Gothic" w:eastAsia="Yu Gothic" w:hAnsi="Yu Gothic"/>
+                <w:b w:val="false"/>
+                <w:bCs w:val="false"/>
+                <w:sz w:val="18"/>
+                <w:szCs w:val="18"/>
+              </w:rPr>
+              <w:t xml:space="preserve"> に SHA-256 の名前（拡張子つき）で置き、利用者が入れた画面の画像の元の名前は一覧にだけ残す（本名等を含み得るため。browsertrix・Perma.cc と同じ）</w:t>
             </w:r>
           </w:p>
         </w:tc>
@@ -6391,7 +5889,7 @@
         </w:trPr>
         <w:tc>
           <w:tcPr>
-            <w:tcW w:type="dxa" w:w="1690"/>
+            <w:tcW w:type="dxa" w:w="1730"/>
             <w:tcBorders>
               <w:top w:val="single" w:color="A6B8D0" w:sz="4"/>
               <w:left w:val="single" w:color="A6B8D0" w:sz="4"/>
@@ -6425,7 +5923,7 @@
         </w:tc>
         <w:tc>
           <w:tcPr>
-            <w:tcW w:type="dxa" w:w="7948"/>
+            <w:tcW w:type="dxa" w:w="7908"/>
             <w:tcBorders>
               <w:top w:val="single" w:color="A6B8D0" w:sz="4"/>
               <w:left w:val="single" w:color="A6B8D0" w:sz="4"/>
@@ -6465,7 +5963,7 @@
         </w:trPr>
         <w:tc>
           <w:tcPr>
-            <w:tcW w:type="dxa" w:w="1690"/>
+            <w:tcW w:type="dxa" w:w="1730"/>
             <w:tcBorders>
               <w:top w:val="single" w:color="A6B8D0" w:sz="4"/>
               <w:left w:val="single" w:color="A6B8D0" w:sz="4"/>
@@ -6499,7 +5997,7 @@
         </w:tc>
         <w:tc>
           <w:tcPr>
-            <w:tcW w:type="dxa" w:w="7948"/>
+            <w:tcW w:type="dxa" w:w="7908"/>
             <w:tcBorders>
               <w:top w:val="single" w:color="A6B8D0" w:sz="4"/>
               <w:left w:val="single" w:color="A6B8D0" w:sz="4"/>
@@ -6539,7 +6037,7 @@
         </w:trPr>
         <w:tc>
           <w:tcPr>
-            <w:tcW w:type="dxa" w:w="1690"/>
+            <w:tcW w:type="dxa" w:w="1730"/>
             <w:tcBorders>
               <w:top w:val="single" w:color="A6B8D0" w:sz="4"/>
               <w:left w:val="single" w:color="A6B8D0" w:sz="4"/>
@@ -6573,7 +6071,7 @@
         </w:tc>
         <w:tc>
           <w:tcPr>
-            <w:tcW w:type="dxa" w:w="7948"/>
+            <w:tcW w:type="dxa" w:w="7908"/>
             <w:tcBorders>
               <w:top w:val="single" w:color="A6B8D0" w:sz="4"/>
               <w:left w:val="single" w:color="A6B8D0" w:sz="4"/>
@@ -6613,7 +6111,7 @@
         </w:trPr>
         <w:tc>
           <w:tcPr>
-            <w:tcW w:type="dxa" w:w="1690"/>
+            <w:tcW w:type="dxa" w:w="1730"/>
             <w:tcBorders>
               <w:top w:val="single" w:color="A6B8D0" w:sz="4"/>
               <w:left w:val="single" w:color="A6B8D0" w:sz="4"/>
@@ -6647,7 +6145,7 @@
         </w:tc>
         <w:tc>
           <w:tcPr>
-            <w:tcW w:type="dxa" w:w="7948"/>
+            <w:tcW w:type="dxa" w:w="7908"/>
             <w:tcBorders>
               <w:top w:val="single" w:color="A6B8D0" w:sz="4"/>
               <w:left w:val="single" w:color="A6B8D0" w:sz="4"/>
@@ -6687,7 +6185,7 @@
         </w:trPr>
         <w:tc>
           <w:tcPr>
-            <w:tcW w:type="dxa" w:w="1690"/>
+            <w:tcW w:type="dxa" w:w="1730"/>
             <w:tcBorders>
               <w:top w:val="single" w:color="A6B8D0" w:sz="4"/>
               <w:left w:val="single" w:color="A6B8D0" w:sz="4"/>
@@ -6721,7 +6219,7 @@
         </w:tc>
         <w:tc>
           <w:tcPr>
-            <w:tcW w:type="dxa" w:w="7948"/>
+            <w:tcW w:type="dxa" w:w="7908"/>
             <w:tcBorders>
               <w:top w:val="single" w:color="A6B8D0" w:sz="4"/>
               <w:left w:val="single" w:color="A6B8D0" w:sz="4"/>
@@ -6759,7 +6257,7 @@
                 <w:sz w:val="18"/>
                 <w:szCs w:val="18"/>
               </w:rPr>
-              <w:t xml:space="preserve">status/&lt;連番&gt;.json</w:t>
+              <w:t xml:space="preserve">status/&lt;端末の番号&gt;.jsonl</w:t>
             </w:r>
             <w:r>
               <w:rPr>
@@ -6801,7 +6299,7 @@
         </w:trPr>
         <w:tc>
           <w:tcPr>
-            <w:tcW w:type="dxa" w:w="1690"/>
+            <w:tcW w:type="dxa" w:w="1730"/>
             <w:tcBorders>
               <w:top w:val="single" w:color="A6B8D0" w:sz="4"/>
               <w:left w:val="single" w:color="A6B8D0" w:sz="4"/>
@@ -6835,7 +6333,7 @@
         </w:tc>
         <w:tc>
           <w:tcPr>
-            <w:tcW w:type="dxa" w:w="7948"/>
+            <w:tcW w:type="dxa" w:w="7908"/>
             <w:tcBorders>
               <w:top w:val="single" w:color="A6B8D0" w:sz="4"/>
               <w:left w:val="single" w:color="A6B8D0" w:sz="4"/>
@@ -6875,7 +6373,7 @@
         </w:trPr>
         <w:tc>
           <w:tcPr>
-            <w:tcW w:type="dxa" w:w="1690"/>
+            <w:tcW w:type="dxa" w:w="1730"/>
             <w:tcBorders>
               <w:top w:val="single" w:color="A6B8D0" w:sz="4"/>
               <w:left w:val="single" w:color="A6B8D0" w:sz="4"/>
@@ -6909,7 +6407,7 @@
         </w:tc>
         <w:tc>
           <w:tcPr>
-            <w:tcW w:type="dxa" w:w="7948"/>
+            <w:tcW w:type="dxa" w:w="7908"/>
             <w:tcBorders>
               <w:top w:val="single" w:color="A6B8D0" w:sz="4"/>
               <w:left w:val="single" w:color="A6B8D0" w:sz="4"/>
@@ -6949,7 +6447,155 @@
         </w:trPr>
         <w:tc>
           <w:tcPr>
-            <w:tcW w:type="dxa" w:w="1690"/>
+            <w:tcW w:type="dxa" w:w="1730"/>
+            <w:tcBorders>
+              <w:top w:val="single" w:color="A6B8D0" w:sz="4"/>
+              <w:left w:val="single" w:color="A6B8D0" w:sz="4"/>
+              <w:bottom w:val="single" w:color="A6B8D0" w:sz="4"/>
+              <w:right w:val="single" w:color="A6B8D0" w:sz="4"/>
+            </w:tcBorders>
+            <w:tcMar>
+              <w:top w:type="dxa" w:w="50"/>
+              <w:left w:type="dxa" w:w="90"/>
+              <w:bottom w:type="dxa" w:w="50"/>
+              <w:right w:type="dxa" w:w="90"/>
+            </w:tcMar>
+          </w:tcPr>
+          <w:p>
+            <w:pPr>
+              <w:keepNext/>
+              <w:keepLines/>
+              <w:spacing w:after="0" w:before="0" w:line="280"/>
+            </w:pPr>
+            <w:r>
+              <w:rPr>
+                <w:rFonts w:ascii="Yu Gothic" w:eastAsia="Yu Gothic" w:hAnsi="Yu Gothic"/>
+                <w:b w:val="false"/>
+                <w:bCs w:val="false"/>
+                <w:sz w:val="18"/>
+                <w:szCs w:val="18"/>
+              </w:rPr>
+              <w:t xml:space="preserve">clock</w:t>
+            </w:r>
+          </w:p>
+        </w:tc>
+        <w:tc>
+          <w:tcPr>
+            <w:tcW w:type="dxa" w:w="7908"/>
+            <w:tcBorders>
+              <w:top w:val="single" w:color="A6B8D0" w:sz="4"/>
+              <w:left w:val="single" w:color="A6B8D0" w:sz="4"/>
+              <w:bottom w:val="single" w:color="A6B8D0" w:sz="4"/>
+              <w:right w:val="single" w:color="A6B8D0" w:sz="4"/>
+            </w:tcBorders>
+            <w:tcMar>
+              <w:top w:type="dxa" w:w="50"/>
+              <w:left w:type="dxa" w:w="90"/>
+              <w:bottom w:type="dxa" w:w="50"/>
+              <w:right w:type="dxa" w:w="90"/>
+            </w:tcMar>
+          </w:tcPr>
+          <w:p>
+            <w:pPr>
+              <w:keepNext/>
+              <w:keepLines/>
+              <w:spacing w:after="0" w:before="0" w:line="280"/>
+            </w:pPr>
+            <w:r>
+              <w:rPr>
+                <w:rFonts w:ascii="Yu Gothic" w:eastAsia="Yu Gothic" w:hAnsi="Yu Gothic"/>
+                <w:b w:val="false"/>
+                <w:bCs w:val="false"/>
+                <w:sz w:val="18"/>
+                <w:szCs w:val="18"/>
+              </w:rPr>
+              <w:t xml:space="preserve">端末の時計の値、その時点の時計のずれ、単調な番号（第1章 10.7）</w:t>
+            </w:r>
+          </w:p>
+        </w:tc>
+      </w:tr>
+      <w:tr>
+        <w:trPr>
+          <w:cantSplit/>
+          <w:tblHeader w:val="off"/>
+        </w:trPr>
+        <w:tc>
+          <w:tcPr>
+            <w:tcW w:type="dxa" w:w="1730"/>
+            <w:tcBorders>
+              <w:top w:val="single" w:color="A6B8D0" w:sz="4"/>
+              <w:left w:val="single" w:color="A6B8D0" w:sz="4"/>
+              <w:bottom w:val="single" w:color="A6B8D0" w:sz="4"/>
+              <w:right w:val="single" w:color="A6B8D0" w:sz="4"/>
+            </w:tcBorders>
+            <w:tcMar>
+              <w:top w:type="dxa" w:w="50"/>
+              <w:left w:type="dxa" w:w="90"/>
+              <w:bottom w:type="dxa" w:w="50"/>
+              <w:right w:type="dxa" w:w="90"/>
+            </w:tcMar>
+          </w:tcPr>
+          <w:p>
+            <w:pPr>
+              <w:keepNext/>
+              <w:keepLines/>
+              <w:spacing w:after="0" w:before="0" w:line="280"/>
+            </w:pPr>
+            <w:r>
+              <w:rPr>
+                <w:rFonts w:ascii="Yu Gothic" w:eastAsia="Yu Gothic" w:hAnsi="Yu Gothic"/>
+                <w:b w:val="false"/>
+                <w:bCs w:val="false"/>
+                <w:sz w:val="18"/>
+                <w:szCs w:val="18"/>
+              </w:rPr>
+              <w:t xml:space="preserve">chain</w:t>
+            </w:r>
+          </w:p>
+        </w:tc>
+        <w:tc>
+          <w:tcPr>
+            <w:tcW w:type="dxa" w:w="7908"/>
+            <w:tcBorders>
+              <w:top w:val="single" w:color="A6B8D0" w:sz="4"/>
+              <w:left w:val="single" w:color="A6B8D0" w:sz="4"/>
+              <w:bottom w:val="single" w:color="A6B8D0" w:sz="4"/>
+              <w:right w:val="single" w:color="A6B8D0" w:sz="4"/>
+            </w:tcBorders>
+            <w:tcMar>
+              <w:top w:type="dxa" w:w="50"/>
+              <w:left w:type="dxa" w:w="90"/>
+              <w:bottom w:type="dxa" w:w="50"/>
+              <w:right w:type="dxa" w:w="90"/>
+            </w:tcMar>
+          </w:tcPr>
+          <w:p>
+            <w:pPr>
+              <w:keepNext/>
+              <w:keepLines/>
+              <w:spacing w:after="0" w:before="0" w:line="280"/>
+            </w:pPr>
+            <w:r>
+              <w:rPr>
+                <w:rFonts w:ascii="Yu Gothic" w:eastAsia="Yu Gothic" w:hAnsi="Yu Gothic"/>
+                <w:b w:val="false"/>
+                <w:bCs w:val="false"/>
+                <w:sz w:val="18"/>
+                <w:szCs w:val="18"/>
+              </w:rPr>
+              <w:t xml:space="preserve">前の行のハッシュと、この行の記録の電子署名（事件記録と状況の追記の連鎖。第1章 8.3）</w:t>
+            </w:r>
+          </w:p>
+        </w:tc>
+      </w:tr>
+      <w:tr>
+        <w:trPr>
+          <w:cantSplit/>
+          <w:tblHeader w:val="off"/>
+        </w:trPr>
+        <w:tc>
+          <w:tcPr>
+            <w:tcW w:type="dxa" w:w="1730"/>
             <w:tcBorders>
               <w:top w:val="single" w:color="A6B8D0" w:sz="4"/>
               <w:left w:val="single" w:color="A6B8D0" w:sz="4"/>
@@ -6983,7 +6629,7 @@
         </w:tc>
         <w:tc>
           <w:tcPr>
-            <w:tcW w:type="dxa" w:w="7948"/>
+            <w:tcW w:type="dxa" w:w="7908"/>
             <w:tcBorders>
               <w:top w:val="single" w:color="A6B8D0" w:sz="4"/>
               <w:left w:val="single" w:color="A6B8D0" w:sz="4"/>
@@ -7061,7 +6707,7 @@
         <w:rPr>
           <w:rFonts w:ascii="Yu Gothic" w:eastAsia="Yu Gothic" w:hAnsi="Yu Gothic"/>
         </w:rPr>
-        <w:t xml:space="preserve">（第8章 2.1「配置」）。</w:t>
+        <w:t xml:space="preserve">（第8章 2.1「配置」）。1件の証拠の合計は1GB まで（初期値。2.2 の取得の上限の和に画面の画像と「今の状態を確かめる」の取得を足したもの）。超える時は取り込みを断り、別の事件として登録するよう示す。</w:t>
       </w:r>
     </w:p>
     <w:p>
@@ -7860,6 +7506,24 @@
     <w:p>
       <w:pPr>
         <w:pStyle w:val="ListParagraph"/>
+        <w:keepNext/>
+        <w:keepLines/>
+        <w:numPr>
+          <w:ilvl w:val="0"/>
+          <w:numId w:val="2"/>
+        </w:numPr>
+        <w:spacing w:after="20" w:before="20" w:line="300"/>
+      </w:pPr>
+      <w:r>
+        <w:rPr>
+          <w:rFonts w:ascii="Yu Gothic" w:eastAsia="Yu Gothic" w:hAnsi="Yu Gothic"/>
+        </w:rPr>
+        <w:t xml:space="preserve">加えて記録するもの：アプリの版、取得の道具の版、端末の時計のずれ。時計のずれは、時刻証明の応答の時刻と端末の時計の差として記録する（Berkeley Protocol 155段(g) は、端末の時計を時刻の同期で合わせることを求める。本システムは端末の時計を直さず、ずれを記録する）。</w:t>
+      </w:r>
+    </w:p>
+    <w:p>
+      <w:pPr>
+        <w:pStyle w:val="ListParagraph"/>
         <w:keepNext w:val="false"/>
         <w:keepLines/>
         <w:numPr>
@@ -7872,7 +7536,7 @@
         <w:rPr>
           <w:rFonts w:ascii="Yu Gothic" w:eastAsia="Yu Gothic" w:hAnsi="Yu Gothic"/>
         </w:rPr>
-        <w:t xml:space="preserve">加えて記録するもの：アプリの版、取得の道具の版、端末の時計のずれ。時計のずれは、時刻証明の応答の時刻と端末の時計の差として記録する（Berkeley Protocol 155段(g) は、端末の時計を時刻の同期で合わせることを求める。本システムは端末の時計を直さず、ずれを記録する）。</w:t>
+        <w:t xml:space="preserve">拡張で撮った場合は、拡張の版とブラウザの名前と版、拡張が記録した日時も収集の記録に書く。</w:t>
       </w:r>
     </w:p>
     <w:p>
@@ -8632,13 +8296,13 @@
         <w:rPr>
           <w:rFonts w:ascii="Yu Gothic" w:eastAsia="Yu Gothic" w:hAnsi="Yu Gothic"/>
         </w:rPr>
-        <w:t xml:space="preserve">証拠のファイルごとの SHA-256 を並べた一覧（JSON）の SHA-256 について、RFC 3161 の時刻証明を取る（ここでの時刻証明は C2PA の検証器とは関係なく、時刻の証拠として使う）。一覧と時刻証明の応答は、状況の追記（</w:t>
+        <w:t xml:space="preserve">証拠のファイルごとの SHA-256 を並べた一覧（JSON）の SHA-256 について、RFC 3161 の時刻証明を取る（ここでの時刻証明は C2PA の検証器とは関係なく、時刻の証拠として使う）。応答した TSA すべての応答を保存する（第3章 4）（2026-09-30 NRSD の要求）。一覧と時刻証明の応答は、状況の追記（</w:t>
       </w:r>
       <w:r>
         <w:rPr>
           <w:rFonts w:ascii="Consolas" w:eastAsia="Yu Gothic" w:hAnsi="Consolas"/>
         </w:rPr>
-        <w:t xml:space="preserve">status/&lt;連番&gt;.json</w:t>
+        <w:t xml:space="preserve">status/&lt;端末の番号&gt;.jsonl</w:t>
       </w:r>
       <w:r>
         <w:rPr>
@@ -8668,6 +8332,42 @@
     <w:p>
       <w:pPr>
         <w:pStyle w:val="ListParagraph"/>
+        <w:keepNext/>
+        <w:keepLines/>
+        <w:numPr>
+          <w:ilvl w:val="0"/>
+          <w:numId w:val="2"/>
+        </w:numPr>
+        <w:spacing w:after="20" w:before="20" w:line="300"/>
+      </w:pPr>
+      <w:r>
+        <w:rPr>
+          <w:rFonts w:ascii="Yu Gothic" w:eastAsia="Yu Gothic" w:hAnsi="Yu Gothic"/>
+        </w:rPr>
+        <w:t xml:space="preserve">有料の TSA（日本の認定事業者、中国の可信时间戳）は、利用者が事件ごとに選べる。費用は利用者の負担（NRSD は仲介しない。利用者が契約した TSA のアカウントをアプリに設定する）。接続とアカウントの置き場は第3章 4「時刻証明」による。［要見積］各事業者の個人向けの提供と料金。</w:t>
+      </w:r>
+    </w:p>
+    <w:p>
+      <w:pPr>
+        <w:pStyle w:val="ListParagraph"/>
+        <w:keepNext/>
+        <w:keepLines/>
+        <w:numPr>
+          <w:ilvl w:val="0"/>
+          <w:numId w:val="2"/>
+        </w:numPr>
+        <w:spacing w:after="20" w:before="20" w:line="300"/>
+      </w:pPr>
+      <w:r>
+        <w:rPr>
+          <w:rFonts w:ascii="Yu Gothic" w:eastAsia="Yu Gothic" w:hAnsi="Yu Gothic"/>
+        </w:rPr>
+        <w:t xml:space="preserve">端末の全記録の連鎖の先端の束ねた時刻証明と ERS（第3章 4「時刻証明」）が、事件記録と状況の追記の存在も証明する。オフラインで登録した事件は次の接続の1回で証明される。証拠一式の bag にはその事件に至る抜き出しの EvidenceRecord を含める（3.4）。</w:t>
+      </w:r>
+    </w:p>
+    <w:p>
+      <w:pPr>
+        <w:pStyle w:val="ListParagraph"/>
         <w:keepNext w:val="false"/>
         <w:keepLines/>
         <w:numPr>
@@ -8680,7 +8380,7 @@
         <w:rPr>
           <w:rFonts w:ascii="Yu Gothic" w:eastAsia="Yu Gothic" w:hAnsi="Yu Gothic"/>
         </w:rPr>
-        <w:t xml:space="preserve">有料の TSA（日本の認定事業者、中国の可信时间戳）は、利用者が事件ごとに選べる。費用は利用者の負担（NRSD は仲介しない。利用者が契約した TSA のアカウントをアプリに設定する）。［要見積］各事業者の個人向けの提供と料金。</w:t>
+        <w:t xml:space="preserve">秘密：有料の TSA のアカウント（利用者が設定した場合）。置き場：OS の鍵保管。控えに含む。端末どうしで同期しない。漏れた時：そのアカウントで時刻証明を求められ得る。事業者で無効にする</w:t>
       </w:r>
     </w:p>
     <w:p>
@@ -9112,9 +8812,75 @@
       </w:pPr>
       <w:r>
         <w:rPr>
-          <w:rFonts w:ascii="Yu Gothic" w:eastAsia="Yu Gothic" w:hAnsi="Yu Gothic"/>
-        </w:rPr>
-        <w:t xml:space="preserve">「証拠一式を書き出す」で、事件ごとに zip を作る：事件記録と記録の電子署名、証拠のファイル（WARC、画面の画像、取得した画像）、時刻証明の応答、照合した作品データ、同封文書の写し、収集の記録（2.5）、検証の手順書（TXT、日・中・英）、報告書（TXT。登録の概要、①〜⑤の対応、ハッシュの一覧）。</w:t>
+          <w:rFonts w:ascii="Consolas" w:eastAsia="Yu Gothic" w:hAnsi="Consolas"/>
+        </w:rPr>
+        <w:t xml:space="preserve">bag-info.txt</w:t>
+      </w:r>
+      <w:r>
+        <w:rPr>
+          <w:rFonts w:ascii="Yu Gothic" w:eastAsia="Yu Gothic" w:hAnsi="Yu Gothic"/>
+        </w:rPr>
+        <w:t xml:space="preserve"> には RFC 8493 の予約の項目のうち </w:t>
+      </w:r>
+      <w:r>
+        <w:rPr>
+          <w:rFonts w:ascii="Consolas" w:eastAsia="Yu Gothic" w:hAnsi="Consolas"/>
+        </w:rPr>
+        <w:t xml:space="preserve">Bagging-Date</w:t>
+      </w:r>
+      <w:r>
+        <w:rPr>
+          <w:rFonts w:ascii="Yu Gothic" w:eastAsia="Yu Gothic" w:hAnsi="Yu Gothic"/>
+        </w:rPr>
+        <w:t xml:space="preserve">、</w:t>
+      </w:r>
+      <w:r>
+        <w:rPr>
+          <w:rFonts w:ascii="Consolas" w:eastAsia="Yu Gothic" w:hAnsi="Consolas"/>
+        </w:rPr>
+        <w:t xml:space="preserve">Bag-Software-Agent</w:t>
+      </w:r>
+      <w:r>
+        <w:rPr>
+          <w:rFonts w:ascii="Yu Gothic" w:eastAsia="Yu Gothic" w:hAnsi="Yu Gothic"/>
+        </w:rPr>
+        <w:t xml:space="preserve">（本アプリの名前と版）、</w:t>
+      </w:r>
+      <w:r>
+        <w:rPr>
+          <w:rFonts w:ascii="Consolas" w:eastAsia="Yu Gothic" w:hAnsi="Consolas"/>
+        </w:rPr>
+        <w:t xml:space="preserve">Payload-Oxum</w:t>
+      </w:r>
+      <w:r>
+        <w:rPr>
+          <w:rFonts w:ascii="Yu Gothic" w:eastAsia="Yu Gothic" w:hAnsi="Yu Gothic"/>
+        </w:rPr>
+        <w:t xml:space="preserve">、</w:t>
+      </w:r>
+      <w:r>
+        <w:rPr>
+          <w:rFonts w:ascii="Consolas" w:eastAsia="Yu Gothic" w:hAnsi="Consolas"/>
+        </w:rPr>
+        <w:t xml:space="preserve">External-Identifier</w:t>
+      </w:r>
+      <w:r>
+        <w:rPr>
+          <w:rFonts w:ascii="Yu Gothic" w:eastAsia="Yu Gothic" w:hAnsi="Yu Gothic"/>
+        </w:rPr>
+        <w:t xml:space="preserve">（事件の番号）、</w:t>
+      </w:r>
+      <w:r>
+        <w:rPr>
+          <w:rFonts w:ascii="Consolas" w:eastAsia="Yu Gothic" w:hAnsi="Consolas"/>
+        </w:rPr>
+        <w:t xml:space="preserve">Source-Organization</w:t>
+      </w:r>
+      <w:r>
+        <w:rPr>
+          <w:rFonts w:ascii="Yu Gothic" w:eastAsia="Yu Gothic" w:hAnsi="Yu Gothic"/>
+        </w:rPr>
+        <w:t xml:space="preserve">（署名者のハンドルネーム）を書き、氏名は書かない（報告書の欄で利用者が足す）。</w:t>
       </w:r>
     </w:p>
     <w:p>
@@ -9132,7 +8898,133 @@
         <w:rPr>
           <w:rFonts w:ascii="Yu Gothic" w:eastAsia="Yu Gothic" w:hAnsi="Yu Gothic"/>
         </w:rPr>
+        <w:t xml:space="preserve">「証拠一式を書き出す」で、事件ごとに BagIt（RFC 8493。米国議会図書館とカリフォルニア電子図書館の包みの形）の bag を作り、RFC 8493 の 4「Serialization」に従って1つの ZIP（名前 </w:t>
+      </w:r>
+      <w:r>
+        <w:rPr>
+          <w:rFonts w:ascii="Consolas" w:eastAsia="Yu Gothic" w:hAnsi="Consolas"/>
+        </w:rPr>
+        <w:t xml:space="preserve">evidence-&lt;事件の番号&gt;-&lt;日時&gt;.zip</w:t>
+      </w:r>
+      <w:r>
+        <w:rPr>
+          <w:rFonts w:ascii="Yu Gothic" w:eastAsia="Yu Gothic" w:hAnsi="Yu Gothic"/>
+        </w:rPr>
+        <w:t xml:space="preserve">。中は bag のフォルダー1つ）に固める（</w:t>
+      </w:r>
+      <w:r>
+        <w:rPr>
+          <w:rFonts w:ascii="Consolas" w:eastAsia="Yu Gothic" w:hAnsi="Consolas"/>
+        </w:rPr>
+        <w:t xml:space="preserve">data/</w:t>
+      </w:r>
+      <w:r>
+        <w:rPr>
+          <w:rFonts w:ascii="Yu Gothic" w:eastAsia="Yu Gothic" w:hAnsi="Yu Gothic"/>
+        </w:rPr>
+        <w:t xml:space="preserve"> に下の中身、</w:t>
+      </w:r>
+      <w:r>
+        <w:rPr>
+          <w:rFonts w:ascii="Consolas" w:eastAsia="Yu Gothic" w:hAnsi="Consolas"/>
+        </w:rPr>
+        <w:t xml:space="preserve">manifest-sha256.txt</w:t>
+      </w:r>
+      <w:r>
+        <w:rPr>
+          <w:rFonts w:ascii="Yu Gothic" w:eastAsia="Yu Gothic" w:hAnsi="Yu Gothic"/>
+        </w:rPr>
+        <w:t xml:space="preserve"> に全ファイルの SHA-256、</w:t>
+      </w:r>
+      <w:r>
+        <w:rPr>
+          <w:rFonts w:ascii="Consolas" w:eastAsia="Yu Gothic" w:hAnsi="Consolas"/>
+        </w:rPr>
+        <w:t xml:space="preserve">bag-info.txt</w:t>
+      </w:r>
+      <w:r>
+        <w:rPr>
+          <w:rFonts w:ascii="Yu Gothic" w:eastAsia="Yu Gothic" w:hAnsi="Yu Gothic"/>
+        </w:rPr>
+        <w:t xml:space="preserve"> に収集の記録の要約、</w:t>
+      </w:r>
+      <w:r>
+        <w:rPr>
+          <w:rFonts w:ascii="Consolas" w:eastAsia="Yu Gothic" w:hAnsi="Consolas"/>
+        </w:rPr>
+        <w:t xml:space="preserve">tagmanifest-sha256.txt</w:t>
+      </w:r>
+      <w:r>
+        <w:rPr>
+          <w:rFonts w:ascii="Yu Gothic" w:eastAsia="Yu Gothic" w:hAnsi="Yu Gothic"/>
+        </w:rPr>
+        <w:t xml:space="preserve">。専門家は bagit の一般の道具で検証できる）（2026-10-01 NRSD の要求）。bag の中身は次のとおり：事件記録と記録の電子署名、証拠のファイル（WARC、画面の画像、取得した画像）、時刻証明の応答、照合した作品データ、同封文書の写し、収集の記録（2.5）、検証の手順書（TXT、日・中・英）、報告書（TXT。登録の概要、①〜⑤の対応、ハッシュの一覧）。</w:t>
+      </w:r>
+    </w:p>
+    <w:p>
+      <w:pPr>
+        <w:pStyle w:val="ListParagraph"/>
+        <w:keepNext/>
+        <w:keepLines/>
+        <w:numPr>
+          <w:ilvl w:val="0"/>
+          <w:numId w:val="2"/>
+        </w:numPr>
+        <w:spacing w:after="20" w:before="20" w:line="300"/>
+      </w:pPr>
+      <w:r>
+        <w:rPr>
+          <w:rFonts w:ascii="Yu Gothic" w:eastAsia="Yu Gothic" w:hAnsi="Yu Gothic"/>
+        </w:rPr>
         <w:t xml:space="preserve">報告書には、利用者が書き足す欄（氏名、収集の端末の IP アドレス等）を設ける。書き足した内容はアプリに保存しない（書き出しのファイルにだけ入る）。</w:t>
+      </w:r>
+    </w:p>
+    <w:p>
+      <w:pPr>
+        <w:pStyle w:val="ListParagraph"/>
+        <w:keepNext/>
+        <w:keepLines/>
+        <w:numPr>
+          <w:ilvl w:val="0"/>
+          <w:numId w:val="2"/>
+        </w:numPr>
+        <w:spacing w:after="20" w:before="20" w:line="300"/>
+      </w:pPr>
+      <w:r>
+        <w:rPr>
+          <w:rFonts w:ascii="Yu Gothic" w:eastAsia="Yu Gothic" w:hAnsi="Yu Gothic"/>
+        </w:rPr>
+        <w:t xml:space="preserve">報告書は TXT に加えて PDF/A-3u（ISO 19005-3。長期の保存。文字が抜き出せる。作り方は第1章 10.11「PDF の文書」）でも作り、bag の </w:t>
+      </w:r>
+      <w:r>
+        <w:rPr>
+          <w:rFonts w:ascii="Consolas" w:eastAsia="Yu Gothic" w:hAnsi="Consolas"/>
+        </w:rPr>
+        <w:t xml:space="preserve">manifest-sha256.txt</w:t>
+      </w:r>
+      <w:r>
+        <w:rPr>
+          <w:rFonts w:ascii="Yu Gothic" w:eastAsia="Yu Gothic" w:hAnsi="Yu Gothic"/>
+        </w:rPr>
+        <w:t xml:space="preserve"> と ERS の EvidenceRecord を埋め込む。1つの PDF を専門家に渡せる（2026-10-01 NRSD の要求）。</w:t>
+      </w:r>
+    </w:p>
+    <w:p>
+      <w:pPr>
+        <w:pStyle w:val="ListParagraph"/>
+        <w:keepNext/>
+        <w:keepLines/>
+        <w:numPr>
+          <w:ilvl w:val="0"/>
+          <w:numId w:val="2"/>
+        </w:numPr>
+        <w:spacing w:after="20" w:before="20" w:line="300"/>
+      </w:pPr>
+      <w:r>
+        <w:rPr>
+          <w:rFonts w:ascii="Yu Gothic" w:eastAsia="Yu Gothic" w:hAnsi="Yu Gothic"/>
+        </w:rPr>
+        <w:t xml:space="preserve">証拠一式には、その事件に至る連鎖の抜き出しと、束ねた時刻証明と、連鎖のたどり方（ハッシュの再計算）の手順を含める。専門家は本システムなしで「この記録はこの日時には存在した」を確かめられる（2026-09-30 NRSD の要求）。</w:t>
       </w:r>
     </w:p>
     <w:p>
@@ -9150,7 +9042,7 @@
         <w:rPr>
           <w:rFonts w:ascii="Yu Gothic" w:eastAsia="Yu Gothic" w:hAnsi="Yu Gothic"/>
         </w:rPr>
-        <w:t xml:space="preserve">検証の手順書には、ハッシュの計算方法（OS の標準コマンド）と、時刻証明の検証方法（OpenSSL のコマンド）を載せる。専門家が本システムなしで確かめられるようにする。</w:t>
+        <w:t xml:space="preserve">検証の手順書には、ハッシュの計算方法（OS の標準コマンド）と、時刻証明の検証方法（OpenSSL のコマンド）、記録の JSON Schema（第1章 8.3）での検証の方法を載せ、Schema の写しを証拠一式に含める。専門家が本システムなしで確かめられるようにする（2026-09-30 NRSD の要求）。</w:t>
       </w:r>
     </w:p>
     <w:p>
@@ -9188,8 +9080,8 @@
         </w:tblBorders>
       </w:tblPr>
       <w:tblGrid>
-        <w:gridCol w:w="3544"/>
-        <w:gridCol w:w="6094"/>
+        <w:gridCol w:w="4064"/>
+        <w:gridCol w:w="5574"/>
       </w:tblGrid>
       <w:tr>
         <w:trPr>
@@ -9198,7 +9090,7 @@
         </w:trPr>
         <w:tc>
           <w:tcPr>
-            <w:tcW w:type="dxa" w:w="3544"/>
+            <w:tcW w:type="dxa" w:w="4064"/>
             <w:tcBorders>
               <w:top w:val="single" w:color="A6B8D0" w:sz="4"/>
               <w:left w:val="single" w:color="A6B8D0" w:sz="4"/>
@@ -9233,7 +9125,7 @@
         </w:tc>
         <w:tc>
           <w:tcPr>
-            <w:tcW w:type="dxa" w:w="6094"/>
+            <w:tcW w:type="dxa" w:w="5574"/>
             <w:tcBorders>
               <w:top w:val="single" w:color="A6B8D0" w:sz="4"/>
               <w:left w:val="single" w:color="A6B8D0" w:sz="4"/>
@@ -9274,7 +9166,7 @@
         </w:trPr>
         <w:tc>
           <w:tcPr>
-            <w:tcW w:type="dxa" w:w="3544"/>
+            <w:tcW w:type="dxa" w:w="4064"/>
             <w:tcBorders>
               <w:top w:val="single" w:color="A6B8D0" w:sz="4"/>
               <w:left w:val="single" w:color="A6B8D0" w:sz="4"/>
@@ -9308,7 +9200,7 @@
         </w:tc>
         <w:tc>
           <w:tcPr>
-            <w:tcW w:type="dxa" w:w="6094"/>
+            <w:tcW w:type="dxa" w:w="5574"/>
             <w:tcBorders>
               <w:top w:val="single" w:color="A6B8D0" w:sz="4"/>
               <w:left w:val="single" w:color="A6B8D0" w:sz="4"/>
@@ -9348,7 +9240,7 @@
         </w:trPr>
         <w:tc>
           <w:tcPr>
-            <w:tcW w:type="dxa" w:w="3544"/>
+            <w:tcW w:type="dxa" w:w="4064"/>
             <w:tcBorders>
               <w:top w:val="single" w:color="A6B8D0" w:sz="4"/>
               <w:left w:val="single" w:color="A6B8D0" w:sz="4"/>
@@ -9382,7 +9274,7 @@
         </w:tc>
         <w:tc>
           <w:tcPr>
-            <w:tcW w:type="dxa" w:w="6094"/>
+            <w:tcW w:type="dxa" w:w="5574"/>
             <w:tcBorders>
               <w:top w:val="single" w:color="A6B8D0" w:sz="4"/>
               <w:left w:val="single" w:color="A6B8D0" w:sz="4"/>
@@ -9422,7 +9314,7 @@
         </w:trPr>
         <w:tc>
           <w:tcPr>
-            <w:tcW w:type="dxa" w:w="3544"/>
+            <w:tcW w:type="dxa" w:w="4064"/>
             <w:tcBorders>
               <w:top w:val="single" w:color="A6B8D0" w:sz="4"/>
               <w:left w:val="single" w:color="A6B8D0" w:sz="4"/>
@@ -9456,7 +9348,7 @@
         </w:tc>
         <w:tc>
           <w:tcPr>
-            <w:tcW w:type="dxa" w:w="6094"/>
+            <w:tcW w:type="dxa" w:w="5574"/>
             <w:tcBorders>
               <w:top w:val="single" w:color="A6B8D0" w:sz="4"/>
               <w:left w:val="single" w:color="A6B8D0" w:sz="4"/>
@@ -9496,69 +9388,69 @@
         </w:trPr>
         <w:tc>
           <w:tcPr>
-            <w:tcW w:type="dxa" w:w="3544"/>
-            <w:tcBorders>
-              <w:top w:val="single" w:color="A6B8D0" w:sz="4"/>
-              <w:left w:val="single" w:color="A6B8D0" w:sz="4"/>
-              <w:bottom w:val="single" w:color="A6B8D0" w:sz="4"/>
-              <w:right w:val="single" w:color="A6B8D0" w:sz="4"/>
-            </w:tcBorders>
-            <w:tcMar>
-              <w:top w:type="dxa" w:w="50"/>
-              <w:left w:type="dxa" w:w="90"/>
-              <w:bottom w:type="dxa" w:w="50"/>
-              <w:right w:type="dxa" w:w="90"/>
-            </w:tcMar>
-          </w:tcPr>
-          <w:p>
-            <w:pPr>
-              <w:keepNext/>
-              <w:keepLines/>
-              <w:spacing w:after="0" w:before="0" w:line="280"/>
-            </w:pPr>
-            <w:r>
-              <w:rPr>
-                <w:rFonts w:ascii="Yu Gothic" w:eastAsia="Yu Gothic" w:hAnsi="Yu Gothic"/>
-                <w:b w:val="false"/>
-                <w:bCs w:val="false"/>
-                <w:sz w:val="18"/>
-                <w:szCs w:val="18"/>
-              </w:rPr>
-              <w:t xml:space="preserve">透かしから識別番号を読み出せたが、自分の作品データにない</w:t>
-            </w:r>
-          </w:p>
-        </w:tc>
-        <w:tc>
-          <w:tcPr>
-            <w:tcW w:type="dxa" w:w="6094"/>
-            <w:tcBorders>
-              <w:top w:val="single" w:color="A6B8D0" w:sz="4"/>
-              <w:left w:val="single" w:color="A6B8D0" w:sz="4"/>
-              <w:bottom w:val="single" w:color="A6B8D0" w:sz="4"/>
-              <w:right w:val="single" w:color="A6B8D0" w:sz="4"/>
-            </w:tcBorders>
-            <w:tcMar>
-              <w:top w:type="dxa" w:w="50"/>
-              <w:left w:type="dxa" w:w="90"/>
-              <w:bottom w:type="dxa" w:w="50"/>
-              <w:right w:type="dxa" w:w="90"/>
-            </w:tcMar>
-          </w:tcPr>
-          <w:p>
-            <w:pPr>
-              <w:keepNext/>
-              <w:keepLines/>
-              <w:spacing w:after="0" w:before="0" w:line="280"/>
-            </w:pPr>
-            <w:r>
-              <w:rPr>
-                <w:rFonts w:ascii="Yu Gothic" w:eastAsia="Yu Gothic" w:hAnsi="Yu Gothic"/>
-                <w:b w:val="false"/>
-                <w:bCs w:val="false"/>
-                <w:sz w:val="18"/>
-                <w:szCs w:val="18"/>
-              </w:rPr>
-              <w:t xml:space="preserve">「他の人の番号の透かし」。権利者を装う者の手がかりの画面（第10章 G-24「手がかりの比較」、第2章 4.4「権利者を装う者が現れた場合の手がかり」）へ案内する</w:t>
+            <w:tcW w:type="dxa" w:w="4064"/>
+            <w:tcBorders>
+              <w:top w:val="single" w:color="A6B8D0" w:sz="4"/>
+              <w:left w:val="single" w:color="A6B8D0" w:sz="4"/>
+              <w:bottom w:val="single" w:color="A6B8D0" w:sz="4"/>
+              <w:right w:val="single" w:color="A6B8D0" w:sz="4"/>
+            </w:tcBorders>
+            <w:tcMar>
+              <w:top w:type="dxa" w:w="50"/>
+              <w:left w:type="dxa" w:w="90"/>
+              <w:bottom w:type="dxa" w:w="50"/>
+              <w:right w:type="dxa" w:w="90"/>
+            </w:tcMar>
+          </w:tcPr>
+          <w:p>
+            <w:pPr>
+              <w:keepNext/>
+              <w:keepLines/>
+              <w:spacing w:after="0" w:before="0" w:line="280"/>
+            </w:pPr>
+            <w:r>
+              <w:rPr>
+                <w:rFonts w:ascii="Yu Gothic" w:eastAsia="Yu Gothic" w:hAnsi="Yu Gothic"/>
+                <w:b w:val="false"/>
+                <w:bCs w:val="false"/>
+                <w:sz w:val="18"/>
+                <w:szCs w:val="18"/>
+              </w:rPr>
+              <w:t xml:space="preserve">透かしは読めず PDQ の距離も32以上だが、ISCC の Content-Code（第3章 6）が自分の作品データと一致</w:t>
+            </w:r>
+          </w:p>
+        </w:tc>
+        <w:tc>
+          <w:tcPr>
+            <w:tcW w:type="dxa" w:w="5574"/>
+            <w:tcBorders>
+              <w:top w:val="single" w:color="A6B8D0" w:sz="4"/>
+              <w:left w:val="single" w:color="A6B8D0" w:sz="4"/>
+              <w:bottom w:val="single" w:color="A6B8D0" w:sz="4"/>
+              <w:right w:val="single" w:color="A6B8D0" w:sz="4"/>
+            </w:tcBorders>
+            <w:tcMar>
+              <w:top w:type="dxa" w:w="50"/>
+              <w:left w:type="dxa" w:w="90"/>
+              <w:bottom w:type="dxa" w:w="50"/>
+              <w:right w:type="dxa" w:w="90"/>
+            </w:tcMar>
+          </w:tcPr>
+          <w:p>
+            <w:pPr>
+              <w:keepNext/>
+              <w:keepLines/>
+              <w:spacing w:after="0" w:before="0" w:line="280"/>
+            </w:pPr>
+            <w:r>
+              <w:rPr>
+                <w:rFonts w:ascii="Yu Gothic" w:eastAsia="Yu Gothic" w:hAnsi="Yu Gothic"/>
+                <w:b w:val="false"/>
+                <w:bCs w:val="false"/>
+                <w:sz w:val="18"/>
+                <w:szCs w:val="18"/>
+              </w:rPr>
+              <w:t xml:space="preserve">「ほぼ一致（内容の符号）」（第3章 6 の「照合は PDQ と ISCC の両方で行う」に合わせた）</w:t>
             </w:r>
           </w:p>
         </w:tc>
@@ -9570,7 +9462,81 @@
         </w:trPr>
         <w:tc>
           <w:tcPr>
-            <w:tcW w:type="dxa" w:w="3544"/>
+            <w:tcW w:type="dxa" w:w="4064"/>
+            <w:tcBorders>
+              <w:top w:val="single" w:color="A6B8D0" w:sz="4"/>
+              <w:left w:val="single" w:color="A6B8D0" w:sz="4"/>
+              <w:bottom w:val="single" w:color="A6B8D0" w:sz="4"/>
+              <w:right w:val="single" w:color="A6B8D0" w:sz="4"/>
+            </w:tcBorders>
+            <w:tcMar>
+              <w:top w:type="dxa" w:w="50"/>
+              <w:left w:type="dxa" w:w="90"/>
+              <w:bottom w:type="dxa" w:w="50"/>
+              <w:right w:type="dxa" w:w="90"/>
+            </w:tcMar>
+          </w:tcPr>
+          <w:p>
+            <w:pPr>
+              <w:keepNext/>
+              <w:keepLines/>
+              <w:spacing w:after="0" w:before="0" w:line="280"/>
+            </w:pPr>
+            <w:r>
+              <w:rPr>
+                <w:rFonts w:ascii="Yu Gothic" w:eastAsia="Yu Gothic" w:hAnsi="Yu Gothic"/>
+                <w:b w:val="false"/>
+                <w:bCs w:val="false"/>
+                <w:sz w:val="18"/>
+                <w:szCs w:val="18"/>
+              </w:rPr>
+              <w:t xml:space="preserve">透かしから識別番号を読み出せたが、自分の作品データにない</w:t>
+            </w:r>
+          </w:p>
+        </w:tc>
+        <w:tc>
+          <w:tcPr>
+            <w:tcW w:type="dxa" w:w="5574"/>
+            <w:tcBorders>
+              <w:top w:val="single" w:color="A6B8D0" w:sz="4"/>
+              <w:left w:val="single" w:color="A6B8D0" w:sz="4"/>
+              <w:bottom w:val="single" w:color="A6B8D0" w:sz="4"/>
+              <w:right w:val="single" w:color="A6B8D0" w:sz="4"/>
+            </w:tcBorders>
+            <w:tcMar>
+              <w:top w:type="dxa" w:w="50"/>
+              <w:left w:type="dxa" w:w="90"/>
+              <w:bottom w:type="dxa" w:w="50"/>
+              <w:right w:type="dxa" w:w="90"/>
+            </w:tcMar>
+          </w:tcPr>
+          <w:p>
+            <w:pPr>
+              <w:keepNext/>
+              <w:keepLines/>
+              <w:spacing w:after="0" w:before="0" w:line="280"/>
+            </w:pPr>
+            <w:r>
+              <w:rPr>
+                <w:rFonts w:ascii="Yu Gothic" w:eastAsia="Yu Gothic" w:hAnsi="Yu Gothic"/>
+                <w:b w:val="false"/>
+                <w:bCs w:val="false"/>
+                <w:sz w:val="18"/>
+                <w:szCs w:val="18"/>
+              </w:rPr>
+              <w:t xml:space="preserve">「他の人の番号の透かし」。権利者を装う者の手がかりの画面（第10章 G-24「手がかりの比較」、第2章 4.4「権利者を装う者が現れた場合の手がかり」）へ案内する</w:t>
+            </w:r>
+          </w:p>
+        </w:tc>
+      </w:tr>
+      <w:tr>
+        <w:trPr>
+          <w:cantSplit/>
+          <w:tblHeader w:val="off"/>
+        </w:trPr>
+        <w:tc>
+          <w:tcPr>
+            <w:tcW w:type="dxa" w:w="4064"/>
             <w:tcBorders>
               <w:top w:val="single" w:color="A6B8D0" w:sz="4"/>
               <w:left w:val="single" w:color="A6B8D0" w:sz="4"/>
@@ -9598,13 +9564,13 @@
                 <w:sz w:val="18"/>
                 <w:szCs w:val="18"/>
               </w:rPr>
-              <w:t xml:space="preserve">PDQ の距離が32以上、透かしなし</w:t>
-            </w:r>
-          </w:p>
-        </w:tc>
-        <w:tc>
-          <w:tcPr>
-            <w:tcW w:type="dxa" w:w="6094"/>
+              <w:t xml:space="preserve">PDQ の距離が32以上、透かしなし、ISCC も一致しない</w:t>
+            </w:r>
+          </w:p>
+        </w:tc>
+        <w:tc>
+          <w:tcPr>
+            <w:tcW w:type="dxa" w:w="5574"/>
             <w:tcBorders>
               <w:top w:val="single" w:color="A6B8D0" w:sz="4"/>
               <w:left w:val="single" w:color="A6B8D0" w:sz="4"/>
@@ -9642,6 +9608,36 @@
       <w:pPr>
         <w:spacing w:after="100" w:before="0"/>
       </w:pPr>
+    </w:p>
+    <w:p>
+      <w:pPr>
+        <w:pStyle w:val="ListParagraph"/>
+        <w:keepNext/>
+        <w:keepLines/>
+        <w:numPr>
+          <w:ilvl w:val="0"/>
+          <w:numId w:val="2"/>
+        </w:numPr>
+        <w:spacing w:after="20" w:before="20" w:line="300"/>
+      </w:pPr>
+      <w:r>
+        <w:rPr>
+          <w:rFonts w:ascii="Yu Gothic" w:eastAsia="Yu Gothic" w:hAnsi="Yu Gothic"/>
+        </w:rPr>
+        <w:t xml:space="preserve">複数の作品に一致した時：</w:t>
+      </w:r>
+      <w:r>
+        <w:rPr>
+          <w:rFonts w:ascii="Consolas" w:eastAsia="Yu Gothic" w:hAnsi="Consolas"/>
+        </w:rPr>
+        <w:t xml:space="preserve">work_refs</w:t>
+      </w:r>
+      <w:r>
+        <w:rPr>
+          <w:rFonts w:ascii="Yu Gothic" w:eastAsia="Yu Gothic" w:hAnsi="Yu Gothic"/>
+        </w:rPr>
+        <w:t xml:space="preserve"> は、透かしの一致 → PDQ の距離の小さい順 → 新しい順に並べる。表示は原本の SHA-256 で束ね、「一致：識別番号 X（受け渡し用）。同じ写真の他の書き出し N 件」と示す（第1章 8.2：同じ写真の別の型は原本の SHA-256 で結ぶ）。</w:t>
+      </w:r>
     </w:p>
     <w:p>
       <w:pPr>
@@ -9687,7 +9683,7 @@
         <w:rPr>
           <w:rFonts w:ascii="Yu Gothic" w:eastAsia="Yu Gothic" w:hAnsi="Yu Gothic"/>
         </w:rPr>
-        <w:t xml:space="preserve">照合した作品の許可範囲と、転載の態様（2.3 の「有償の配布」、公開されていること）から、次の候補を示す：「許可範囲外の公開（転載）」「商用の利用（別途の許諾なし）」。「照合データの除去」の候補は、C2PA を残す経路（第3章 10.3「投稿先・Cloud での残存」で残ると確かめた投稿先・Cloud）で C2PA署名が無い場合、または転載画像が受け渡し用の出力から C2PA署名だけを除いたもの（形式の変換・再圧縮を伴わず、画素が同じ）である場合に限って示す。SNS の多くは投稿の時に C2PA を消すため、SNS で C2PA署名が無いことは除去の手がかりにならない（日本法でも技術的な制約による除去は除かれる。法務調査 L-1「権利管理情報の除去・改変（日）」）。</w:t>
+        <w:t xml:space="preserve">照合した作品の許可範囲と、転載の態様（2.3 の「有償の配布」、公開されていること）から、抵触の候補を示す。候補の規則は第5章 2.3「画像との紐付け」による。</w:t>
       </w:r>
     </w:p>
     <w:p>
@@ -9753,6 +9749,24 @@
           <w:rFonts w:ascii="Yu Gothic" w:eastAsia="Yu Gothic" w:hAnsi="Yu Gothic"/>
         </w:rPr>
         <w:t xml:space="preserve">中国のサイト：ICP 備案号をページの末尾から読み取れた場合は記録する。工業和信息化部の備案の照会（企画草案［22］）は利用者が行う手順として第7章「法的対応ガイダンス」で案内する（照会の画面に画像の確認があるため、アプリから自動で引かない）。</w:t>
+      </w:r>
+    </w:p>
+    <w:p>
+      <w:pPr>
+        <w:pStyle w:val="ListParagraph"/>
+        <w:keepNext/>
+        <w:keepLines/>
+        <w:numPr>
+          <w:ilvl w:val="0"/>
+          <w:numId w:val="2"/>
+        </w:numPr>
+        <w:spacing w:after="20" w:before="20" w:line="300"/>
+      </w:pPr>
+      <w:r>
+        <w:rPr>
+          <w:rFonts w:ascii="Yu Gothic" w:eastAsia="Yu Gothic" w:hAnsi="Yu Gothic"/>
+        </w:rPr>
+        <w:t xml:space="preserve">RDAP の問い合わせは、生の要求と応答（JSON、見出し、TLS の証明書の主体と発行者）を WARC（2.2.1）に証拠として保存する。IP アドレスとドメインの両方と、IP アドレスの逆引きの結果も残す（2026-09-30 NRSD の要求）。RDAP のブートストラップ（どの窓口に問い合わせるかの IANA の一覧）は参照情報から得て、IANA には問い合わせない（第8章 3.4）。</w:t>
       </w:r>
     </w:p>
     <w:p>
@@ -10340,7 +10354,7 @@
     <w:p>
       <w:pPr>
         <w:pStyle w:val="ListParagraph"/>
-        <w:keepNext w:val="false"/>
+        <w:keepNext/>
         <w:keepLines/>
         <w:numPr>
           <w:ilvl w:val="0"/>
@@ -10352,18 +10366,127 @@
         <w:rPr>
           <w:rFonts w:ascii="Yu Gothic" w:eastAsia="Yu Gothic" w:hAnsi="Yu Gothic"/>
         </w:rPr>
-        <w:t xml:space="preserve">申立ての後の手続の期限（日本の大規模特定電気通信役務提供者の7日の通知、米国の反論の後の10〜14営業日等）は、第7章 6.3「手続の期限の表示」の表により事件の画面に示す。</w:t>
-      </w:r>
-    </w:p>
-    <w:p>
-      <w:pPr>
-        <w:pStyle w:val="Heading2"/>
-      </w:pPr>
-      <w:r>
-        <w:rPr>
-          <w:rFonts w:ascii="Yu Gothic" w:eastAsia="Yu Gothic" w:hAnsi="Yu Gothic"/>
-        </w:rPr>
-        <w:t xml:space="preserve">6.2 今の状態の確かめ</w:t>
+        <w:t xml:space="preserve">状況の種類（</w:t>
+      </w:r>
+      <w:r>
+        <w:rPr>
+          <w:rFonts w:ascii="Consolas" w:eastAsia="Yu Gothic" w:hAnsi="Consolas"/>
+        </w:rPr>
+        <w:t xml:space="preserve">nrsd.status/1</w:t>
+      </w:r>
+      <w:r>
+        <w:rPr>
+          <w:rFonts w:ascii="Yu Gothic" w:eastAsia="Yu Gothic" w:hAnsi="Yu Gothic"/>
+        </w:rPr>
+        <w:t xml:space="preserve"> の </w:t>
+      </w:r>
+      <w:r>
+        <w:rPr>
+          <w:rFonts w:ascii="Consolas" w:eastAsia="Yu Gothic" w:hAnsi="Consolas"/>
+        </w:rPr>
+        <w:t xml:space="preserve">kind</w:t>
+      </w:r>
+      <w:r>
+        <w:rPr>
+          <w:rFonts w:ascii="Yu Gothic" w:eastAsia="Yu Gothic" w:hAnsi="Yu Gothic"/>
+        </w:rPr>
+        <w:t xml:space="preserve">）：</w:t>
+      </w:r>
+      <w:r>
+        <w:rPr>
+          <w:rFonts w:ascii="Consolas" w:eastAsia="Yu Gothic" w:hAnsi="Consolas"/>
+        </w:rPr>
+        <w:t xml:space="preserve">registered</w:t>
+      </w:r>
+      <w:r>
+        <w:rPr>
+          <w:rFonts w:ascii="Yu Gothic" w:eastAsia="Yu Gothic" w:hAnsi="Yu Gothic"/>
+        </w:rPr>
+        <w:t xml:space="preserve">、</w:t>
+      </w:r>
+      <w:r>
+        <w:rPr>
+          <w:rFonts w:ascii="Consolas" w:eastAsia="Yu Gothic" w:hAnsi="Consolas"/>
+        </w:rPr>
+        <w:t xml:space="preserve">filed</w:t>
+      </w:r>
+      <w:r>
+        <w:rPr>
+          <w:rFonts w:ascii="Yu Gothic" w:eastAsia="Yu Gothic" w:hAnsi="Yu Gothic"/>
+        </w:rPr>
+        <w:t xml:space="preserve">（申立て済み）、</w:t>
+      </w:r>
+      <w:r>
+        <w:rPr>
+          <w:rFonts w:ascii="Consolas" w:eastAsia="Yu Gothic" w:hAnsi="Consolas"/>
+        </w:rPr>
+        <w:t xml:space="preserve">response</w:t>
+      </w:r>
+      <w:r>
+        <w:rPr>
+          <w:rFonts w:ascii="Yu Gothic" w:eastAsia="Yu Gothic" w:hAnsi="Yu Gothic"/>
+        </w:rPr>
+        <w:t xml:space="preserve">（事業者の応答）、</w:t>
+      </w:r>
+      <w:r>
+        <w:rPr>
+          <w:rFonts w:ascii="Consolas" w:eastAsia="Yu Gothic" w:hAnsi="Consolas"/>
+        </w:rPr>
+        <w:t xml:space="preserve">removed</w:t>
+      </w:r>
+      <w:r>
+        <w:rPr>
+          <w:rFonts w:ascii="Yu Gothic" w:eastAsia="Yu Gothic" w:hAnsi="Yu Gothic"/>
+        </w:rPr>
+        <w:t xml:space="preserve">、</w:t>
+      </w:r>
+      <w:r>
+        <w:rPr>
+          <w:rFonts w:ascii="Consolas" w:eastAsia="Yu Gothic" w:hAnsi="Consolas"/>
+        </w:rPr>
+        <w:t xml:space="preserve">reposted</w:t>
+      </w:r>
+      <w:r>
+        <w:rPr>
+          <w:rFonts w:ascii="Yu Gothic" w:eastAsia="Yu Gothic" w:hAnsi="Yu Gothic"/>
+        </w:rPr>
+        <w:t xml:space="preserve">、</w:t>
+      </w:r>
+      <w:r>
+        <w:rPr>
+          <w:rFonts w:ascii="Consolas" w:eastAsia="Yu Gothic" w:hAnsi="Consolas"/>
+        </w:rPr>
+        <w:t xml:space="preserve">checked</w:t>
+      </w:r>
+      <w:r>
+        <w:rPr>
+          <w:rFonts w:ascii="Yu Gothic" w:eastAsia="Yu Gothic" w:hAnsi="Yu Gothic"/>
+        </w:rPr>
+        <w:t xml:space="preserve">（今の状態を確かめた）、</w:t>
+      </w:r>
+      <w:r>
+        <w:rPr>
+          <w:rFonts w:ascii="Consolas" w:eastAsia="Yu Gothic" w:hAnsi="Consolas"/>
+        </w:rPr>
+        <w:t xml:space="preserve">timestamped</w:t>
+      </w:r>
+      <w:r>
+        <w:rPr>
+          <w:rFonts w:ascii="Yu Gothic" w:eastAsia="Yu Gothic" w:hAnsi="Yu Gothic"/>
+        </w:rPr>
+        <w:t xml:space="preserve">（時刻証明の応答）、</w:t>
+      </w:r>
+      <w:r>
+        <w:rPr>
+          <w:rFonts w:ascii="Consolas" w:eastAsia="Yu Gothic" w:hAnsi="Consolas"/>
+        </w:rPr>
+        <w:t xml:space="preserve">withdrawn</w:t>
+      </w:r>
+      <w:r>
+        <w:rPr>
+          <w:rFonts w:ascii="Yu Gothic" w:eastAsia="Yu Gothic" w:hAnsi="Yu Gothic"/>
+        </w:rPr>
+        <w:t xml:space="preserve">。</w:t>
       </w:r>
     </w:p>
     <w:p>
@@ -10381,7 +10504,73 @@
         <w:rPr>
           <w:rFonts w:ascii="Yu Gothic" w:eastAsia="Yu Gothic" w:hAnsi="Yu Gothic"/>
         </w:rPr>
-        <w:t xml:space="preserve">利用者がボタンを押したときだけ、登録した URL に対してスクリプトを実行しない取得を1回行い、HTTP の状態・本文のハッシュ・画像の有無を記録し、時刻証明を付ける。</w:t>
+        <w:t xml:space="preserve">「申立て済み」「事業者の応答」の行の項目：窓口（参照情報の番号）、方法（フォーム・電子メール）、送った日時、受付の番号（あれば）、申し出た者の立場、送った文面の写しの SHA-256（第8章 2.1「配置」の </w:t>
+      </w:r>
+      <w:r>
+        <w:rPr>
+          <w:rFonts w:ascii="Consolas" w:eastAsia="Yu Gothic" w:hAnsi="Consolas"/>
+        </w:rPr>
+        <w:t xml:space="preserve">filings/</w:t>
+      </w:r>
+      <w:r>
+        <w:rPr>
+          <w:rFonts w:ascii="Yu Gothic" w:eastAsia="Yu Gothic" w:hAnsi="Yu Gothic"/>
+        </w:rPr>
+        <w:t xml:space="preserve"> に置く申立ての写し）、応答の日時、結果（受付・削除・拒否・反論の転送・その他）、メモ。これが </w:t>
+      </w:r>
+      <w:r>
+        <w:rPr>
+          <w:rFonts w:ascii="Consolas" w:eastAsia="Yu Gothic" w:hAnsi="Consolas"/>
+        </w:rPr>
+        <w:t xml:space="preserve">nrsd.status/1</w:t>
+      </w:r>
+      <w:r>
+        <w:rPr>
+          <w:rFonts w:ascii="Yu Gothic" w:eastAsia="Yu Gothic" w:hAnsi="Yu Gothic"/>
+        </w:rPr>
+        <w:t xml:space="preserve"> の項目である。</w:t>
+      </w:r>
+    </w:p>
+    <w:p>
+      <w:pPr>
+        <w:pStyle w:val="ListParagraph"/>
+        <w:keepNext/>
+        <w:keepLines/>
+        <w:numPr>
+          <w:ilvl w:val="0"/>
+          <w:numId w:val="2"/>
+        </w:numPr>
+        <w:spacing w:after="20" w:before="20" w:line="300"/>
+      </w:pPr>
+      <w:r>
+        <w:rPr>
+          <w:rFonts w:ascii="Yu Gothic" w:eastAsia="Yu Gothic" w:hAnsi="Yu Gothic"/>
+        </w:rPr>
+        <w:t xml:space="preserve">申立ての写し：ひな形を写した時点の文面から、利用者が入れた欄（氏名・住所・電話・電子メール）を </w:t>
+      </w:r>
+      <w:r>
+        <w:rPr>
+          <w:rFonts w:ascii="Consolas" w:eastAsia="Yu Gothic" w:hAnsi="Consolas"/>
+        </w:rPr>
+        <w:t xml:space="preserve">[REDACTED]</w:t>
+      </w:r>
+      <w:r>
+        <w:rPr>
+          <w:rFonts w:ascii="Yu Gothic" w:eastAsia="Yu Gothic" w:hAnsi="Yu Gothic"/>
+        </w:rPr>
+        <w:t xml:space="preserve"> に置き換えた写しを </w:t>
+      </w:r>
+      <w:r>
+        <w:rPr>
+          <w:rFonts w:ascii="Consolas" w:eastAsia="Yu Gothic" w:hAnsi="Consolas"/>
+        </w:rPr>
+        <w:t xml:space="preserve">cases/&lt;事件の番号&gt;/filings/&lt;UUID v7&gt;.txt</w:t>
+      </w:r>
+      <w:r>
+        <w:rPr>
+          <w:rFonts w:ascii="Yu Gothic" w:eastAsia="Yu Gothic" w:hAnsi="Yu Gothic"/>
+        </w:rPr>
+        <w:t xml:space="preserve"> に保存し、状況の追記「申立て済み」にその SHA-256 を持たせる。証拠一式（BagIt）に含める。氏名は保存しない方針（第7章 3.1）を保つ。</w:t>
       </w:r>
     </w:p>
     <w:p>
@@ -10399,18 +10588,30 @@
         <w:rPr>
           <w:rFonts w:ascii="Yu Gothic" w:eastAsia="Yu Gothic" w:hAnsi="Yu Gothic"/>
         </w:rPr>
-        <w:t xml:space="preserve">定期の自動確認はしない。一覧の画面で「最後に確かめた日」を示し、利用者が思い出せるようにする。</w:t>
-      </w:r>
-    </w:p>
-    <w:p>
-      <w:pPr>
-        <w:pStyle w:val="Heading1"/>
-      </w:pPr>
-      <w:r>
-        <w:rPr>
-          <w:rFonts w:ascii="Yu Gothic" w:eastAsia="Yu Gothic" w:hAnsi="Yu Gothic"/>
-        </w:rPr>
-        <w:t xml:space="preserve">7. 訂正</w:t>
+        <w:t xml:space="preserve">申立ての後の手続の期限の計算、</w:t>
+      </w:r>
+      <w:r>
+        <w:rPr>
+          <w:rFonts w:ascii="Consolas" w:eastAsia="Yu Gothic" w:hAnsi="Consolas"/>
+        </w:rPr>
+        <w:t xml:space="preserve">.ics</w:t>
+      </w:r>
+      <w:r>
+        <w:rPr>
+          <w:rFonts w:ascii="Yu Gothic" w:eastAsia="Yu Gothic" w:hAnsi="Yu Gothic"/>
+        </w:rPr>
+        <w:t xml:space="preserve"> の書き出し、3日前・当日の知らせは第7章 6.3「手続の期限の表示」による（事件の画面に示す）。</w:t>
+      </w:r>
+    </w:p>
+    <w:p>
+      <w:pPr>
+        <w:pStyle w:val="Heading2"/>
+      </w:pPr>
+      <w:r>
+        <w:rPr>
+          <w:rFonts w:ascii="Yu Gothic" w:eastAsia="Yu Gothic" w:hAnsi="Yu Gothic"/>
+        </w:rPr>
+        <w:t xml:space="preserve">6.2 今の状態の確かめ</w:t>
       </w:r>
     </w:p>
     <w:p>
@@ -10428,7 +10629,31 @@
         <w:rPr>
           <w:rFonts w:ascii="Yu Gothic" w:eastAsia="Yu Gothic" w:hAnsi="Yu Gothic"/>
         </w:rPr>
-        <w:t xml:space="preserve">誤登録の取り下げ：利用者が理由を選び（誤り、許諾済みだった、その他）、取り下げの記録を追記する。証拠のファイルは削除し、事件記録には取り下げと理由と日時を残す（第1章 8.4「保持と削除」）。一覧の件数から除く。</w:t>
+        <w:t xml:space="preserve">利用者がボタンを押したときだけ、登録した URL に対してスクリプトを実行しない取得を1回行う。取得した応答は 2.2.1 と同じ WARC（</w:t>
+      </w:r>
+      <w:r>
+        <w:rPr>
+          <w:rFonts w:ascii="Consolas" w:eastAsia="Yu Gothic" w:hAnsi="Consolas"/>
+        </w:rPr>
+        <w:t xml:space="preserve">capture-&lt;連番&gt;.warc.gz</w:t>
+      </w:r>
+      <w:r>
+        <w:rPr>
+          <w:rFonts w:ascii="Yu Gothic" w:eastAsia="Yu Gothic" w:hAnsi="Yu Gothic"/>
+        </w:rPr>
+        <w:t xml:space="preserve">。連番は登録の取得から続ける）として </w:t>
+      </w:r>
+      <w:r>
+        <w:rPr>
+          <w:rFonts w:ascii="Consolas" w:eastAsia="Yu Gothic" w:hAnsi="Consolas"/>
+        </w:rPr>
+        <w:t xml:space="preserve">evidence/</w:t>
+      </w:r>
+      <w:r>
+        <w:rPr>
+          <w:rFonts w:ascii="Yu Gothic" w:eastAsia="Yu Gothic" w:hAnsi="Yu Gothic"/>
+        </w:rPr>
+        <w:t xml:space="preserve"> に加え（再掲載の証拠になる。Perma.cc・Wayback Machine が再取得のたびに新しい記録を残すのと同じ）、状況の追記に HTTP の状態・本文のハッシュ・画像の有無・WARC の SHA-256 を記録し、時刻証明を付ける。</w:t>
       </w:r>
     </w:p>
     <w:p>
@@ -10446,7 +10671,78 @@
         <w:rPr>
           <w:rFonts w:ascii="Yu Gothic" w:eastAsia="Yu Gothic" w:hAnsi="Yu Gothic"/>
         </w:rPr>
-        <w:t xml:space="preserve">自分の作品でない転載を登録した場合（R-6-6-2「自分の作品でない転載を登録した場合の扱いが決まっている」）：登録は端末の中にとどまり、他の利用者や事業者には届かない。害が生じるのは、利用者がその登録をもとに申立てを送った場合であり、申立ての前に照合の結果と手がかり（第2章 4.4「権利者を装う者が現れた場合の手がかり」）を示し、責務が利用者にあること（D-10-6「照合の判断および登録の責務は、登録した利用者本人が負う」）を示す。</w:t>
+        <w:t xml:space="preserve">定期の自動確認はしない。一覧の画面で「最後に確かめた日」を示し、利用者が思い出せるようにする。</w:t>
+      </w:r>
+    </w:p>
+    <w:p>
+      <w:pPr>
+        <w:pStyle w:val="Heading1"/>
+      </w:pPr>
+      <w:r>
+        <w:rPr>
+          <w:rFonts w:ascii="Yu Gothic" w:eastAsia="Yu Gothic" w:hAnsi="Yu Gothic"/>
+        </w:rPr>
+        <w:t xml:space="preserve">7. 訂正</w:t>
+      </w:r>
+    </w:p>
+    <w:p>
+      <w:pPr>
+        <w:pStyle w:val="ListParagraph"/>
+        <w:keepNext/>
+        <w:keepLines/>
+        <w:numPr>
+          <w:ilvl w:val="0"/>
+          <w:numId w:val="2"/>
+        </w:numPr>
+        <w:spacing w:after="20" w:before="20" w:line="300"/>
+      </w:pPr>
+      <w:r>
+        <w:rPr>
+          <w:rFonts w:ascii="Yu Gothic" w:eastAsia="Yu Gothic" w:hAnsi="Yu Gothic"/>
+        </w:rPr>
+        <w:t xml:space="preserve">誤登録の取り下げ：利用者が理由を選び（誤り、許諾済みだった、その他）、取り下げの記録を追記する。証拠のフォルダーは OS のごみ箱へ移す（freedesktop.org の Trash Specification 1.0、Windows のごみ箱、macOS のゴミ箱。</w:t>
+      </w:r>
+      <w:r>
+        <w:rPr>
+          <w:rFonts w:ascii="Consolas" w:eastAsia="Yu Gothic" w:hAnsi="Consolas"/>
+        </w:rPr>
+        <w:t xml:space="preserve">trash</w:t>
+      </w:r>
+      <w:r>
+        <w:rPr>
+          <w:rFonts w:ascii="Yu Gothic" w:eastAsia="Yu Gothic" w:hAnsi="Yu Gothic"/>
+        </w:rPr>
+        <w:t xml:space="preserve"> の crate。独自のごみ箱は作らない）。利用者は OS のごみ箱から戻せる。事件記録には取り下げと理由と日時を残す（第1章 8.4「保持と削除」）。一覧の件数から除く（2026-10-01 NRSD の要求）。取り下げの後の連鎖の検証は、記録の行（JSON）だけを対象とし、証拠のファイルの有無は別に確かめる。取り下げた事件は「証拠は削除済み」が正常で、無いことを誤りとしない（Git のコミットが消えた blob を指せるのと同じ：ハッシュは記録に残る）。取り下げていない事件で証拠が無ければ </w:t>
+      </w:r>
+      <w:r>
+        <w:rPr>
+          <w:rFonts w:ascii="Consolas" w:eastAsia="Yu Gothic" w:hAnsi="Consolas"/>
+        </w:rPr>
+        <w:t xml:space="preserve">CAS</w:t>
+      </w:r>
+      <w:r>
+        <w:rPr>
+          <w:rFonts w:ascii="Yu Gothic" w:eastAsia="Yu Gothic" w:hAnsi="Yu Gothic"/>
+        </w:rPr>
+        <w:t xml:space="preserve"> の番号で知らせる。</w:t>
+      </w:r>
+    </w:p>
+    <w:p>
+      <w:pPr>
+        <w:pStyle w:val="ListParagraph"/>
+        <w:keepNext w:val="false"/>
+        <w:keepLines/>
+        <w:numPr>
+          <w:ilvl w:val="0"/>
+          <w:numId w:val="2"/>
+        </w:numPr>
+        <w:spacing w:after="20" w:before="20" w:line="300"/>
+      </w:pPr>
+      <w:r>
+        <w:rPr>
+          <w:rFonts w:ascii="Yu Gothic" w:eastAsia="Yu Gothic" w:hAnsi="Yu Gothic"/>
+        </w:rPr>
+        <w:t xml:space="preserve">自分の作品でない転載を登録した場合（R-6-6-2）：登録は端末の中にとどまり、他の利用者や事業者には届かない。害が生じるのは、利用者がその登録をもとに申立てを送った場合であり、申立ての前に照合の結果と手がかり（第2章 4.4「権利者を装う者が現れた場合の手がかり」）を示し、責務が利用者にあること（D-10-6「照合の判断および登録の責務は、登録した利用者本人が負う」）を示す。</w:t>
       </w:r>
     </w:p>
     <w:p>
@@ -10538,9 +10834,8 @@
         </w:tblBorders>
       </w:tblPr>
       <w:tblGrid>
-        <w:gridCol w:w="1239"/>
-        <w:gridCol w:w="4067"/>
-        <w:gridCol w:w="4332"/>
+        <w:gridCol w:w="3933"/>
+        <w:gridCol w:w="5705"/>
       </w:tblGrid>
       <w:tr>
         <w:trPr>
@@ -10549,7 +10844,7 @@
         </w:trPr>
         <w:tc>
           <w:tcPr>
-            <w:tcW w:type="dxa" w:w="1239"/>
+            <w:tcW w:type="dxa" w:w="3933"/>
             <w:tcBorders>
               <w:top w:val="single" w:color="A6B8D0" w:sz="4"/>
               <w:left w:val="single" w:color="A6B8D0" w:sz="4"/>
@@ -10578,48 +10873,13 @@
                 <w:sz w:val="18"/>
                 <w:szCs w:val="18"/>
               </w:rPr>
-              <w:t xml:space="preserve">要件の番号</w:t>
-            </w:r>
-          </w:p>
-        </w:tc>
-        <w:tc>
-          <w:tcPr>
-            <w:tcW w:type="dxa" w:w="4067"/>
-            <w:tcBorders>
-              <w:top w:val="single" w:color="A6B8D0" w:sz="4"/>
-              <w:left w:val="single" w:color="A6B8D0" w:sz="4"/>
-              <w:bottom w:val="single" w:color="A6B8D0" w:sz="4"/>
-              <w:right w:val="single" w:color="A6B8D0" w:sz="4"/>
-            </w:tcBorders>
-            <w:shd w:fill="DCE6F2" w:color="auto" w:val="clear"/>
-            <w:tcMar>
-              <w:top w:type="dxa" w:w="50"/>
-              <w:left w:type="dxa" w:w="90"/>
-              <w:bottom w:type="dxa" w:w="50"/>
-              <w:right w:type="dxa" w:w="90"/>
-            </w:tcMar>
-          </w:tcPr>
-          <w:p>
-            <w:pPr>
-              <w:keepNext/>
-              <w:keepLines/>
-              <w:spacing w:after="0" w:before="0" w:line="280"/>
-            </w:pPr>
-            <w:r>
-              <w:rPr>
-                <w:rFonts w:ascii="Yu Gothic" w:eastAsia="Yu Gothic" w:hAnsi="Yu Gothic"/>
-                <w:b/>
-                <w:bCs/>
-                <w:sz w:val="18"/>
-                <w:szCs w:val="18"/>
-              </w:rPr>
-              <w:t xml:space="preserve">要件の内容</w:t>
-            </w:r>
-          </w:p>
-        </w:tc>
-        <w:tc>
-          <w:tcPr>
-            <w:tcW w:type="dxa" w:w="4332"/>
+              <w:t xml:space="preserve">要件の番号（文は概要設計書）</w:t>
+            </w:r>
+          </w:p>
+        </w:tc>
+        <w:tc>
+          <w:tcPr>
+            <w:tcW w:type="dxa" w:w="5705"/>
             <w:tcBorders>
               <w:top w:val="single" w:color="A6B8D0" w:sz="4"/>
               <w:left w:val="single" w:color="A6B8D0" w:sz="4"/>
@@ -10660,7 +10920,7 @@
         </w:trPr>
         <w:tc>
           <w:tcPr>
-            <w:tcW w:type="dxa" w:w="1239"/>
+            <w:tcW w:type="dxa" w:w="3933"/>
             <w:tcBorders>
               <w:top w:val="single" w:color="A6B8D0" w:sz="4"/>
               <w:left w:val="single" w:color="A6B8D0" w:sz="4"/>
@@ -10694,41 +10954,7 @@
         </w:tc>
         <w:tc>
           <w:tcPr>
-            <w:tcW w:type="dxa" w:w="4067"/>
-            <w:tcBorders>
-              <w:top w:val="single" w:color="A6B8D0" w:sz="4"/>
-              <w:left w:val="single" w:color="A6B8D0" w:sz="4"/>
-              <w:bottom w:val="single" w:color="A6B8D0" w:sz="4"/>
-              <w:right w:val="single" w:color="A6B8D0" w:sz="4"/>
-            </w:tcBorders>
-            <w:tcMar>
-              <w:top w:type="dxa" w:w="50"/>
-              <w:left w:type="dxa" w:w="90"/>
-              <w:bottom w:type="dxa" w:w="50"/>
-              <w:right w:type="dxa" w:w="90"/>
-            </w:tcMar>
-          </w:tcPr>
-          <w:p>
-            <w:pPr>
-              <w:keepNext/>
-              <w:keepLines/>
-              <w:spacing w:after="0" w:before="0" w:line="280"/>
-            </w:pPr>
-            <w:r>
-              <w:rPr>
-                <w:rFonts w:ascii="Yu Gothic" w:eastAsia="Yu Gothic" w:hAnsi="Yu Gothic"/>
-                <w:b w:val="false"/>
-                <w:bCs w:val="false"/>
-                <w:sz w:val="18"/>
-                <w:szCs w:val="18"/>
-              </w:rPr>
-              <w:t xml:space="preserve">ボタン1つで登録できる</w:t>
-            </w:r>
-          </w:p>
-        </w:tc>
-        <w:tc>
-          <w:tcPr>
-            <w:tcW w:type="dxa" w:w="4332"/>
+            <w:tcW w:type="dxa" w:w="5705"/>
             <w:tcBorders>
               <w:top w:val="single" w:color="A6B8D0" w:sz="4"/>
               <w:left w:val="single" w:color="A6B8D0" w:sz="4"/>
@@ -10768,7 +10994,7 @@
         </w:trPr>
         <w:tc>
           <w:tcPr>
-            <w:tcW w:type="dxa" w:w="1239"/>
+            <w:tcW w:type="dxa" w:w="3933"/>
             <w:tcBorders>
               <w:top w:val="single" w:color="A6B8D0" w:sz="4"/>
               <w:left w:val="single" w:color="A6B8D0" w:sz="4"/>
@@ -10802,41 +11028,7 @@
         </w:tc>
         <w:tc>
           <w:tcPr>
-            <w:tcW w:type="dxa" w:w="4067"/>
-            <w:tcBorders>
-              <w:top w:val="single" w:color="A6B8D0" w:sz="4"/>
-              <w:left w:val="single" w:color="A6B8D0" w:sz="4"/>
-              <w:bottom w:val="single" w:color="A6B8D0" w:sz="4"/>
-              <w:right w:val="single" w:color="A6B8D0" w:sz="4"/>
-            </w:tcBorders>
-            <w:tcMar>
-              <w:top w:type="dxa" w:w="50"/>
-              <w:left w:type="dxa" w:w="90"/>
-              <w:bottom w:type="dxa" w:w="50"/>
-              <w:right w:type="dxa" w:w="90"/>
-            </w:tcMar>
-          </w:tcPr>
-          <w:p>
-            <w:pPr>
-              <w:keepNext/>
-              <w:keepLines/>
-              <w:spacing w:after="0" w:before="0" w:line="280"/>
-            </w:pPr>
-            <w:r>
-              <w:rPr>
-                <w:rFonts w:ascii="Yu Gothic" w:eastAsia="Yu Gothic" w:hAnsi="Yu Gothic"/>
-                <w:b w:val="false"/>
-                <w:bCs w:val="false"/>
-                <w:sz w:val="18"/>
-                <w:szCs w:val="18"/>
-              </w:rPr>
-              <w:t xml:space="preserve">ログインが要るページは、本人が取得したものを取り込める</w:t>
-            </w:r>
-          </w:p>
-        </w:tc>
-        <w:tc>
-          <w:tcPr>
-            <w:tcW w:type="dxa" w:w="4332"/>
+            <w:tcW w:type="dxa" w:w="5705"/>
             <w:tcBorders>
               <w:top w:val="single" w:color="A6B8D0" w:sz="4"/>
               <w:left w:val="single" w:color="A6B8D0" w:sz="4"/>
@@ -10876,7 +11068,7 @@
         </w:trPr>
         <w:tc>
           <w:tcPr>
-            <w:tcW w:type="dxa" w:w="1239"/>
+            <w:tcW w:type="dxa" w:w="3933"/>
             <w:tcBorders>
               <w:top w:val="single" w:color="A6B8D0" w:sz="4"/>
               <w:left w:val="single" w:color="A6B8D0" w:sz="4"/>
@@ -10910,41 +11102,7 @@
         </w:tc>
         <w:tc>
           <w:tcPr>
-            <w:tcW w:type="dxa" w:w="4067"/>
-            <w:tcBorders>
-              <w:top w:val="single" w:color="A6B8D0" w:sz="4"/>
-              <w:left w:val="single" w:color="A6B8D0" w:sz="4"/>
-              <w:bottom w:val="single" w:color="A6B8D0" w:sz="4"/>
-              <w:right w:val="single" w:color="A6B8D0" w:sz="4"/>
-            </w:tcBorders>
-            <w:tcMar>
-              <w:top w:type="dxa" w:w="50"/>
-              <w:left w:type="dxa" w:w="90"/>
-              <w:bottom w:type="dxa" w:w="50"/>
-              <w:right w:type="dxa" w:w="90"/>
-            </w:tcMar>
-          </w:tcPr>
-          <w:p>
-            <w:pPr>
-              <w:keepNext/>
-              <w:keepLines/>
-              <w:spacing w:after="0" w:before="0" w:line="280"/>
-            </w:pPr>
-            <w:r>
-              <w:rPr>
-                <w:rFonts w:ascii="Yu Gothic" w:eastAsia="Yu Gothic" w:hAnsi="Yu Gothic"/>
-                <w:b w:val="false"/>
-                <w:bCs w:val="false"/>
-                <w:sz w:val="18"/>
-                <w:szCs w:val="18"/>
-              </w:rPr>
-              <w:t xml:space="preserve">登録は利用者の端末の中に記録され、他の利用者の記録に影響しない</w:t>
-            </w:r>
-          </w:p>
-        </w:tc>
-        <w:tc>
-          <w:tcPr>
-            <w:tcW w:type="dxa" w:w="4332"/>
+            <w:tcW w:type="dxa" w:w="5705"/>
             <w:tcBorders>
               <w:top w:val="single" w:color="A6B8D0" w:sz="4"/>
               <w:left w:val="single" w:color="A6B8D0" w:sz="4"/>
@@ -10984,7 +11142,7 @@
         </w:trPr>
         <w:tc>
           <w:tcPr>
-            <w:tcW w:type="dxa" w:w="1239"/>
+            <w:tcW w:type="dxa" w:w="3933"/>
             <w:tcBorders>
               <w:top w:val="single" w:color="A6B8D0" w:sz="4"/>
               <w:left w:val="single" w:color="A6B8D0" w:sz="4"/>
@@ -11018,41 +11176,7 @@
         </w:tc>
         <w:tc>
           <w:tcPr>
-            <w:tcW w:type="dxa" w:w="4067"/>
-            <w:tcBorders>
-              <w:top w:val="single" w:color="A6B8D0" w:sz="4"/>
-              <w:left w:val="single" w:color="A6B8D0" w:sz="4"/>
-              <w:bottom w:val="single" w:color="A6B8D0" w:sz="4"/>
-              <w:right w:val="single" w:color="A6B8D0" w:sz="4"/>
-            </w:tcBorders>
-            <w:tcMar>
-              <w:top w:type="dxa" w:w="50"/>
-              <w:left w:type="dxa" w:w="90"/>
-              <w:bottom w:type="dxa" w:w="50"/>
-              <w:right w:type="dxa" w:w="90"/>
-            </w:tcMar>
-          </w:tcPr>
-          <w:p>
-            <w:pPr>
-              <w:keepNext/>
-              <w:keepLines/>
-              <w:spacing w:after="0" w:before="0" w:line="280"/>
-            </w:pPr>
-            <w:r>
-              <w:rPr>
-                <w:rFonts w:ascii="Yu Gothic" w:eastAsia="Yu Gothic" w:hAnsi="Yu Gothic"/>
-                <w:b w:val="false"/>
-                <w:bCs w:val="false"/>
-                <w:sz w:val="18"/>
-                <w:szCs w:val="18"/>
-              </w:rPr>
-              <w:t xml:space="preserve">第2段からの登録を受け付けられる余地がある</w:t>
-            </w:r>
-          </w:p>
-        </w:tc>
-        <w:tc>
-          <w:tcPr>
-            <w:tcW w:type="dxa" w:w="4332"/>
+            <w:tcW w:type="dxa" w:w="5705"/>
             <w:tcBorders>
               <w:top w:val="single" w:color="A6B8D0" w:sz="4"/>
               <w:left w:val="single" w:color="A6B8D0" w:sz="4"/>
@@ -11092,7 +11216,7 @@
         </w:trPr>
         <w:tc>
           <w:tcPr>
-            <w:tcW w:type="dxa" w:w="1239"/>
+            <w:tcW w:type="dxa" w:w="3933"/>
             <w:tcBorders>
               <w:top w:val="single" w:color="A6B8D0" w:sz="4"/>
               <w:left w:val="single" w:color="A6B8D0" w:sz="4"/>
@@ -11126,41 +11250,7 @@
         </w:tc>
         <w:tc>
           <w:tcPr>
-            <w:tcW w:type="dxa" w:w="4067"/>
-            <w:tcBorders>
-              <w:top w:val="single" w:color="A6B8D0" w:sz="4"/>
-              <w:left w:val="single" w:color="A6B8D0" w:sz="4"/>
-              <w:bottom w:val="single" w:color="A6B8D0" w:sz="4"/>
-              <w:right w:val="single" w:color="A6B8D0" w:sz="4"/>
-            </w:tcBorders>
-            <w:tcMar>
-              <w:top w:type="dxa" w:w="50"/>
-              <w:left w:type="dxa" w:w="90"/>
-              <w:bottom w:type="dxa" w:w="50"/>
-              <w:right w:type="dxa" w:w="90"/>
-            </w:tcMar>
-          </w:tcPr>
-          <w:p>
-            <w:pPr>
-              <w:keepNext/>
-              <w:keepLines/>
-              <w:spacing w:after="0" w:before="0" w:line="280"/>
-            </w:pPr>
-            <w:r>
-              <w:rPr>
-                <w:rFonts w:ascii="Yu Gothic" w:eastAsia="Yu Gothic" w:hAnsi="Yu Gothic"/>
-                <w:b w:val="false"/>
-                <w:bCs w:val="false"/>
-                <w:sz w:val="18"/>
-                <w:szCs w:val="18"/>
-              </w:rPr>
-              <w:t xml:space="preserve">後日示すべき事項（設計計画書10.3）を残せる</w:t>
-            </w:r>
-          </w:p>
-        </w:tc>
-        <w:tc>
-          <w:tcPr>
-            <w:tcW w:type="dxa" w:w="4332"/>
+            <w:tcW w:type="dxa" w:w="5705"/>
             <w:tcBorders>
               <w:top w:val="single" w:color="A6B8D0" w:sz="4"/>
               <w:left w:val="single" w:color="A6B8D0" w:sz="4"/>
@@ -11200,7 +11290,7 @@
         </w:trPr>
         <w:tc>
           <w:tcPr>
-            <w:tcW w:type="dxa" w:w="1239"/>
+            <w:tcW w:type="dxa" w:w="3933"/>
             <w:tcBorders>
               <w:top w:val="single" w:color="A6B8D0" w:sz="4"/>
               <w:left w:val="single" w:color="A6B8D0" w:sz="4"/>
@@ -11234,41 +11324,7 @@
         </w:tc>
         <w:tc>
           <w:tcPr>
-            <w:tcW w:type="dxa" w:w="4067"/>
-            <w:tcBorders>
-              <w:top w:val="single" w:color="A6B8D0" w:sz="4"/>
-              <w:left w:val="single" w:color="A6B8D0" w:sz="4"/>
-              <w:bottom w:val="single" w:color="A6B8D0" w:sz="4"/>
-              <w:right w:val="single" w:color="A6B8D0" w:sz="4"/>
-            </w:tcBorders>
-            <w:tcMar>
-              <w:top w:type="dxa" w:w="50"/>
-              <w:left w:type="dxa" w:w="90"/>
-              <w:bottom w:type="dxa" w:w="50"/>
-              <w:right w:type="dxa" w:w="90"/>
-            </w:tcMar>
-          </w:tcPr>
-          <w:p>
-            <w:pPr>
-              <w:keepNext/>
-              <w:keepLines/>
-              <w:spacing w:after="0" w:before="0" w:line="280"/>
-            </w:pPr>
-            <w:r>
-              <w:rPr>
-                <w:rFonts w:ascii="Yu Gothic" w:eastAsia="Yu Gothic" w:hAnsi="Yu Gothic"/>
-                <w:b w:val="false"/>
-                <w:bCs w:val="false"/>
-                <w:sz w:val="18"/>
-                <w:szCs w:val="18"/>
-              </w:rPr>
-              <w:t xml:space="preserve">取得の失敗、悪性サイトに備えがある</w:t>
-            </w:r>
-          </w:p>
-        </w:tc>
-        <w:tc>
-          <w:tcPr>
-            <w:tcW w:type="dxa" w:w="4332"/>
+            <w:tcW w:type="dxa" w:w="5705"/>
             <w:tcBorders>
               <w:top w:val="single" w:color="A6B8D0" w:sz="4"/>
               <w:left w:val="single" w:color="A6B8D0" w:sz="4"/>
@@ -11308,7 +11364,7 @@
         </w:trPr>
         <w:tc>
           <w:tcPr>
-            <w:tcW w:type="dxa" w:w="1239"/>
+            <w:tcW w:type="dxa" w:w="3933"/>
             <w:tcBorders>
               <w:top w:val="single" w:color="A6B8D0" w:sz="4"/>
               <w:left w:val="single" w:color="A6B8D0" w:sz="4"/>
@@ -11342,41 +11398,7 @@
         </w:tc>
         <w:tc>
           <w:tcPr>
-            <w:tcW w:type="dxa" w:w="4067"/>
-            <w:tcBorders>
-              <w:top w:val="single" w:color="A6B8D0" w:sz="4"/>
-              <w:left w:val="single" w:color="A6B8D0" w:sz="4"/>
-              <w:bottom w:val="single" w:color="A6B8D0" w:sz="4"/>
-              <w:right w:val="single" w:color="A6B8D0" w:sz="4"/>
-            </w:tcBorders>
-            <w:tcMar>
-              <w:top w:type="dxa" w:w="50"/>
-              <w:left w:type="dxa" w:w="90"/>
-              <w:bottom w:type="dxa" w:w="50"/>
-              <w:right w:type="dxa" w:w="90"/>
-            </w:tcMar>
-          </w:tcPr>
-          <w:p>
-            <w:pPr>
-              <w:keepNext/>
-              <w:keepLines/>
-              <w:spacing w:after="0" w:before="0" w:line="280"/>
-            </w:pPr>
-            <w:r>
-              <w:rPr>
-                <w:rFonts w:ascii="Yu Gothic" w:eastAsia="Yu Gothic" w:hAnsi="Yu Gothic"/>
-                <w:b w:val="false"/>
-                <w:bCs w:val="false"/>
-                <w:sz w:val="18"/>
-                <w:szCs w:val="18"/>
-              </w:rPr>
-              <w:t xml:space="preserve">時刻証明が付き、改ざんされていないことを示せる</w:t>
-            </w:r>
-          </w:p>
-        </w:tc>
-        <w:tc>
-          <w:tcPr>
-            <w:tcW w:type="dxa" w:w="4332"/>
+            <w:tcW w:type="dxa" w:w="5705"/>
             <w:tcBorders>
               <w:top w:val="single" w:color="A6B8D0" w:sz="4"/>
               <w:left w:val="single" w:color="A6B8D0" w:sz="4"/>
@@ -11416,7 +11438,7 @@
         </w:trPr>
         <w:tc>
           <w:tcPr>
-            <w:tcW w:type="dxa" w:w="1239"/>
+            <w:tcW w:type="dxa" w:w="3933"/>
             <w:tcBorders>
               <w:top w:val="single" w:color="A6B8D0" w:sz="4"/>
               <w:left w:val="single" w:color="A6B8D0" w:sz="4"/>
@@ -11450,41 +11472,7 @@
         </w:tc>
         <w:tc>
           <w:tcPr>
-            <w:tcW w:type="dxa" w:w="4067"/>
-            <w:tcBorders>
-              <w:top w:val="single" w:color="A6B8D0" w:sz="4"/>
-              <w:left w:val="single" w:color="A6B8D0" w:sz="4"/>
-              <w:bottom w:val="single" w:color="A6B8D0" w:sz="4"/>
-              <w:right w:val="single" w:color="A6B8D0" w:sz="4"/>
-            </w:tcBorders>
-            <w:tcMar>
-              <w:top w:type="dxa" w:w="50"/>
-              <w:left w:type="dxa" w:w="90"/>
-              <w:bottom w:type="dxa" w:w="50"/>
-              <w:right w:type="dxa" w:w="90"/>
-            </w:tcMar>
-          </w:tcPr>
-          <w:p>
-            <w:pPr>
-              <w:keepNext/>
-              <w:keepLines/>
-              <w:spacing w:after="0" w:before="0" w:line="280"/>
-            </w:pPr>
-            <w:r>
-              <w:rPr>
-                <w:rFonts w:ascii="Yu Gothic" w:eastAsia="Yu Gothic" w:hAnsi="Yu Gothic"/>
-                <w:b w:val="false"/>
-                <w:bCs w:val="false"/>
-                <w:sz w:val="18"/>
-                <w:szCs w:val="18"/>
-              </w:rPr>
-              <w:t xml:space="preserve">専門家に渡せる形で書き出せる</w:t>
-            </w:r>
-          </w:p>
-        </w:tc>
-        <w:tc>
-          <w:tcPr>
-            <w:tcW w:type="dxa" w:w="4332"/>
+            <w:tcW w:type="dxa" w:w="5705"/>
             <w:tcBorders>
               <w:top w:val="single" w:color="A6B8D0" w:sz="4"/>
               <w:left w:val="single" w:color="A6B8D0" w:sz="4"/>
@@ -11524,7 +11512,7 @@
         </w:trPr>
         <w:tc>
           <w:tcPr>
-            <w:tcW w:type="dxa" w:w="1239"/>
+            <w:tcW w:type="dxa" w:w="3933"/>
             <w:tcBorders>
               <w:top w:val="single" w:color="A6B8D0" w:sz="4"/>
               <w:left w:val="single" w:color="A6B8D0" w:sz="4"/>
@@ -11558,69 +11546,35 @@
         </w:tc>
         <w:tc>
           <w:tcPr>
-            <w:tcW w:type="dxa" w:w="4067"/>
-            <w:tcBorders>
-              <w:top w:val="single" w:color="A6B8D0" w:sz="4"/>
-              <w:left w:val="single" w:color="A6B8D0" w:sz="4"/>
-              <w:bottom w:val="single" w:color="A6B8D0" w:sz="4"/>
-              <w:right w:val="single" w:color="A6B8D0" w:sz="4"/>
-            </w:tcBorders>
-            <w:tcMar>
-              <w:top w:type="dxa" w:w="50"/>
-              <w:left w:type="dxa" w:w="90"/>
-              <w:bottom w:type="dxa" w:w="50"/>
-              <w:right w:type="dxa" w:w="90"/>
-            </w:tcMar>
-          </w:tcPr>
-          <w:p>
-            <w:pPr>
-              <w:keepNext/>
-              <w:keepLines/>
-              <w:spacing w:after="0" w:before="0" w:line="280"/>
-            </w:pPr>
-            <w:r>
-              <w:rPr>
-                <w:rFonts w:ascii="Yu Gothic" w:eastAsia="Yu Gothic" w:hAnsi="Yu Gothic"/>
-                <w:b w:val="false"/>
-                <w:bCs w:val="false"/>
-                <w:sz w:val="18"/>
-                <w:szCs w:val="18"/>
-              </w:rPr>
-              <w:t xml:space="preserve">一致度と、何に抵触しているかを示せる</w:t>
-            </w:r>
-          </w:p>
-        </w:tc>
-        <w:tc>
-          <w:tcPr>
-            <w:tcW w:type="dxa" w:w="4332"/>
-            <w:tcBorders>
-              <w:top w:val="single" w:color="A6B8D0" w:sz="4"/>
-              <w:left w:val="single" w:color="A6B8D0" w:sz="4"/>
-              <w:bottom w:val="single" w:color="A6B8D0" w:sz="4"/>
-              <w:right w:val="single" w:color="A6B8D0" w:sz="4"/>
-            </w:tcBorders>
-            <w:tcMar>
-              <w:top w:type="dxa" w:w="50"/>
-              <w:left w:type="dxa" w:w="90"/>
-              <w:bottom w:type="dxa" w:w="50"/>
-              <w:right w:type="dxa" w:w="90"/>
-            </w:tcMar>
-          </w:tcPr>
-          <w:p>
-            <w:pPr>
-              <w:keepNext/>
-              <w:keepLines/>
-              <w:spacing w:after="0" w:before="0" w:line="280"/>
-            </w:pPr>
-            <w:r>
-              <w:rPr>
-                <w:rFonts w:ascii="Yu Gothic" w:eastAsia="Yu Gothic" w:hAnsi="Yu Gothic"/>
-                <w:b w:val="false"/>
-                <w:bCs w:val="false"/>
-                <w:sz w:val="18"/>
-                <w:szCs w:val="18"/>
-              </w:rPr>
-              <w:t xml:space="preserve">4「照合」</w:t>
+            <w:tcW w:type="dxa" w:w="5705"/>
+            <w:tcBorders>
+              <w:top w:val="single" w:color="A6B8D0" w:sz="4"/>
+              <w:left w:val="single" w:color="A6B8D0" w:sz="4"/>
+              <w:bottom w:val="single" w:color="A6B8D0" w:sz="4"/>
+              <w:right w:val="single" w:color="A6B8D0" w:sz="4"/>
+            </w:tcBorders>
+            <w:tcMar>
+              <w:top w:type="dxa" w:w="50"/>
+              <w:left w:type="dxa" w:w="90"/>
+              <w:bottom w:type="dxa" w:w="50"/>
+              <w:right w:type="dxa" w:w="90"/>
+            </w:tcMar>
+          </w:tcPr>
+          <w:p>
+            <w:pPr>
+              <w:keepNext/>
+              <w:keepLines/>
+              <w:spacing w:after="0" w:before="0" w:line="280"/>
+            </w:pPr>
+            <w:r>
+              <w:rPr>
+                <w:rFonts w:ascii="Yu Gothic" w:eastAsia="Yu Gothic" w:hAnsi="Yu Gothic"/>
+                <w:b w:val="false"/>
+                <w:bCs w:val="false"/>
+                <w:sz w:val="18"/>
+                <w:szCs w:val="18"/>
+              </w:rPr>
+              <w:t xml:space="preserve">4「照合」（抵触の候補の規則は第5章 2.3「画像との紐付け」）</w:t>
             </w:r>
           </w:p>
         </w:tc>
@@ -11632,7 +11586,7 @@
         </w:trPr>
         <w:tc>
           <w:tcPr>
-            <w:tcW w:type="dxa" w:w="1239"/>
+            <w:tcW w:type="dxa" w:w="3933"/>
             <w:tcBorders>
               <w:top w:val="single" w:color="A6B8D0" w:sz="4"/>
               <w:left w:val="single" w:color="A6B8D0" w:sz="4"/>
@@ -11666,41 +11620,7 @@
         </w:tc>
         <w:tc>
           <w:tcPr>
-            <w:tcW w:type="dxa" w:w="4067"/>
-            <w:tcBorders>
-              <w:top w:val="single" w:color="A6B8D0" w:sz="4"/>
-              <w:left w:val="single" w:color="A6B8D0" w:sz="4"/>
-              <w:bottom w:val="single" w:color="A6B8D0" w:sz="4"/>
-              <w:right w:val="single" w:color="A6B8D0" w:sz="4"/>
-            </w:tcBorders>
-            <w:tcMar>
-              <w:top w:type="dxa" w:w="50"/>
-              <w:left w:type="dxa" w:w="90"/>
-              <w:bottom w:type="dxa" w:w="50"/>
-              <w:right w:type="dxa" w:w="90"/>
-            </w:tcMar>
-          </w:tcPr>
-          <w:p>
-            <w:pPr>
-              <w:keepNext/>
-              <w:keepLines/>
-              <w:spacing w:after="0" w:before="0" w:line="280"/>
-            </w:pPr>
-            <w:r>
-              <w:rPr>
-                <w:rFonts w:ascii="Yu Gothic" w:eastAsia="Yu Gothic" w:hAnsi="Yu Gothic"/>
-                <w:b w:val="false"/>
-                <w:bCs w:val="false"/>
-                <w:sz w:val="18"/>
-                <w:szCs w:val="18"/>
-              </w:rPr>
-              <w:t xml:space="preserve">登録した転載のその後を、利用者が見られる</w:t>
-            </w:r>
-          </w:p>
-        </w:tc>
-        <w:tc>
-          <w:tcPr>
-            <w:tcW w:type="dxa" w:w="4332"/>
+            <w:tcW w:type="dxa" w:w="5705"/>
             <w:tcBorders>
               <w:top w:val="single" w:color="A6B8D0" w:sz="4"/>
               <w:left w:val="single" w:color="A6B8D0" w:sz="4"/>
@@ -11740,7 +11660,7 @@
         </w:trPr>
         <w:tc>
           <w:tcPr>
-            <w:tcW w:type="dxa" w:w="1239"/>
+            <w:tcW w:type="dxa" w:w="3933"/>
             <w:tcBorders>
               <w:top w:val="single" w:color="A6B8D0" w:sz="4"/>
               <w:left w:val="single" w:color="A6B8D0" w:sz="4"/>
@@ -11774,41 +11694,7 @@
         </w:tc>
         <w:tc>
           <w:tcPr>
-            <w:tcW w:type="dxa" w:w="4067"/>
-            <w:tcBorders>
-              <w:top w:val="single" w:color="A6B8D0" w:sz="4"/>
-              <w:left w:val="single" w:color="A6B8D0" w:sz="4"/>
-              <w:bottom w:val="single" w:color="A6B8D0" w:sz="4"/>
-              <w:right w:val="single" w:color="A6B8D0" w:sz="4"/>
-            </w:tcBorders>
-            <w:tcMar>
-              <w:top w:type="dxa" w:w="50"/>
-              <w:left w:type="dxa" w:w="90"/>
-              <w:bottom w:type="dxa" w:w="50"/>
-              <w:right w:type="dxa" w:w="90"/>
-            </w:tcMar>
-          </w:tcPr>
-          <w:p>
-            <w:pPr>
-              <w:keepNext/>
-              <w:keepLines/>
-              <w:spacing w:after="0" w:before="0" w:line="280"/>
-            </w:pPr>
-            <w:r>
-              <w:rPr>
-                <w:rFonts w:ascii="Yu Gothic" w:eastAsia="Yu Gothic" w:hAnsi="Yu Gothic"/>
-                <w:b w:val="false"/>
-                <w:bCs w:val="false"/>
-                <w:sz w:val="18"/>
-                <w:szCs w:val="18"/>
-              </w:rPr>
-              <w:t xml:space="preserve">申立ての記録と結び付く</w:t>
-            </w:r>
-          </w:p>
-        </w:tc>
-        <w:tc>
-          <w:tcPr>
-            <w:tcW w:type="dxa" w:w="4332"/>
+            <w:tcW w:type="dxa" w:w="5705"/>
             <w:tcBorders>
               <w:top w:val="single" w:color="A6B8D0" w:sz="4"/>
               <w:left w:val="single" w:color="A6B8D0" w:sz="4"/>
@@ -11848,7 +11734,7 @@
         </w:trPr>
         <w:tc>
           <w:tcPr>
-            <w:tcW w:type="dxa" w:w="1239"/>
+            <w:tcW w:type="dxa" w:w="3933"/>
             <w:tcBorders>
               <w:top w:val="single" w:color="A6B8D0" w:sz="4"/>
               <w:left w:val="single" w:color="A6B8D0" w:sz="4"/>
@@ -11882,41 +11768,7 @@
         </w:tc>
         <w:tc>
           <w:tcPr>
-            <w:tcW w:type="dxa" w:w="4067"/>
-            <w:tcBorders>
-              <w:top w:val="single" w:color="A6B8D0" w:sz="4"/>
-              <w:left w:val="single" w:color="A6B8D0" w:sz="4"/>
-              <w:bottom w:val="single" w:color="A6B8D0" w:sz="4"/>
-              <w:right w:val="single" w:color="A6B8D0" w:sz="4"/>
-            </w:tcBorders>
-            <w:tcMar>
-              <w:top w:type="dxa" w:w="50"/>
-              <w:left w:type="dxa" w:w="90"/>
-              <w:bottom w:type="dxa" w:w="50"/>
-              <w:right w:type="dxa" w:w="90"/>
-            </w:tcMar>
-          </w:tcPr>
-          <w:p>
-            <w:pPr>
-              <w:keepNext/>
-              <w:keepLines/>
-              <w:spacing w:after="0" w:before="0" w:line="280"/>
-            </w:pPr>
-            <w:r>
-              <w:rPr>
-                <w:rFonts w:ascii="Yu Gothic" w:eastAsia="Yu Gothic" w:hAnsi="Yu Gothic"/>
-                <w:b w:val="false"/>
-                <w:bCs w:val="false"/>
-                <w:sz w:val="18"/>
-                <w:szCs w:val="18"/>
-              </w:rPr>
-              <w:t xml:space="preserve">誤登録を取り下げられる</w:t>
-            </w:r>
-          </w:p>
-        </w:tc>
-        <w:tc>
-          <w:tcPr>
-            <w:tcW w:type="dxa" w:w="4332"/>
+            <w:tcW w:type="dxa" w:w="5705"/>
             <w:tcBorders>
               <w:top w:val="single" w:color="A6B8D0" w:sz="4"/>
               <w:left w:val="single" w:color="A6B8D0" w:sz="4"/>
@@ -11956,7 +11808,7 @@
         </w:trPr>
         <w:tc>
           <w:tcPr>
-            <w:tcW w:type="dxa" w:w="1239"/>
+            <w:tcW w:type="dxa" w:w="3933"/>
             <w:tcBorders>
               <w:top w:val="single" w:color="A6B8D0" w:sz="4"/>
               <w:left w:val="single" w:color="A6B8D0" w:sz="4"/>
@@ -11990,41 +11842,7 @@
         </w:tc>
         <w:tc>
           <w:tcPr>
-            <w:tcW w:type="dxa" w:w="4067"/>
-            <w:tcBorders>
-              <w:top w:val="single" w:color="A6B8D0" w:sz="4"/>
-              <w:left w:val="single" w:color="A6B8D0" w:sz="4"/>
-              <w:bottom w:val="single" w:color="A6B8D0" w:sz="4"/>
-              <w:right w:val="single" w:color="A6B8D0" w:sz="4"/>
-            </w:tcBorders>
-            <w:tcMar>
-              <w:top w:type="dxa" w:w="50"/>
-              <w:left w:type="dxa" w:w="90"/>
-              <w:bottom w:type="dxa" w:w="50"/>
-              <w:right w:type="dxa" w:w="90"/>
-            </w:tcMar>
-          </w:tcPr>
-          <w:p>
-            <w:pPr>
-              <w:keepNext/>
-              <w:keepLines/>
-              <w:spacing w:after="0" w:before="0" w:line="280"/>
-            </w:pPr>
-            <w:r>
-              <w:rPr>
-                <w:rFonts w:ascii="Yu Gothic" w:eastAsia="Yu Gothic" w:hAnsi="Yu Gothic"/>
-                <w:b w:val="false"/>
-                <w:bCs w:val="false"/>
-                <w:sz w:val="18"/>
-                <w:szCs w:val="18"/>
-              </w:rPr>
-              <w:t xml:space="preserve">自分の作品でない転載を登録した場合の扱いが決まっている</w:t>
-            </w:r>
-          </w:p>
-        </w:tc>
-        <w:tc>
-          <w:tcPr>
-            <w:tcW w:type="dxa" w:w="4332"/>
+            <w:tcW w:type="dxa" w:w="5705"/>
             <w:tcBorders>
               <w:top w:val="single" w:color="A6B8D0" w:sz="4"/>
               <w:left w:val="single" w:color="A6B8D0" w:sz="4"/>
@@ -12064,7 +11882,7 @@
         </w:trPr>
         <w:tc>
           <w:tcPr>
-            <w:tcW w:type="dxa" w:w="1239"/>
+            <w:tcW w:type="dxa" w:w="3933"/>
             <w:tcBorders>
               <w:top w:val="single" w:color="A6B8D0" w:sz="4"/>
               <w:left w:val="single" w:color="A6B8D0" w:sz="4"/>
@@ -12098,41 +11916,7 @@
         </w:tc>
         <w:tc>
           <w:tcPr>
-            <w:tcW w:type="dxa" w:w="4067"/>
-            <w:tcBorders>
-              <w:top w:val="single" w:color="A6B8D0" w:sz="4"/>
-              <w:left w:val="single" w:color="A6B8D0" w:sz="4"/>
-              <w:bottom w:val="single" w:color="A6B8D0" w:sz="4"/>
-              <w:right w:val="single" w:color="A6B8D0" w:sz="4"/>
-            </w:tcBorders>
-            <w:tcMar>
-              <w:top w:type="dxa" w:w="50"/>
-              <w:left w:type="dxa" w:w="90"/>
-              <w:bottom w:type="dxa" w:w="50"/>
-              <w:right w:type="dxa" w:w="90"/>
-            </w:tcMar>
-          </w:tcPr>
-          <w:p>
-            <w:pPr>
-              <w:keepNext w:val="false"/>
-              <w:keepLines/>
-              <w:spacing w:after="0" w:before="0" w:line="280"/>
-            </w:pPr>
-            <w:r>
-              <w:rPr>
-                <w:rFonts w:ascii="Yu Gothic" w:eastAsia="Yu Gothic" w:hAnsi="Yu Gothic"/>
-                <w:b w:val="false"/>
-                <w:bCs w:val="false"/>
-                <w:sz w:val="18"/>
-                <w:szCs w:val="18"/>
-              </w:rPr>
-              <w:t xml:space="preserve">登録した転載を一覧にまとめ、とり得る手段の選択肢を示せる（利用者の間の共有はしない）</w:t>
-            </w:r>
-          </w:p>
-        </w:tc>
-        <w:tc>
-          <w:tcPr>
-            <w:tcW w:type="dxa" w:w="4332"/>
+            <w:tcW w:type="dxa" w:w="5705"/>
             <w:tcBorders>
               <w:top w:val="single" w:color="A6B8D0" w:sz="4"/>
               <w:left w:val="single" w:color="A6B8D0" w:sz="4"/>
@@ -12180,114 +11964,6 @@
           <w:rFonts w:ascii="Yu Gothic" w:eastAsia="Yu Gothic" w:hAnsi="Yu Gothic"/>
         </w:rPr>
         <w:t xml:space="preserve">10. 本章で宣言する破れ</w:t>
-      </w:r>
-    </w:p>
-    <w:p>
-      <w:pPr>
-        <w:pStyle w:val="ListParagraph"/>
-        <w:keepNext/>
-        <w:keepLines/>
-        <w:numPr>
-          <w:ilvl w:val="0"/>
-          <w:numId w:val="2"/>
-        </w:numPr>
-        <w:spacing w:after="20" w:before="20" w:line="300"/>
-      </w:pPr>
-      <w:r>
-        <w:rPr>
-          <w:rFonts w:ascii="Yu Gothic" w:eastAsia="Yu Gothic" w:hAnsi="Yu Gothic"/>
-        </w:rPr>
-        <w:t xml:space="preserve">証拠は利用者の端末にのみあり、書き出しをしていない利用者が端末を失うと証拠を失う（第8章「リポジトリとデータ管理」）。</w:t>
-      </w:r>
-    </w:p>
-    <w:p>
-      <w:pPr>
-        <w:pStyle w:val="ListParagraph"/>
-        <w:keepNext/>
-        <w:keepLines/>
-        <w:numPr>
-          <w:ilvl w:val="0"/>
-          <w:numId w:val="2"/>
-        </w:numPr>
-        <w:spacing w:after="20" w:before="20" w:line="300"/>
-      </w:pPr>
-      <w:r>
-        <w:rPr>
-          <w:rFonts w:ascii="Yu Gothic" w:eastAsia="Yu Gothic" w:hAnsi="Yu Gothic"/>
-        </w:rPr>
-        <w:t xml:space="preserve">ログインが要るページは、利用者の画面の画像にしか頼れない。画面の画像は加工し得るため、証拠としての力は取得の記録より弱い。</w:t>
-      </w:r>
-    </w:p>
-    <w:p>
-      <w:pPr>
-        <w:pStyle w:val="ListParagraph"/>
-        <w:keepNext/>
-        <w:keepLines/>
-        <w:numPr>
-          <w:ilvl w:val="0"/>
-          <w:numId w:val="2"/>
-        </w:numPr>
-        <w:spacing w:after="20" w:before="20" w:line="300"/>
-      </w:pPr>
-      <w:r>
-        <w:rPr>
-          <w:rFonts w:ascii="Yu Gothic" w:eastAsia="Yu Gothic" w:hAnsi="Yu Gothic"/>
-        </w:rPr>
-        <w:t xml:space="preserve">CDN の裏側のサーバーは特定できないことがある。調べても所在が分からない転載には対処しない（D-9-7「サーバーの所在は調査により判明するものとし、判明しない場合は断念する」）。</w:t>
-      </w:r>
-    </w:p>
-    <w:p>
-      <w:pPr>
-        <w:pStyle w:val="ListParagraph"/>
-        <w:keepNext/>
-        <w:keepLines/>
-        <w:numPr>
-          <w:ilvl w:val="0"/>
-          <w:numId w:val="2"/>
-        </w:numPr>
-        <w:spacing w:after="20" w:before="20" w:line="300"/>
-      </w:pPr>
-      <w:r>
-        <w:rPr>
-          <w:rFonts w:ascii="Yu Gothic" w:eastAsia="Yu Gothic" w:hAnsi="Yu Gothic"/>
-        </w:rPr>
-        <w:t xml:space="preserve">転載ページの画面の記録に写り込む第三者の著作物の扱いは、中国では明文の例外を確認できず、専門家の確認を要する（法務 L-21「証拠のための複製（日・中・米）」）。</w:t>
-      </w:r>
-    </w:p>
-    <w:p>
-      <w:pPr>
-        <w:pStyle w:val="ListParagraph"/>
-        <w:keepNext/>
-        <w:keepLines/>
-        <w:numPr>
-          <w:ilvl w:val="0"/>
-          <w:numId w:val="2"/>
-        </w:numPr>
-        <w:spacing w:after="20" w:before="20" w:line="300"/>
-      </w:pPr>
-      <w:r>
-        <w:rPr>
-          <w:rFonts w:ascii="Yu Gothic" w:eastAsia="Yu Gothic" w:hAnsi="Yu Gothic"/>
-        </w:rPr>
-        <w:t xml:space="preserve">状況確認は利用者の操作のみのため、利用者が確かめない間の変化（削除・再掲載）は記録されない。</w:t>
-      </w:r>
-    </w:p>
-    <w:p>
-      <w:pPr>
-        <w:pStyle w:val="ListParagraph"/>
-        <w:keepNext/>
-        <w:keepLines/>
-        <w:numPr>
-          <w:ilvl w:val="0"/>
-          <w:numId w:val="2"/>
-        </w:numPr>
-        <w:spacing w:after="20" w:before="20" w:line="300"/>
-      </w:pPr>
-      <w:r>
-        <w:rPr>
-          <w:rFonts w:ascii="Yu Gothic" w:eastAsia="Yu Gothic" w:hAnsi="Yu Gothic"/>
-        </w:rPr>
-        <w:t xml:space="preserve">照合の結果は確率にとどまる。再圧縮・切り抜きの後は一致度でしか示せない（第13章 H-2「照合の結果は確率にとどまる」）。</w:t>
       </w:r>
     </w:p>
     <w:p>
@@ -12305,7 +11981,7 @@
         <w:rPr>
           <w:rFonts w:ascii="Yu Gothic" w:eastAsia="Yu Gothic" w:hAnsi="Yu Gothic"/>
         </w:rPr>
-        <w:t xml:space="preserve">転載サイトの情報を利用者の間で共有しないため、他の権利者が同じ転載サイトに気付きにくい（第13章 H-24「転載サイトの情報を利用者の間で共有しない」）。</w:t>
+        <w:t xml:space="preserve">本章の破れは第13章 4.1「仕組みの破れ」の表（章の欄が本章のもの。なぜ塞げないか・善処した範囲・残る危険・負う者つき）による（本章には写さない）。</w:t>
       </w:r>
     </w:p>
     <w:p>
